--- a/fall-2026/ctec121/CTEC_121_Syllabus_Fall_2026.docx
+++ b/fall-2026/ctec121/CTEC_121_Syllabus_Fall_2026.docx
@@ -155,61 +155,6 @@
     </w:p>
     <w:p>
       <w:pPr>
-        <w:pStyle w:val="CaptionedFigure"/>
-      </w:pPr>
-      <w:r>
-        <w:drawing>
-          <wp:inline>
-            <wp:extent cx="914400" cy="914400"/>
-            <wp:effectExtent b="0" l="0" r="0" t="0"/>
-            <wp:docPr descr="QR code linking to this syllabus at bit.ly/ctec121fall26" title="" id="22" name="Picture"/>
-            <a:graphic>
-              <a:graphicData uri="http://schemas.openxmlformats.org/drawingml/2006/picture">
-                <pic:pic>
-                  <pic:nvPicPr>
-                    <pic:cNvPr descr="qr.png" id="23" name="Picture"/>
-                    <pic:cNvPicPr>
-                      <a:picLocks noChangeArrowheads="1" noChangeAspect="1"/>
-                    </pic:cNvPicPr>
-                  </pic:nvPicPr>
-                  <pic:blipFill>
-                    <a:blip r:embed="rId21"/>
-                    <a:stretch>
-                      <a:fillRect/>
-                    </a:stretch>
-                  </pic:blipFill>
-                  <pic:spPr bwMode="auto">
-                    <a:xfrm>
-                      <a:off x="0" y="0"/>
-                      <a:ext cx="914400" cy="914400"/>
-                    </a:xfrm>
-                    <a:prstGeom prst="rect">
-                      <a:avLst/>
-                    </a:prstGeom>
-                    <a:noFill/>
-                    <a:ln w="9525">
-                      <a:noFill/>
-                      <a:headEnd/>
-                      <a:tailEnd/>
-                    </a:ln>
-                  </pic:spPr>
-                </pic:pic>
-              </a:graphicData>
-            </a:graphic>
-          </wp:inline>
-        </w:drawing>
-      </w:r>
-    </w:p>
-    <w:p>
-      <w:pPr>
-        <w:pStyle w:val="ImageCaption"/>
-      </w:pPr>
-      <w:r>
-        <w:t xml:space="preserve">QR code linking to this syllabus at bit.ly/ctec121fall26</w:t>
-      </w:r>
-    </w:p>
-    <w:p>
-      <w:pPr>
         <w:pStyle w:val="BodyText"/>
       </w:pPr>
       <w:r>
@@ -217,12 +162,12 @@
           <w:bCs/>
           <w:b/>
         </w:rPr>
-        <w:t xml:space="preserve">Scan to open this syllabus:</w:t>
-      </w:r>
-      <w:r>
-        <w:t xml:space="preserve"> </w:t>
-      </w:r>
-      <w:hyperlink r:id="rId24">
+        <w:t xml:space="preserve">This syllabus online:</w:t>
+      </w:r>
+      <w:r>
+        <w:t xml:space="preserve"> </w:t>
+      </w:r>
+      <w:hyperlink r:id="rId21">
         <w:r>
           <w:rPr>
             <w:rStyle w:val="Hyperlink"/>
@@ -238,7 +183,7 @@
         </w:pict>
       </w:r>
     </w:p>
-    <w:bookmarkStart w:id="28" w:name="start-here"/>
+    <w:bookmarkStart w:id="25" w:name="start-here"/>
     <w:p>
       <w:pPr>
         <w:pStyle w:val="Heading1"/>
@@ -544,7 +489,7 @@
             <w:r>
               <w:t xml:space="preserve">The CS50 Duck (</w:t>
             </w:r>
-            <w:hyperlink r:id="rId25">
+            <w:hyperlink r:id="rId22">
               <w:r>
                 <w:rPr>
                   <w:rStyle w:val="Hyperlink"/>
@@ -558,7 +503,7 @@
             <w:r>
               <w:t xml:space="preserve"> </w:t>
             </w:r>
-            <w:hyperlink r:id="rId26">
+            <w:hyperlink r:id="rId23">
               <w:r>
                 <w:rPr>
                   <w:rStyle w:val="Hyperlink"/>
@@ -774,7 +719,7 @@
       <w:r>
         <w:t xml:space="preserve"> </w:t>
       </w:r>
-      <w:hyperlink r:id="rId27">
+      <w:hyperlink r:id="rId24">
         <w:r>
           <w:rPr>
             <w:rStyle w:val="Hyperlink"/>
@@ -864,7 +809,7 @@
         </w:rPr>
         <w:t xml:space="preserve"> </w:t>
       </w:r>
-      <w:hyperlink r:id="rId26">
+      <w:hyperlink r:id="rId23">
         <w:r>
           <w:rPr>
             <w:rStyle w:val="Hyperlink"/>
@@ -921,8 +866,8 @@
         </w:pict>
       </w:r>
     </w:p>
-    <w:bookmarkEnd w:id="28"/>
-    <w:bookmarkStart w:id="30" w:name="the-course-at-a-glance"/>
+    <w:bookmarkEnd w:id="25"/>
+    <w:bookmarkStart w:id="27" w:name="the-course-at-a-glance"/>
     <w:p>
       <w:pPr>
         <w:pStyle w:val="Heading1"/>
@@ -1205,7 +1150,7 @@
               <w:pStyle w:val="Compact"/>
               <w:jc w:val="left"/>
             </w:pPr>
-            <w:hyperlink r:id="rId27">
+            <w:hyperlink r:id="rId24">
               <w:r>
                 <w:rPr>
                   <w:rStyle w:val="Hyperlink"/>
@@ -1351,7 +1296,7 @@
       <w:r>
         <w:t xml:space="preserve"> </w:t>
       </w:r>
-      <w:hyperlink r:id="rId29">
+      <w:hyperlink r:id="rId26">
         <w:r>
           <w:rPr>
             <w:rStyle w:val="Hyperlink"/>
@@ -1394,8 +1339,8 @@
         </w:pict>
       </w:r>
     </w:p>
-    <w:bookmarkEnd w:id="30"/>
-    <w:bookmarkStart w:id="32" w:name="meet-your-instructor"/>
+    <w:bookmarkEnd w:id="27"/>
+    <w:bookmarkStart w:id="29" w:name="meet-your-instructor"/>
     <w:p>
       <w:pPr>
         <w:pStyle w:val="Heading1"/>
@@ -1675,7 +1620,7 @@
         <w:t xml:space="preserve">Something went astray. You are not bothering me.</w:t>
       </w:r>
     </w:p>
-    <w:bookmarkStart w:id="31" w:name="what-i-believe-about-teaching"/>
+    <w:bookmarkStart w:id="28" w:name="what-i-believe-about-teaching"/>
     <w:p>
       <w:pPr>
         <w:pStyle w:val="Heading2"/>
@@ -1821,9 +1766,9 @@
         </w:pict>
       </w:r>
     </w:p>
-    <w:bookmarkEnd w:id="31"/>
-    <w:bookmarkEnd w:id="32"/>
-    <w:bookmarkStart w:id="38" w:name="what-this-class-is-like"/>
+    <w:bookmarkEnd w:id="28"/>
+    <w:bookmarkEnd w:id="29"/>
+    <w:bookmarkStart w:id="35" w:name="what-this-class-is-like"/>
     <w:p>
       <w:pPr>
         <w:pStyle w:val="Heading1"/>
@@ -1832,7 +1777,7 @@
         <w:t xml:space="preserve">What this class is like</w:t>
       </w:r>
     </w:p>
-    <w:bookmarkStart w:id="33" w:name="why-python"/>
+    <w:bookmarkStart w:id="30" w:name="why-python"/>
     <w:p>
       <w:pPr>
         <w:pStyle w:val="Heading2"/>
@@ -1899,8 +1844,8 @@
         <w:t xml:space="preserve">on your screen can be intimidating at first. That fades faster than you’d think. Coding is really just solving problems in small, careful steps, and that’s a skill you already have.</w:t>
       </w:r>
     </w:p>
-    <w:bookmarkEnd w:id="33"/>
-    <w:bookmarkStart w:id="34" w:name="how-we-spend-our-time"/>
+    <w:bookmarkEnd w:id="30"/>
+    <w:bookmarkStart w:id="31" w:name="how-we-spend-our-time"/>
     <w:p>
       <w:pPr>
         <w:pStyle w:val="Heading2"/>
@@ -1943,8 +1888,8 @@
         <w:t xml:space="preserve">Message me on Slack, and I’ll unlock material early. This is especially worth doing if you’re also working through CS50P and wanting to earn the CS50 certificate.</w:t>
       </w:r>
     </w:p>
-    <w:bookmarkEnd w:id="34"/>
-    <w:bookmarkStart w:id="35" w:name="attendance"/>
+    <w:bookmarkEnd w:id="31"/>
+    <w:bookmarkStart w:id="32" w:name="attendance"/>
     <w:p>
       <w:pPr>
         <w:pStyle w:val="Heading2"/>
@@ -2026,8 +1971,8 @@
         <w:t xml:space="preserve">Absences for reasons of faith or conscience are accommodated. See Student rights.</w:t>
       </w:r>
     </w:p>
-    <w:bookmarkEnd w:id="35"/>
-    <w:bookmarkStart w:id="37" w:name="if-you-need-an-accommodation"/>
+    <w:bookmarkEnd w:id="32"/>
+    <w:bookmarkStart w:id="34" w:name="if-you-need-an-accommodation"/>
     <w:p>
       <w:pPr>
         <w:pStyle w:val="Heading2"/>
@@ -2046,7 +1991,7 @@
       <w:r>
         <w:t xml:space="preserve"> </w:t>
       </w:r>
-      <w:hyperlink r:id="rId36">
+      <w:hyperlink r:id="rId33">
         <w:r>
           <w:rPr>
             <w:rStyle w:val="Hyperlink"/>
@@ -2068,9 +2013,9 @@
         </w:pict>
       </w:r>
     </w:p>
-    <w:bookmarkEnd w:id="37"/>
-    <w:bookmarkEnd w:id="38"/>
-    <w:bookmarkStart w:id="42" w:name="what-youll-need"/>
+    <w:bookmarkEnd w:id="34"/>
+    <w:bookmarkEnd w:id="35"/>
+    <w:bookmarkStart w:id="39" w:name="what-youll-need"/>
     <w:p>
       <w:pPr>
         <w:pStyle w:val="Heading1"/>
@@ -2175,7 +2120,7 @@
               <w:pStyle w:val="Compact"/>
               <w:jc w:val="left"/>
             </w:pPr>
-            <w:hyperlink r:id="rId26">
+            <w:hyperlink r:id="rId23">
               <w:r>
                 <w:rPr>
                   <w:rStyle w:val="Hyperlink"/>
@@ -2374,7 +2319,7 @@
               <w:pStyle w:val="Compact"/>
               <w:jc w:val="left"/>
             </w:pPr>
-            <w:hyperlink r:id="rId25">
+            <w:hyperlink r:id="rId22">
               <w:r>
                 <w:rPr>
                   <w:rStyle w:val="Hyperlink"/>
@@ -2399,7 +2344,7 @@
       <w:r>
         <w:t xml:space="preserve">You’ll also need to be comfortable using Canvas (</w:t>
       </w:r>
-      <w:hyperlink r:id="rId39">
+      <w:hyperlink r:id="rId36">
         <w:r>
           <w:rPr>
             <w:rStyle w:val="Hyperlink"/>
@@ -2497,7 +2442,7 @@
       <w:r>
         <w:t xml:space="preserve"> </w:t>
       </w:r>
-      <w:hyperlink r:id="rId40">
+      <w:hyperlink r:id="rId37">
         <w:r>
           <w:rPr>
             <w:rStyle w:val="Hyperlink"/>
@@ -2511,7 +2456,7 @@
       <w:r>
         <w:t xml:space="preserve"> </w:t>
       </w:r>
-      <w:hyperlink r:id="rId41">
+      <w:hyperlink r:id="rId38">
         <w:r>
           <w:rPr>
             <w:rStyle w:val="Hyperlink"/>
@@ -2533,8 +2478,8 @@
         </w:pict>
       </w:r>
     </w:p>
-    <w:bookmarkEnd w:id="42"/>
-    <w:bookmarkStart w:id="49" w:name="how-youll-be-graded"/>
+    <w:bookmarkEnd w:id="39"/>
+    <w:bookmarkStart w:id="46" w:name="how-youll-be-graded"/>
     <w:p>
       <w:pPr>
         <w:pStyle w:val="Heading1"/>
@@ -2543,7 +2488,7 @@
         <w:t xml:space="preserve">How you’ll be graded</w:t>
       </w:r>
     </w:p>
-    <w:bookmarkStart w:id="43" w:name="where-your-grade-comes-from"/>
+    <w:bookmarkStart w:id="40" w:name="where-your-grade-comes-from"/>
     <w:p>
       <w:pPr>
         <w:pStyle w:val="Heading2"/>
@@ -2947,8 +2892,8 @@
         <w:t xml:space="preserve">.</w:t>
       </w:r>
     </w:p>
-    <w:bookmarkEnd w:id="43"/>
-    <w:bookmarkStart w:id="44" w:name="the-details"/>
+    <w:bookmarkEnd w:id="40"/>
+    <w:bookmarkStart w:id="41" w:name="the-details"/>
     <w:p>
       <w:pPr>
         <w:pStyle w:val="Heading2"/>
@@ -3376,8 +3321,8 @@
         <w:t xml:space="preserve">Rubrics for every assessment live in the relevant Canvas module.</w:t>
       </w:r>
     </w:p>
-    <w:bookmarkEnd w:id="44"/>
-    <w:bookmarkStart w:id="45" w:name="how-participation-works"/>
+    <w:bookmarkEnd w:id="41"/>
+    <w:bookmarkStart w:id="42" w:name="how-participation-works"/>
     <w:p>
       <w:pPr>
         <w:pStyle w:val="Heading2"/>
@@ -3591,8 +3536,8 @@
         <w:t xml:space="preserve">— including as part of a DAC accommodation — tell me in the first two weeks. There’s a written alternative for every in-class component. Setting it up is routine and completely unremarkable.</w:t>
       </w:r>
     </w:p>
-    <w:bookmarkEnd w:id="45"/>
-    <w:bookmarkStart w:id="46" w:name="grading-scale"/>
+    <w:bookmarkEnd w:id="42"/>
+    <w:bookmarkStart w:id="43" w:name="grading-scale"/>
     <w:p>
       <w:pPr>
         <w:pStyle w:val="Heading2"/>
@@ -4018,8 +3963,8 @@
         <w:t xml:space="preserve">is possible only if you’ve completed most of the course in good standing and something unexpected stops you from finishing. It takes a written agreement between us with a deadline, and it isn’t a substitute for withdrawing.</w:t>
       </w:r>
     </w:p>
-    <w:bookmarkEnd w:id="46"/>
-    <w:bookmarkStart w:id="47" w:name="late-work"/>
+    <w:bookmarkEnd w:id="43"/>
+    <w:bookmarkStart w:id="44" w:name="late-work"/>
     <w:p>
       <w:pPr>
         <w:pStyle w:val="Heading2"/>
@@ -4176,8 +4121,8 @@
         <w:t xml:space="preserve">Work that lands weeks or months late has lost most of its value, because it no longer connects to anything the class is doing. That’s the reason for the window, and it’s why talking to me early works so much better than going quiet.</w:t>
       </w:r>
     </w:p>
-    <w:bookmarkEnd w:id="47"/>
-    <w:bookmarkStart w:id="48" w:name="feedback"/>
+    <w:bookmarkEnd w:id="44"/>
+    <w:bookmarkStart w:id="45" w:name="feedback"/>
     <w:p>
       <w:pPr>
         <w:pStyle w:val="Heading2"/>
@@ -4201,9 +4146,9 @@
         </w:pict>
       </w:r>
     </w:p>
-    <w:bookmarkEnd w:id="48"/>
-    <w:bookmarkEnd w:id="49"/>
-    <w:bookmarkStart w:id="50" w:name="weekly-schedule"/>
+    <w:bookmarkEnd w:id="45"/>
+    <w:bookmarkEnd w:id="46"/>
+    <w:bookmarkStart w:id="47" w:name="weekly-schedule"/>
     <w:p>
       <w:pPr>
         <w:pStyle w:val="Heading1"/>
@@ -4984,8 +4929,8 @@
         </w:pict>
       </w:r>
     </w:p>
-    <w:bookmarkEnd w:id="50"/>
-    <w:bookmarkStart w:id="60" w:name="course-agreements"/>
+    <w:bookmarkEnd w:id="47"/>
+    <w:bookmarkStart w:id="57" w:name="course-agreements"/>
     <w:p>
       <w:pPr>
         <w:pStyle w:val="Heading1"/>
@@ -4994,7 +4939,7 @@
         <w:t xml:space="preserve">Course agreements</w:t>
       </w:r>
     </w:p>
-    <w:bookmarkStart w:id="51" w:name="communication"/>
+    <w:bookmarkStart w:id="48" w:name="communication"/>
     <w:p>
       <w:pPr>
         <w:pStyle w:val="Heading2"/>
@@ -5029,8 +4974,8 @@
         <w:t xml:space="preserve">On netiquette: there are real people on the other side of every message. Use the same courtesy online that you’d use face-to-face.</w:t>
       </w:r>
     </w:p>
-    <w:bookmarkEnd w:id="51"/>
-    <w:bookmarkStart w:id="52" w:name="ai-guidelines"/>
+    <w:bookmarkEnd w:id="48"/>
+    <w:bookmarkStart w:id="49" w:name="ai-guidelines"/>
     <w:p>
       <w:pPr>
         <w:pStyle w:val="Heading2"/>
@@ -5132,7 +5077,7 @@
             <w:r>
               <w:t xml:space="preserve">(</w:t>
             </w:r>
-            <w:hyperlink r:id="rId25">
+            <w:hyperlink r:id="rId22">
               <w:r>
                 <w:rPr>
                   <w:rStyle w:val="Hyperlink"/>
@@ -5200,7 +5145,7 @@
               <w:pStyle w:val="Compact"/>
               <w:jc w:val="left"/>
             </w:pPr>
-            <w:hyperlink r:id="rId26">
+            <w:hyperlink r:id="rId23">
               <w:r>
                 <w:rPr>
                   <w:rStyle w:val="Hyperlink"/>
@@ -5283,8 +5228,8 @@
         <w:t xml:space="preserve">Asking has never once counted against a student.</w:t>
       </w:r>
     </w:p>
-    <w:bookmarkEnd w:id="52"/>
-    <w:bookmarkStart w:id="54" w:name="academic-honesty"/>
+    <w:bookmarkEnd w:id="49"/>
+    <w:bookmarkStart w:id="51" w:name="academic-honesty"/>
     <w:p>
       <w:pPr>
         <w:pStyle w:val="Heading2"/>
@@ -5687,7 +5632,7 @@
       <w:r>
         <w:t xml:space="preserve"> </w:t>
       </w:r>
-      <w:hyperlink r:id="rId53">
+      <w:hyperlink r:id="rId50">
         <w:r>
           <w:rPr>
             <w:rStyle w:val="Hyperlink"/>
@@ -5738,8 +5683,8 @@
         <w:t xml:space="preserve">Asking in good faith never counts against you.</w:t>
       </w:r>
     </w:p>
-    <w:bookmarkEnd w:id="54"/>
-    <w:bookmarkStart w:id="55" w:name="classroom-norms"/>
+    <w:bookmarkEnd w:id="51"/>
+    <w:bookmarkStart w:id="52" w:name="classroom-norms"/>
     <w:p>
       <w:pPr>
         <w:pStyle w:val="Heading2"/>
@@ -5808,8 +5753,8 @@
         <w:t xml:space="preserve">Tell me as early as you can about anything that affects your ability to take part fully.</w:t>
       </w:r>
     </w:p>
-    <w:bookmarkEnd w:id="55"/>
-    <w:bookmarkStart w:id="56" w:name="recording-class-sessions"/>
+    <w:bookmarkEnd w:id="52"/>
+    <w:bookmarkStart w:id="53" w:name="recording-class-sessions"/>
     <w:p>
       <w:pPr>
         <w:pStyle w:val="Heading2"/>
@@ -5836,8 +5781,8 @@
         <w:t xml:space="preserve">— no permission needed. Please don’t post or share recordings, screenshots, or classmates’ work outside this class. People share half-finished code and honest confusion in a programming class, and that only works if the room feels safe. If DAC has approved recording as an accommodation, you never need to explain that to anyone. If I record a session, I’ll say so and post it in Canvas.</w:t>
       </w:r>
     </w:p>
-    <w:bookmarkEnd w:id="56"/>
-    <w:bookmarkStart w:id="57" w:name="changes-to-this-syllabus"/>
+    <w:bookmarkEnd w:id="53"/>
+    <w:bookmarkStart w:id="54" w:name="changes-to-this-syllabus"/>
     <w:p>
       <w:pPr>
         <w:pStyle w:val="Heading2"/>
@@ -5854,8 +5799,8 @@
         <w:t xml:space="preserve">This is a plan, not a contract, and I may adjust it during the quarter. Anything that affects your grade or deadlines is announced on Canvas and Slack, and I’ll post an updated syllabus.</w:t>
       </w:r>
     </w:p>
-    <w:bookmarkEnd w:id="57"/>
-    <w:bookmarkStart w:id="59" w:name="withdrawing-from-the-course"/>
+    <w:bookmarkEnd w:id="54"/>
+    <w:bookmarkStart w:id="56" w:name="withdrawing-from-the-course"/>
     <w:p>
       <w:pPr>
         <w:pStyle w:val="Heading2"/>
@@ -5905,7 +5850,7 @@
       <w:r>
         <w:t xml:space="preserve"> </w:t>
       </w:r>
-      <w:hyperlink r:id="rId58">
+      <w:hyperlink r:id="rId55">
         <w:r>
           <w:rPr>
             <w:rStyle w:val="Hyperlink"/>
@@ -5945,9 +5890,9 @@
         </w:pict>
       </w:r>
     </w:p>
-    <w:bookmarkEnd w:id="59"/>
-    <w:bookmarkEnd w:id="60"/>
-    <w:bookmarkStart w:id="61" w:name="what-youll-be-able-to-do-by-the-end"/>
+    <w:bookmarkEnd w:id="56"/>
+    <w:bookmarkEnd w:id="57"/>
+    <w:bookmarkStart w:id="58" w:name="what-youll-be-able-to-do-by-the-end"/>
     <w:p>
       <w:pPr>
         <w:pStyle w:val="Heading1"/>
@@ -6476,8 +6421,8 @@
         </w:pict>
       </w:r>
     </w:p>
-    <w:bookmarkEnd w:id="61"/>
-    <w:bookmarkStart w:id="81" w:name="college-policies"/>
+    <w:bookmarkEnd w:id="58"/>
+    <w:bookmarkStart w:id="78" w:name="college-policies"/>
     <w:p>
       <w:pPr>
         <w:pStyle w:val="Heading1"/>
@@ -6486,7 +6431,7 @@
         <w:t xml:space="preserve">College policies</w:t>
       </w:r>
     </w:p>
-    <w:bookmarkStart w:id="66" w:name="ada-accommodations"/>
+    <w:bookmarkStart w:id="63" w:name="ada-accommodations"/>
     <w:p>
       <w:pPr>
         <w:pStyle w:val="Heading2"/>
@@ -6521,7 +6466,7 @@
       <w:r>
         <w:t xml:space="preserve"> </w:t>
       </w:r>
-      <w:hyperlink r:id="rId62">
+      <w:hyperlink r:id="rId59">
         <w:r>
           <w:rPr>
             <w:rStyle w:val="Hyperlink"/>
@@ -6598,7 +6543,7 @@
               <w:pStyle w:val="Compact"/>
               <w:jc w:val="left"/>
             </w:pPr>
-            <w:hyperlink r:id="rId63">
+            <w:hyperlink r:id="rId60">
               <w:r>
                 <w:rPr>
                   <w:rStyle w:val="Hyperlink"/>
@@ -6615,7 +6560,7 @@
             <w:r>
               <w:t xml:space="preserve"> </w:t>
             </w:r>
-            <w:hyperlink r:id="rId64">
+            <w:hyperlink r:id="rId61">
               <w:r>
                 <w:rPr>
                   <w:rStyle w:val="Hyperlink"/>
@@ -6683,7 +6628,7 @@
       <w:r>
         <w:t xml:space="preserve"> </w:t>
       </w:r>
-      <w:hyperlink r:id="rId65">
+      <w:hyperlink r:id="rId62">
         <w:r>
           <w:rPr>
             <w:rStyle w:val="Hyperlink"/>
@@ -6719,8 +6664,8 @@
         <w:t xml:space="preserve">Once your accommodations are set, contact me so we can talk about this course specifically. If you have any emergency medical information I should know about, tell me by the end of week one.</w:t>
       </w:r>
     </w:p>
-    <w:bookmarkEnd w:id="66"/>
-    <w:bookmarkStart w:id="68" w:name="non-discrimination"/>
+    <w:bookmarkEnd w:id="63"/>
+    <w:bookmarkStart w:id="65" w:name="non-discrimination"/>
     <w:p>
       <w:pPr>
         <w:pStyle w:val="Heading2"/>
@@ -6747,7 +6692,7 @@
       <w:r>
         <w:t xml:space="preserve"> </w:t>
       </w:r>
-      <w:hyperlink r:id="rId67">
+      <w:hyperlink r:id="rId64">
         <w:r>
           <w:rPr>
             <w:rStyle w:val="Hyperlink"/>
@@ -6759,8 +6704,8 @@
         <w:t xml:space="preserve">.</w:t>
       </w:r>
     </w:p>
-    <w:bookmarkEnd w:id="68"/>
-    <w:bookmarkStart w:id="74" w:name="title-ix-and-sexual-misconduct"/>
+    <w:bookmarkEnd w:id="65"/>
+    <w:bookmarkStart w:id="71" w:name="title-ix-and-sexual-misconduct"/>
     <w:p>
       <w:pPr>
         <w:pStyle w:val="Heading2"/>
@@ -6803,7 +6748,7 @@
         </w:numPr>
         <w:pStyle w:val="Compact"/>
       </w:pPr>
-      <w:hyperlink r:id="rId69">
+      <w:hyperlink r:id="rId66">
         <w:r>
           <w:rPr>
             <w:rStyle w:val="Hyperlink"/>
@@ -6820,7 +6765,7 @@
         </w:numPr>
         <w:pStyle w:val="Compact"/>
       </w:pPr>
-      <w:hyperlink r:id="rId70">
+      <w:hyperlink r:id="rId67">
         <w:r>
           <w:rPr>
             <w:rStyle w:val="Hyperlink"/>
@@ -6837,7 +6782,7 @@
         </w:numPr>
         <w:pStyle w:val="Compact"/>
       </w:pPr>
-      <w:hyperlink r:id="rId71">
+      <w:hyperlink r:id="rId68">
         <w:r>
           <w:rPr>
             <w:rStyle w:val="Hyperlink"/>
@@ -6854,7 +6799,7 @@
         </w:numPr>
         <w:pStyle w:val="Compact"/>
       </w:pPr>
-      <w:hyperlink r:id="rId72">
+      <w:hyperlink r:id="rId69">
         <w:r>
           <w:rPr>
             <w:rStyle w:val="Hyperlink"/>
@@ -6871,7 +6816,7 @@
         </w:numPr>
         <w:pStyle w:val="Compact"/>
       </w:pPr>
-      <w:hyperlink r:id="rId73">
+      <w:hyperlink r:id="rId70">
         <w:r>
           <w:rPr>
             <w:rStyle w:val="Hyperlink"/>
@@ -6880,8 +6825,8 @@
         </w:r>
       </w:hyperlink>
     </w:p>
-    <w:bookmarkEnd w:id="74"/>
-    <w:bookmarkStart w:id="76" w:name="student-rights-and-responsibilities"/>
+    <w:bookmarkEnd w:id="71"/>
+    <w:bookmarkStart w:id="73" w:name="student-rights-and-responsibilities"/>
     <w:p>
       <w:pPr>
         <w:pStyle w:val="Heading2"/>
@@ -6900,7 +6845,7 @@
       <w:r>
         <w:t xml:space="preserve"> </w:t>
       </w:r>
-      <w:hyperlink r:id="rId75">
+      <w:hyperlink r:id="rId72">
         <w:r>
           <w:rPr>
             <w:rStyle w:val="Hyperlink"/>
@@ -6931,8 +6876,8 @@
         <w:t xml:space="preserve">— no explanation needed beyond that.</w:t>
       </w:r>
     </w:p>
-    <w:bookmarkEnd w:id="76"/>
-    <w:bookmarkStart w:id="77" w:name="academic-dishonesty"/>
+    <w:bookmarkEnd w:id="73"/>
+    <w:bookmarkStart w:id="74" w:name="academic-dishonesty"/>
     <w:p>
       <w:pPr>
         <w:pStyle w:val="Heading2"/>
@@ -7029,8 +6974,8 @@
         <w:t xml:space="preserve">a failing grade on the assignment or, in extreme cases, the course. Students may also be referred to the Student Conduct Office, which can require learning activities or, in extreme or repeated cases, dismissal from a program. To challenge a finding, you can file a grade appeal starting with the division chair.</w:t>
       </w:r>
     </w:p>
-    <w:bookmarkEnd w:id="77"/>
-    <w:bookmarkStart w:id="80" w:name="emergencies"/>
+    <w:bookmarkEnd w:id="74"/>
+    <w:bookmarkStart w:id="77" w:name="emergencies"/>
     <w:p>
       <w:pPr>
         <w:pStyle w:val="Heading2"/>
@@ -7109,7 +7054,7 @@
             <w:r>
               <w:t xml:space="preserve"> </w:t>
             </w:r>
-            <w:hyperlink r:id="rId78">
+            <w:hyperlink r:id="rId75">
               <w:r>
                 <w:rPr>
                   <w:rStyle w:val="Hyperlink"/>
@@ -7156,7 +7101,7 @@
             <w:r>
               <w:t xml:space="preserve"> </w:t>
             </w:r>
-            <w:hyperlink r:id="rId79">
+            <w:hyperlink r:id="rId76">
               <w:r>
                 <w:rPr>
                   <w:rStyle w:val="Hyperlink"/>
@@ -7246,9 +7191,9 @@
         </w:pict>
       </w:r>
     </w:p>
-    <w:bookmarkEnd w:id="80"/>
-    <w:bookmarkEnd w:id="81"/>
-    <w:bookmarkStart w:id="113" w:name="where-to-get-help"/>
+    <w:bookmarkEnd w:id="77"/>
+    <w:bookmarkEnd w:id="78"/>
+    <w:bookmarkStart w:id="110" w:name="where-to-get-help"/>
     <w:p>
       <w:pPr>
         <w:pStyle w:val="Heading1"/>
@@ -7275,7 +7220,7 @@
         <w:t xml:space="preserve">Please use these.</w:t>
       </w:r>
     </w:p>
-    <w:bookmarkStart w:id="86" w:name="course-help"/>
+    <w:bookmarkStart w:id="83" w:name="course-help"/>
     <w:p>
       <w:pPr>
         <w:pStyle w:val="Heading2"/>
@@ -7373,7 +7318,7 @@
             <w:r>
               <w:t xml:space="preserve">The CS50 Duck (</w:t>
             </w:r>
-            <w:hyperlink r:id="rId25">
+            <w:hyperlink r:id="rId22">
               <w:r>
                 <w:rPr>
                   <w:rStyle w:val="Hyperlink"/>
@@ -7407,7 +7352,7 @@
               <w:pStyle w:val="Compact"/>
               <w:jc w:val="left"/>
             </w:pPr>
-            <w:hyperlink r:id="rId82">
+            <w:hyperlink r:id="rId79">
               <w:r>
                 <w:rPr>
                   <w:rStyle w:val="Hyperlink"/>
@@ -7424,7 +7369,7 @@
             <w:r>
               <w:t xml:space="preserve"> </w:t>
             </w:r>
-            <w:hyperlink r:id="rId83">
+            <w:hyperlink r:id="rId80">
               <w:r>
                 <w:rPr>
                   <w:rStyle w:val="Hyperlink"/>
@@ -7455,7 +7400,7 @@
               <w:pStyle w:val="Compact"/>
               <w:jc w:val="left"/>
             </w:pPr>
-            <w:hyperlink r:id="rId84">
+            <w:hyperlink r:id="rId81">
               <w:r>
                 <w:rPr>
                   <w:rStyle w:val="Hyperlink"/>
@@ -7472,7 +7417,7 @@
             <w:r>
               <w:t xml:space="preserve"> </w:t>
             </w:r>
-            <w:hyperlink r:id="rId85">
+            <w:hyperlink r:id="rId82">
               <w:r>
                 <w:rPr>
                   <w:rStyle w:val="Hyperlink"/>
@@ -7484,8 +7429,8 @@
         </w:tc>
       </w:tr>
     </w:tbl>
-    <w:bookmarkEnd w:id="86"/>
-    <w:bookmarkStart w:id="95" w:name="tech-help"/>
+    <w:bookmarkEnd w:id="83"/>
+    <w:bookmarkStart w:id="92" w:name="tech-help"/>
     <w:p>
       <w:pPr>
         <w:pStyle w:val="Heading2"/>
@@ -7554,7 +7499,7 @@
               <w:pStyle w:val="Compact"/>
               <w:jc w:val="left"/>
             </w:pPr>
-            <w:hyperlink r:id="rId87">
+            <w:hyperlink r:id="rId84">
               <w:r>
                 <w:rPr>
                   <w:rStyle w:val="Hyperlink"/>
@@ -7571,7 +7516,7 @@
             <w:r>
               <w:t xml:space="preserve"> </w:t>
             </w:r>
-            <w:hyperlink r:id="rId88">
+            <w:hyperlink r:id="rId85">
               <w:r>
                 <w:rPr>
                   <w:rStyle w:val="Hyperlink"/>
@@ -7648,7 +7593,7 @@
             <w:r>
               <w:t xml:space="preserve"> </w:t>
             </w:r>
-            <w:hyperlink r:id="rId89">
+            <w:hyperlink r:id="rId86">
               <w:r>
                 <w:rPr>
                   <w:rStyle w:val="Hyperlink"/>
@@ -7679,7 +7624,7 @@
               <w:pStyle w:val="Compact"/>
               <w:jc w:val="left"/>
             </w:pPr>
-            <w:hyperlink r:id="rId90">
+            <w:hyperlink r:id="rId87">
               <w:r>
                 <w:rPr>
                   <w:rStyle w:val="Hyperlink"/>
@@ -7713,7 +7658,7 @@
               <w:pStyle w:val="Compact"/>
               <w:jc w:val="left"/>
             </w:pPr>
-            <w:hyperlink r:id="rId91">
+            <w:hyperlink r:id="rId88">
               <w:r>
                 <w:rPr>
                   <w:rStyle w:val="Hyperlink"/>
@@ -7744,7 +7689,7 @@
               <w:pStyle w:val="Compact"/>
               <w:jc w:val="left"/>
             </w:pPr>
-            <w:hyperlink r:id="rId92">
+            <w:hyperlink r:id="rId89">
               <w:r>
                 <w:rPr>
                   <w:rStyle w:val="Hyperlink"/>
@@ -7761,7 +7706,7 @@
             <w:r>
               <w:t xml:space="preserve"> </w:t>
             </w:r>
-            <w:hyperlink r:id="rId93">
+            <w:hyperlink r:id="rId90">
               <w:r>
                 <w:rPr>
                   <w:rStyle w:val="Hyperlink"/>
@@ -7778,7 +7723,7 @@
             <w:r>
               <w:t xml:space="preserve"> </w:t>
             </w:r>
-            <w:hyperlink r:id="rId94">
+            <w:hyperlink r:id="rId91">
               <w:r>
                 <w:rPr>
                   <w:rStyle w:val="Hyperlink"/>
@@ -7790,8 +7735,8 @@
         </w:tc>
       </w:tr>
     </w:tbl>
-    <w:bookmarkEnd w:id="95"/>
-    <w:bookmarkStart w:id="112" w:name="life-help"/>
+    <w:bookmarkEnd w:id="92"/>
+    <w:bookmarkStart w:id="109" w:name="life-help"/>
     <w:p>
       <w:pPr>
         <w:pStyle w:val="Heading2"/>
@@ -7860,7 +7805,7 @@
               <w:pStyle w:val="Compact"/>
               <w:jc w:val="left"/>
             </w:pPr>
-            <w:hyperlink r:id="rId96">
+            <w:hyperlink r:id="rId93">
               <w:r>
                 <w:rPr>
                   <w:rStyle w:val="Hyperlink"/>
@@ -7877,7 +7822,7 @@
             <w:r>
               <w:t xml:space="preserve"> </w:t>
             </w:r>
-            <w:hyperlink r:id="rId97">
+            <w:hyperlink r:id="rId94">
               <w:r>
                 <w:rPr>
                   <w:rStyle w:val="Hyperlink"/>
@@ -7894,7 +7839,7 @@
             <w:r>
               <w:t xml:space="preserve"> </w:t>
             </w:r>
-            <w:hyperlink r:id="rId98">
+            <w:hyperlink r:id="rId95">
               <w:r>
                 <w:rPr>
                   <w:rStyle w:val="Hyperlink"/>
@@ -7925,7 +7870,7 @@
               <w:pStyle w:val="Compact"/>
               <w:jc w:val="left"/>
             </w:pPr>
-            <w:hyperlink r:id="rId99">
+            <w:hyperlink r:id="rId96">
               <w:r>
                 <w:rPr>
                   <w:rStyle w:val="Hyperlink"/>
@@ -7939,7 +7884,7 @@
             <w:r>
               <w:t xml:space="preserve">— monthly food boxes; contact Cath Busha, Dean of Student Engagement (</w:t>
             </w:r>
-            <w:hyperlink r:id="rId100">
+            <w:hyperlink r:id="rId97">
               <w:r>
                 <w:rPr>
                   <w:rStyle w:val="Hyperlink"/>
@@ -7973,7 +7918,7 @@
               <w:pStyle w:val="Compact"/>
               <w:jc w:val="left"/>
             </w:pPr>
-            <w:hyperlink r:id="rId73">
+            <w:hyperlink r:id="rId70">
               <w:r>
                 <w:rPr>
                   <w:rStyle w:val="Hyperlink"/>
@@ -8004,7 +7949,7 @@
               <w:pStyle w:val="Compact"/>
               <w:jc w:val="left"/>
             </w:pPr>
-            <w:hyperlink r:id="rId101">
+            <w:hyperlink r:id="rId98">
               <w:r>
                 <w:rPr>
                   <w:rStyle w:val="Hyperlink"/>
@@ -8041,7 +7986,7 @@
               <w:pStyle w:val="Compact"/>
               <w:jc w:val="left"/>
             </w:pPr>
-            <w:hyperlink r:id="rId102">
+            <w:hyperlink r:id="rId99">
               <w:r>
                 <w:rPr>
                   <w:rStyle w:val="Hyperlink"/>
@@ -8058,7 +8003,7 @@
             <w:r>
               <w:t xml:space="preserve"> </w:t>
             </w:r>
-            <w:hyperlink r:id="rId103">
+            <w:hyperlink r:id="rId100">
               <w:r>
                 <w:rPr>
                   <w:rStyle w:val="Hyperlink"/>
@@ -8089,7 +8034,7 @@
               <w:pStyle w:val="Compact"/>
               <w:jc w:val="left"/>
             </w:pPr>
-            <w:hyperlink r:id="rId104">
+            <w:hyperlink r:id="rId101">
               <w:r>
                 <w:rPr>
                   <w:rStyle w:val="Hyperlink"/>
@@ -8106,7 +8051,7 @@
             <w:r>
               <w:t xml:space="preserve"> </w:t>
             </w:r>
-            <w:hyperlink r:id="rId105">
+            <w:hyperlink r:id="rId102">
               <w:r>
                 <w:rPr>
                   <w:rStyle w:val="Hyperlink"/>
@@ -8137,7 +8082,7 @@
               <w:pStyle w:val="Compact"/>
               <w:jc w:val="left"/>
             </w:pPr>
-            <w:hyperlink r:id="rId106">
+            <w:hyperlink r:id="rId103">
               <w:r>
                 <w:rPr>
                   <w:rStyle w:val="Hyperlink"/>
@@ -8174,7 +8119,7 @@
               <w:pStyle w:val="Compact"/>
               <w:jc w:val="left"/>
             </w:pPr>
-            <w:hyperlink r:id="rId107">
+            <w:hyperlink r:id="rId104">
               <w:r>
                 <w:rPr>
                   <w:rStyle w:val="Hyperlink"/>
@@ -8191,7 +8136,7 @@
             <w:r>
               <w:t xml:space="preserve"> </w:t>
             </w:r>
-            <w:hyperlink r:id="rId108">
+            <w:hyperlink r:id="rId105">
               <w:r>
                 <w:rPr>
                   <w:rStyle w:val="Hyperlink"/>
@@ -8237,7 +8182,7 @@
       <w:r>
         <w:t xml:space="preserve"> </w:t>
       </w:r>
-      <w:hyperlink r:id="rId109">
+      <w:hyperlink r:id="rId106">
         <w:r>
           <w:rPr>
             <w:rStyle w:val="Hyperlink"/>
@@ -8251,7 +8196,7 @@
       <w:r>
         <w:t xml:space="preserve"> </w:t>
       </w:r>
-      <w:hyperlink r:id="rId110">
+      <w:hyperlink r:id="rId107">
         <w:r>
           <w:rPr>
             <w:rStyle w:val="Hyperlink"/>
@@ -8268,7 +8213,7 @@
       <w:r>
         <w:t xml:space="preserve"> </w:t>
       </w:r>
-      <w:hyperlink r:id="rId111">
+      <w:hyperlink r:id="rId108">
         <w:r>
           <w:rPr>
             <w:rStyle w:val="Hyperlink"/>
@@ -8287,9 +8232,9 @@
         </w:pict>
       </w:r>
     </w:p>
-    <w:bookmarkEnd w:id="112"/>
-    <w:bookmarkEnd w:id="113"/>
-    <w:bookmarkStart w:id="114" w:name="one-last-thing"/>
+    <w:bookmarkEnd w:id="109"/>
+    <w:bookmarkEnd w:id="110"/>
+    <w:bookmarkStart w:id="111" w:name="one-last-thing"/>
     <w:p>
       <w:pPr>
         <w:pStyle w:val="Heading1"/>
@@ -8326,7 +8271,7 @@
         <w:t xml:space="preserve">— Bruce</w:t>
       </w:r>
     </w:p>
-    <w:bookmarkEnd w:id="114"/>
+    <w:bookmarkEnd w:id="111"/>
     <w:sectPr>
       <w:pgSz w:w="12240" w:h="15840"/>
       <w:pgMar w:top="1440" w:right="1440" w:bottom="1440" w:left="1440" w:header="720" w:footer="720" w:gutter="0"/>

--- a/fall-2026/ctec121/CTEC_121_Syllabus_Fall_2026.docx
+++ b/fall-2026/ctec121/CTEC_121_Syllabus_Fall_2026.docx
@@ -286,90 +286,76 @@
               <w:t xml:space="preserve"> </w:t>
             </w:r>
             <w:r>
-              <w:t xml:space="preserve">— and everything stays open three more days at full credit.</w:t>
-            </w:r>
-          </w:p>
-        </w:tc>
-      </w:tr>
-      <w:tr>
-        <w:tc>
-          <w:tcPr/>
-          <w:p>
-            <w:pPr>
-              <w:pStyle w:val="Compact"/>
-              <w:jc w:val="left"/>
-            </w:pPr>
+              <w:t xml:space="preserve">— and most work stays open three more days, through</w:t>
+            </w:r>
+            <w:r>
+              <w:t xml:space="preserve"> </w:t>
+            </w:r>
             <w:r>
               <w:rPr>
                 <w:bCs/>
                 <w:b/>
               </w:rPr>
-              <w:t xml:space="preserve">Time to budget</w:t>
-            </w:r>
-          </w:p>
-        </w:tc>
-        <w:tc>
-          <w:tcPr/>
-          <w:p>
-            <w:pPr>
-              <w:pStyle w:val="Compact"/>
-              <w:jc w:val="left"/>
-            </w:pPr>
-            <w:r>
-              <w:t xml:space="preserve">About</w:t>
-            </w:r>
-            <w:r>
-              <w:t xml:space="preserve"> </w:t>
-            </w:r>
+              <w:t xml:space="preserve">Wednesday at 11:59 PM</w:t>
+            </w:r>
+            <w:r>
+              <w:t xml:space="preserve">, at full credit. The exceptions are anything taken in class and the final project.</w:t>
+            </w:r>
+          </w:p>
+        </w:tc>
+      </w:tr>
+      <w:tr>
+        <w:tc>
+          <w:tcPr/>
+          <w:p>
+            <w:pPr>
+              <w:pStyle w:val="Compact"/>
+              <w:jc w:val="left"/>
+            </w:pPr>
             <w:r>
               <w:rPr>
                 <w:bCs/>
                 <w:b/>
               </w:rPr>
-              <w:t xml:space="preserve">10 hours a week</w:t>
-            </w:r>
-            <w:r>
-              <w:t xml:space="preserve">, including our two class sessions.</w:t>
-            </w:r>
-          </w:p>
-        </w:tc>
-      </w:tr>
-      <w:tr>
-        <w:tc>
-          <w:tcPr/>
-          <w:p>
-            <w:pPr>
-              <w:pStyle w:val="Compact"/>
-              <w:jc w:val="left"/>
-            </w:pPr>
+              <w:t xml:space="preserve">Time to budget</w:t>
+            </w:r>
+          </w:p>
+        </w:tc>
+        <w:tc>
+          <w:tcPr/>
+          <w:p>
+            <w:pPr>
+              <w:pStyle w:val="Compact"/>
+              <w:jc w:val="left"/>
+            </w:pPr>
+            <w:r>
+              <w:t xml:space="preserve">About</w:t>
+            </w:r>
+            <w:r>
+              <w:t xml:space="preserve"> </w:t>
+            </w:r>
             <w:r>
               <w:rPr>
                 <w:bCs/>
                 <w:b/>
               </w:rPr>
-              <w:t xml:space="preserve">How to reach me</w:t>
-            </w:r>
-          </w:p>
-        </w:tc>
-        <w:tc>
-          <w:tcPr/>
-          <w:p>
-            <w:pPr>
-              <w:pStyle w:val="Compact"/>
-              <w:jc w:val="left"/>
-            </w:pPr>
+              <w:t xml:space="preserve">10 hours a week</w:t>
+            </w:r>
+            <w:r>
+              <w:t xml:space="preserve">. Class is 4 hours 40 minutes of that, so plan on roughly</w:t>
+            </w:r>
+            <w:r>
+              <w:t xml:space="preserve"> </w:t>
+            </w:r>
             <w:r>
               <w:rPr>
                 <w:bCs/>
                 <w:b/>
               </w:rPr>
-              <w:t xml:space="preserve">Slack first.</w:t>
-            </w:r>
-            <w:r>
-              <w:t xml:space="preserve"> </w:t>
-            </w:r>
-            <w:r>
-              <w:t xml:space="preserve">I reply within 24 hours on weekdays.</w:t>
+              <w:t xml:space="preserve">5–6 hours on your own</w:t>
+            </w:r>
+            <w:r>
+              <w:t xml:space="preserve">.</w:t>
             </w:r>
           </w:p>
         </w:tc>
@@ -387,48 +373,59 @@
                 <w:bCs/>
                 <w:b/>
               </w:rPr>
-              <w:t xml:space="preserve">The two big ones</w:t>
-            </w:r>
-          </w:p>
-        </w:tc>
-        <w:tc>
-          <w:tcPr/>
-          <w:p>
-            <w:pPr>
-              <w:pStyle w:val="Compact"/>
-              <w:jc w:val="left"/>
-            </w:pPr>
-            <w:r>
-              <w:t xml:space="preserve">The</w:t>
-            </w:r>
-            <w:r>
-              <w:t xml:space="preserve"> </w:t>
-            </w:r>
+              <w:t xml:space="preserve">How to reach me</w:t>
+            </w:r>
+          </w:p>
+        </w:tc>
+        <w:tc>
+          <w:tcPr/>
+          <w:p>
+            <w:pPr>
+              <w:pStyle w:val="Compact"/>
+              <w:jc w:val="left"/>
+            </w:pPr>
             <w:r>
               <w:rPr>
                 <w:bCs/>
                 <w:b/>
               </w:rPr>
-              <w:t xml:space="preserve">final exam</w:t>
+              <w:t xml:space="preserve">Slack first.</w:t>
             </w:r>
             <w:r>
               <w:t xml:space="preserve"> </w:t>
             </w:r>
             <w:r>
-              <w:t xml:space="preserve">— in class,</w:t>
-            </w:r>
-            <w:r>
-              <w:t xml:space="preserve"> </w:t>
-            </w:r>
+              <w:t xml:space="preserve">I reply within 24 hours on weekdays.</w:t>
+            </w:r>
+          </w:p>
+        </w:tc>
+      </w:tr>
+      <w:tr>
+        <w:tc>
+          <w:tcPr/>
+          <w:p>
+            <w:pPr>
+              <w:pStyle w:val="Compact"/>
+              <w:jc w:val="left"/>
+            </w:pPr>
             <w:r>
               <w:rPr>
                 <w:bCs/>
                 <w:b/>
               </w:rPr>
-              <w:t xml:space="preserve">Monday, November 30</w:t>
-            </w:r>
-            <w:r>
-              <w:t xml:space="preserve">. And the</w:t>
+              <w:t xml:space="preserve">The two big ones</w:t>
+            </w:r>
+          </w:p>
+        </w:tc>
+        <w:tc>
+          <w:tcPr/>
+          <w:p>
+            <w:pPr>
+              <w:pStyle w:val="Compact"/>
+              <w:jc w:val="left"/>
+            </w:pPr>
+            <w:r>
+              <w:t xml:space="preserve">The</w:t>
             </w:r>
             <w:r>
               <w:t xml:space="preserve"> </w:t>
@@ -438,13 +435,13 @@
                 <w:bCs/>
                 <w:b/>
               </w:rPr>
-              <w:t xml:space="preserve">final project</w:t>
+              <w:t xml:space="preserve">final exam</w:t>
             </w:r>
             <w:r>
               <w:t xml:space="preserve"> </w:t>
             </w:r>
             <w:r>
-              <w:t xml:space="preserve">— due</w:t>
+              <w:t xml:space="preserve">— in class,</w:t>
             </w:r>
             <w:r>
               <w:t xml:space="preserve"> </w:t>
@@ -454,10 +451,39 @@
                 <w:bCs/>
                 <w:b/>
               </w:rPr>
+              <w:t xml:space="preserve">Monday, November 30</w:t>
+            </w:r>
+            <w:r>
+              <w:t xml:space="preserve">. And the</w:t>
+            </w:r>
+            <w:r>
+              <w:t xml:space="preserve"> </w:t>
+            </w:r>
+            <w:r>
+              <w:rPr>
+                <w:bCs/>
+                <w:b/>
+              </w:rPr>
+              <w:t xml:space="preserve">final project</w:t>
+            </w:r>
+            <w:r>
+              <w:t xml:space="preserve"> </w:t>
+            </w:r>
+            <w:r>
+              <w:t xml:space="preserve">— due</w:t>
+            </w:r>
+            <w:r>
+              <w:t xml:space="preserve"> </w:t>
+            </w:r>
+            <w:r>
+              <w:rPr>
+                <w:bCs/>
+                <w:b/>
+              </w:rPr>
               <w:t xml:space="preserve">Friday, December 4</w:t>
             </w:r>
             <w:r>
-              <w:t xml:space="preserve">, presented during finals week.</w:t>
+              <w:t xml:space="preserve">, a firm date, presented during finals week.</w:t>
             </w:r>
           </w:p>
         </w:tc>
@@ -498,7 +524,7 @@
               </w:r>
             </w:hyperlink>
             <w:r>
-              <w:t xml:space="preserve">) is always allowed. Copilot, ChatGPT, and the rest are not. You’ll write your code in</w:t>
+              <w:t xml:space="preserve">) is always allowed. No other AI may write, complete, or suggest code you turn in — though using one to explain a concept or an error message is fine, as long as you say so in a comment. You’ll write your code in</w:t>
             </w:r>
             <w:r>
               <w:t xml:space="preserve"> </w:t>
@@ -560,7 +586,7 @@
               <w:t xml:space="preserve"> </w:t>
             </w:r>
             <w:r>
-              <w:t xml:space="preserve">the deadline. We’ll set a new date. This is a real offer, not a trap.</w:t>
+              <w:t xml:space="preserve">the deadline. We’ll set a new date. This is a real offer, not a trap. If an emergency makes reaching me beforehand impossible, tell me as soon as you can.</w:t>
             </w:r>
           </w:p>
         </w:tc>
@@ -1091,7 +1117,7 @@
               <w:jc w:val="left"/>
             </w:pPr>
             <w:r>
-              <w:t xml:space="preserve">5 credits · about 10 hours a week total</w:t>
+              <w:t xml:space="preserve">5 credits · about 10 hours a week total — 4 hours 40 minutes in class, roughly 5–6 hours on your own</w:t>
             </w:r>
           </w:p>
         </w:tc>
@@ -2671,7 +2697,7 @@
               <w:jc w:val="left"/>
             </w:pPr>
             <w:r>
-              <w:t xml:space="preserve">Assigned Week 5, due Friday, December 4, presented during finals week</w:t>
+              <w:t xml:space="preserve">Assigned Week 5, due Friday, December 4 — firm, no three-day window — presented during finals week</w:t>
             </w:r>
           </w:p>
         </w:tc>
@@ -2886,10 +2912,10 @@
           <w:bCs/>
           <w:b/>
         </w:rPr>
-        <w:t xml:space="preserve">three more days at full credit</w:t>
-      </w:r>
-      <w:r>
-        <w:t xml:space="preserve">.</w:t>
+        <w:t xml:space="preserve">three more days — through Wednesday at 11:59 PM — at full credit</w:t>
+      </w:r>
+      <w:r>
+        <w:t xml:space="preserve">. Two things sit outside it: anything taken in class, and the final project.</w:t>
       </w:r>
     </w:p>
     <w:bookmarkEnd w:id="40"/>
@@ -3022,6 +3048,28 @@
     <w:p>
       <w:pPr>
         <w:numPr>
+          <w:ilvl w:val="1"/>
+          <w:numId w:val="1006"/>
+        </w:numPr>
+        <w:pStyle w:val="Compact"/>
+      </w:pPr>
+      <w:r>
+        <w:rPr>
+          <w:bCs/>
+          <w:b/>
+        </w:rPr>
+        <w:t xml:space="preserve">Which session?</w:t>
+      </w:r>
+      <w:r>
+        <w:t xml:space="preserve"> </w:t>
+      </w:r>
+      <w:r>
+        <w:t xml:space="preserve">I’ll tell you which class session a quiz lands in at least one session ahead, in class and on Slack. You will never walk into a surprise quiz. In the weeks with only one session — Weeks 8 and 10 — it’s that session.</w:t>
+      </w:r>
+    </w:p>
+    <w:p>
+      <w:pPr>
+        <w:numPr>
           <w:ilvl w:val="0"/>
           <w:numId w:val="1005"/>
         </w:numPr>
@@ -3123,7 +3171,7 @@
         <w:t xml:space="preserve"> </w:t>
       </w:r>
       <w:r>
-        <w:t xml:space="preserve">that date.</w:t>
+        <w:t xml:space="preserve">that date — or as soon as you can, if an emergency makes that impossible.</w:t>
       </w:r>
     </w:p>
     <w:p>
@@ -3193,6 +3241,28 @@
     <w:p>
       <w:pPr>
         <w:numPr>
+          <w:ilvl w:val="1"/>
+          <w:numId w:val="1008"/>
+        </w:numPr>
+        <w:pStyle w:val="Compact"/>
+      </w:pPr>
+      <w:r>
+        <w:rPr>
+          <w:bCs/>
+          <w:b/>
+        </w:rPr>
+        <w:t xml:space="preserve">December 4 is firm — this is the one deadline with no three-day window.</w:t>
+      </w:r>
+      <w:r>
+        <w:t xml:space="preserve"> </w:t>
+      </w:r>
+      <w:r>
+        <w:t xml:space="preserve">Presentations begin December 7, so I need every project in hand before then. If something is going to stop you, talk to me before December 4, or as soon as you can if an emergency makes that impossible.</w:t>
+      </w:r>
+    </w:p>
+    <w:p>
+      <w:pPr>
+        <w:numPr>
           <w:ilvl w:val="0"/>
           <w:numId w:val="1005"/>
         </w:numPr>
@@ -3229,7 +3299,7 @@
       <w:pPr>
         <w:numPr>
           <w:ilvl w:val="1"/>
-          <w:numId w:val="1008"/>
+          <w:numId w:val="1009"/>
         </w:numPr>
         <w:pStyle w:val="Compact"/>
       </w:pPr>
@@ -3260,14 +3330,14 @@
         <w:t xml:space="preserve"> </w:t>
       </w:r>
       <w:r>
-        <w:t xml:space="preserve">that date and we’ll arrange something.</w:t>
+        <w:t xml:space="preserve">that date — or as soon as you can, if an emergency makes that impossible — and we’ll arrange something.</w:t>
       </w:r>
     </w:p>
     <w:p>
       <w:pPr>
         <w:numPr>
           <w:ilvl w:val="1"/>
-          <w:numId w:val="1008"/>
+          <w:numId w:val="1009"/>
         </w:numPr>
         <w:pStyle w:val="Compact"/>
       </w:pPr>
@@ -3298,14 +3368,14 @@
         <w:t xml:space="preserve"> </w:t>
       </w:r>
       <w:r>
-        <w:t xml:space="preserve">at the latest. For the short weekly quizzes, tell me in the first two weeks and we will arrange your accommodation in class.</w:t>
+        <w:t xml:space="preserve">at the latest. For the short weekly quizzes, tell me in the first two weeks — or as soon as the need comes up — and we will arrange your accommodation in class.</w:t>
       </w:r>
     </w:p>
     <w:p>
       <w:pPr>
         <w:numPr>
           <w:ilvl w:val="1"/>
-          <w:numId w:val="1008"/>
+          <w:numId w:val="1009"/>
         </w:numPr>
         <w:pStyle w:val="Compact"/>
       </w:pPr>
@@ -3462,7 +3532,7 @@
       <w:pPr>
         <w:numPr>
           <w:ilvl w:val="0"/>
-          <w:numId w:val="1009"/>
+          <w:numId w:val="1010"/>
         </w:numPr>
         <w:pStyle w:val="Compact"/>
       </w:pPr>
@@ -3484,7 +3554,7 @@
       <w:pPr>
         <w:numPr>
           <w:ilvl w:val="0"/>
-          <w:numId w:val="1009"/>
+          <w:numId w:val="1010"/>
         </w:numPr>
         <w:pStyle w:val="Compact"/>
       </w:pPr>
@@ -3496,7 +3566,7 @@
       <w:pPr>
         <w:numPr>
           <w:ilvl w:val="0"/>
-          <w:numId w:val="1009"/>
+          <w:numId w:val="1010"/>
         </w:numPr>
         <w:pStyle w:val="Compact"/>
       </w:pPr>
@@ -3518,7 +3588,7 @@
       <w:pPr>
         <w:numPr>
           <w:ilvl w:val="0"/>
-          <w:numId w:val="1009"/>
+          <w:numId w:val="1010"/>
         </w:numPr>
         <w:pStyle w:val="Compact"/>
       </w:pPr>
@@ -3533,7 +3603,7 @@
         <w:t xml:space="preserve"> </w:t>
       </w:r>
       <w:r>
-        <w:t xml:space="preserve">— including as part of a DAC accommodation — tell me in the first two weeks. There’s a written alternative for every in-class component. Setting it up is routine and completely unremarkable.</w:t>
+        <w:t xml:space="preserve">— including as part of a DAC accommodation — tell me in the first two weeks, or as soon as the need comes up. There’s a written alternative for every in-class component. Setting it up is routine and completely unremarkable.</w:t>
       </w:r>
     </w:p>
     <w:bookmarkEnd w:id="42"/>
@@ -3825,7 +3895,7 @@
       <w:pPr>
         <w:numPr>
           <w:ilvl w:val="0"/>
-          <w:numId w:val="1010"/>
+          <w:numId w:val="1011"/>
         </w:numPr>
         <w:pStyle w:val="Compact"/>
       </w:pPr>
@@ -3883,106 +3953,6 @@
       </w:r>
       <w:r>
         <w:t xml:space="preserve">is required for this course to count toward a degree or certificate.</w:t>
-      </w:r>
-    </w:p>
-    <w:p>
-      <w:pPr>
-        <w:numPr>
-          <w:ilvl w:val="0"/>
-          <w:numId w:val="1010"/>
-        </w:numPr>
-        <w:pStyle w:val="Compact"/>
-      </w:pPr>
-      <w:r>
-        <w:rPr>
-          <w:bCs/>
-          <w:b/>
-        </w:rPr>
-        <w:t xml:space="preserve">Rounding:</w:t>
-      </w:r>
-      <w:r>
-        <w:t xml:space="preserve"> </w:t>
-      </w:r>
-      <w:r>
-        <w:t xml:space="preserve">final percentages round to the nearest whole number, so 89.5% becomes 90% and earns an A-. I don’t round past that. What I</w:t>
-      </w:r>
-      <w:r>
-        <w:t xml:space="preserve"> </w:t>
-      </w:r>
-      <w:r>
-        <w:rPr>
-          <w:iCs/>
-          <w:i/>
-        </w:rPr>
-        <w:t xml:space="preserve">will</w:t>
-      </w:r>
-      <w:r>
-        <w:t xml:space="preserve"> </w:t>
-      </w:r>
-      <w:r>
-        <w:t xml:space="preserve">do is talk with you early about how to move your grade — please don’t wait until Week 11 to ask.</w:t>
-      </w:r>
-    </w:p>
-    <w:p>
-      <w:pPr>
-        <w:numPr>
-          <w:ilvl w:val="0"/>
-          <w:numId w:val="1010"/>
-        </w:numPr>
-        <w:pStyle w:val="Compact"/>
-      </w:pPr>
-      <w:r>
-        <w:rPr>
-          <w:bCs/>
-          <w:b/>
-        </w:rPr>
-        <w:t xml:space="preserve">Incompletes:</w:t>
-      </w:r>
-      <w:r>
-        <w:t xml:space="preserve"> </w:t>
-      </w:r>
-      <w:r>
-        <w:t xml:space="preserve">an</w:t>
-      </w:r>
-      <w:r>
-        <w:t xml:space="preserve"> </w:t>
-      </w:r>
-      <w:r>
-        <w:t xml:space="preserve">“</w:t>
-      </w:r>
-      <w:r>
-        <w:t xml:space="preserve">I</w:t>
-      </w:r>
-      <w:r>
-        <w:t xml:space="preserve">”</w:t>
-      </w:r>
-      <w:r>
-        <w:t xml:space="preserve"> </w:t>
-      </w:r>
-      <w:r>
-        <w:t xml:space="preserve">is possible only if you’ve completed most of the course in good standing and something unexpected stops you from finishing. It takes a written agreement between us with a deadline, and it isn’t a substitute for withdrawing.</w:t>
-      </w:r>
-    </w:p>
-    <w:bookmarkEnd w:id="43"/>
-    <w:bookmarkStart w:id="44" w:name="late-work"/>
-    <w:p>
-      <w:pPr>
-        <w:pStyle w:val="Heading2"/>
-      </w:pPr>
-      <w:r>
-        <w:t xml:space="preserve">Late work</w:t>
-      </w:r>
-    </w:p>
-    <w:p>
-      <w:pPr>
-        <w:pStyle w:val="FirstParagraph"/>
-      </w:pPr>
-      <w:r>
-        <w:rPr>
-          <w:bCs/>
-          <w:b/>
-        </w:rPr>
-        <w:t xml:space="preserve">One rule: work is due Sunday at 11:59 PM and remains open for three more days for full credit.</w:t>
       </w:r>
     </w:p>
     <w:p>
@@ -3994,7 +3964,33 @@
         <w:pStyle w:val="Compact"/>
       </w:pPr>
       <w:r>
-        <w:t xml:space="preserve">No penalty, no permission needed, no explanation required inside that window. It’s built into every deadline.</w:t>
+        <w:rPr>
+          <w:bCs/>
+          <w:b/>
+        </w:rPr>
+        <w:t xml:space="preserve">Rounding:</w:t>
+      </w:r>
+      <w:r>
+        <w:t xml:space="preserve"> </w:t>
+      </w:r>
+      <w:r>
+        <w:t xml:space="preserve">final percentages round to the nearest whole number, so 89.5% becomes 90% and earns an A-. I don’t round past that. What I</w:t>
+      </w:r>
+      <w:r>
+        <w:t xml:space="preserve"> </w:t>
+      </w:r>
+      <w:r>
+        <w:rPr>
+          <w:iCs/>
+          <w:i/>
+        </w:rPr>
+        <w:t xml:space="preserve">will</w:t>
+      </w:r>
+      <w:r>
+        <w:t xml:space="preserve"> </w:t>
+      </w:r>
+      <w:r>
+        <w:t xml:space="preserve">do is talk with you early about how to move your grade — please don’t wait until Week 11 to ask.</w:t>
       </w:r>
     </w:p>
     <w:p>
@@ -4006,7 +4002,17 @@
         <w:pStyle w:val="Compact"/>
       </w:pPr>
       <w:r>
-        <w:t xml:space="preserve">Canvas will stamp those submissions</w:t>
+        <w:rPr>
+          <w:bCs/>
+          <w:b/>
+        </w:rPr>
+        <w:t xml:space="preserve">Incompletes:</w:t>
+      </w:r>
+      <w:r>
+        <w:t xml:space="preserve"> </w:t>
+      </w:r>
+      <w:r>
+        <w:t xml:space="preserve">an</w:t>
       </w:r>
       <w:r>
         <w:t xml:space="preserve"> </w:t>
@@ -4015,7 +4021,7 @@
         <w:t xml:space="preserve">“</w:t>
       </w:r>
       <w:r>
-        <w:t xml:space="preserve">late.</w:t>
+        <w:t xml:space="preserve">I</w:t>
       </w:r>
       <w:r>
         <w:t xml:space="preserve">”</w:t>
@@ -4024,39 +4030,119 @@
         <w:t xml:space="preserve"> </w:t>
       </w:r>
       <w:r>
-        <w:rPr>
-          <w:bCs/>
-          <w:b/>
-        </w:rPr>
-        <w:t xml:space="preserve">Ignore the label</w:t>
-      </w:r>
-      <w:r>
-        <w:t xml:space="preserve"> </w:t>
-      </w:r>
-      <w:r>
-        <w:t xml:space="preserve">— it doesn’t affect your grade.</w:t>
+        <w:t xml:space="preserve">is possible only if you’ve completed most of the course in good standing and something unexpected stops you from finishing. It takes a written agreement between us with a deadline, and it isn’t a substitute for withdrawing.</w:t>
+      </w:r>
+    </w:p>
+    <w:bookmarkEnd w:id="43"/>
+    <w:bookmarkStart w:id="44" w:name="late-work"/>
+    <w:p>
+      <w:pPr>
+        <w:pStyle w:val="Heading2"/>
+      </w:pPr>
+      <w:r>
+        <w:t xml:space="preserve">Late work</w:t>
+      </w:r>
+    </w:p>
+    <w:p>
+      <w:pPr>
+        <w:pStyle w:val="FirstParagraph"/>
+      </w:pPr>
+      <w:r>
+        <w:rPr>
+          <w:bCs/>
+          <w:b/>
+        </w:rPr>
+        <w:t xml:space="preserve">One rule: work is due Sunday at 11:59 PM and remains open for three more days for full credit.</w:t>
       </w:r>
     </w:p>
     <w:p>
       <w:pPr>
         <w:numPr>
           <w:ilvl w:val="0"/>
-          <w:numId w:val="1011"/>
+          <w:numId w:val="1012"/>
         </w:numPr>
         <w:pStyle w:val="Compact"/>
       </w:pPr>
       <w:r>
-        <w:rPr>
-          <w:bCs/>
-          <w:b/>
-        </w:rPr>
-        <w:t xml:space="preserve">Anything taken in class is the exception</w:t>
-      </w:r>
-      <w:r>
-        <w:t xml:space="preserve"> </w:t>
-      </w:r>
-      <w:r>
-        <w:t xml:space="preserve">— the weekly quizzes, the midterm (October 28), and the final exam (November 30) all happen in the room, so there is no window. For quizzes, the dropped lowest score covers a miss; for the midterm or the final, talk to me</w:t>
+        <w:t xml:space="preserve">No penalty, no permission needed, no explanation required inside that window. It’s built into every deadline.</w:t>
+      </w:r>
+    </w:p>
+    <w:p>
+      <w:pPr>
+        <w:numPr>
+          <w:ilvl w:val="0"/>
+          <w:numId w:val="1012"/>
+        </w:numPr>
+        <w:pStyle w:val="Compact"/>
+      </w:pPr>
+      <w:r>
+        <w:t xml:space="preserve">Canvas will stamp those submissions</w:t>
+      </w:r>
+      <w:r>
+        <w:t xml:space="preserve"> </w:t>
+      </w:r>
+      <w:r>
+        <w:t xml:space="preserve">“</w:t>
+      </w:r>
+      <w:r>
+        <w:t xml:space="preserve">late.</w:t>
+      </w:r>
+      <w:r>
+        <w:t xml:space="preserve">”</w:t>
+      </w:r>
+      <w:r>
+        <w:t xml:space="preserve"> </w:t>
+      </w:r>
+      <w:r>
+        <w:rPr>
+          <w:bCs/>
+          <w:b/>
+        </w:rPr>
+        <w:t xml:space="preserve">Ignore the label</w:t>
+      </w:r>
+      <w:r>
+        <w:t xml:space="preserve"> </w:t>
+      </w:r>
+      <w:r>
+        <w:t xml:space="preserve">— it doesn’t affect your grade.</w:t>
+      </w:r>
+    </w:p>
+    <w:p>
+      <w:pPr>
+        <w:numPr>
+          <w:ilvl w:val="0"/>
+          <w:numId w:val="1012"/>
+        </w:numPr>
+        <w:pStyle w:val="Compact"/>
+      </w:pPr>
+      <w:r>
+        <w:rPr>
+          <w:bCs/>
+          <w:b/>
+        </w:rPr>
+        <w:t xml:space="preserve">Two things sit outside the window.</w:t>
+      </w:r>
+      <w:r>
+        <w:t xml:space="preserve"> </w:t>
+      </w:r>
+      <w:r>
+        <w:t xml:space="preserve">First,</w:t>
+      </w:r>
+      <w:r>
+        <w:t xml:space="preserve"> </w:t>
+      </w:r>
+      <w:r>
+        <w:rPr>
+          <w:bCs/>
+          <w:b/>
+        </w:rPr>
+        <w:t xml:space="preserve">anything taken in class</w:t>
+      </w:r>
+      <w:r>
+        <w:t xml:space="preserve"> </w:t>
+      </w:r>
+      <w:r>
+        <w:t xml:space="preserve">— the weekly quizzes, the midterm (October 28), and the final exam (November 30) all happen in the room. For quizzes, the dropped lowest score covers a miss; for the midterm or the final, talk to me</w:t>
       </w:r>
       <w:r>
         <w:t xml:space="preserve"> </w:t>
@@ -4072,14 +4158,27 @@
         <w:t xml:space="preserve"> </w:t>
       </w:r>
       <w:r>
-        <w:t xml:space="preserve">the date.</w:t>
+        <w:t xml:space="preserve">the date. Second, the</w:t>
+      </w:r>
+      <w:r>
+        <w:t xml:space="preserve"> </w:t>
+      </w:r>
+      <w:r>
+        <w:rPr>
+          <w:bCs/>
+          <w:b/>
+        </w:rPr>
+        <w:t xml:space="preserve">final project</w:t>
+      </w:r>
+      <w:r>
+        <w:t xml:space="preserve">: December 4 is firm, because presentations begin December 7.</w:t>
       </w:r>
     </w:p>
     <w:p>
       <w:pPr>
         <w:numPr>
           <w:ilvl w:val="0"/>
-          <w:numId w:val="1011"/>
+          <w:numId w:val="1012"/>
         </w:numPr>
         <w:pStyle w:val="Compact"/>
       </w:pPr>
@@ -4110,7 +4209,7 @@
         <w:t xml:space="preserve"> </w:t>
       </w:r>
       <w:r>
-        <w:t xml:space="preserve">the deadline and we’ll set a new date. I grant these. I just need to hear from you.</w:t>
+        <w:t xml:space="preserve">the deadline and we’ll set a new date. I grant these. I just need to hear from you — and if an emergency makes reaching me beforehand impossible, tell me as soon as you are able.</w:t>
       </w:r>
     </w:p>
     <w:p>
@@ -4280,61 +4379,27 @@
               <w:jc w:val="left"/>
             </w:pPr>
             <w:r>
-              <w:t xml:space="preserve">Lab 0 · Problem Set 0 · Quiz 0 · Collaborative 0</w:t>
-            </w:r>
-          </w:p>
-        </w:tc>
-      </w:tr>
-      <w:tr>
-        <w:tc>
-          <w:tcPr/>
-          <w:p>
-            <w:pPr>
-              <w:pStyle w:val="Compact"/>
-              <w:jc w:val="left"/>
-            </w:pPr>
-            <w:r>
               <w:rPr>
                 <w:bCs/>
                 <w:b/>
               </w:rPr>
-              <w:t xml:space="preserve">3</w:t>
-            </w:r>
-          </w:p>
-        </w:tc>
-        <w:tc>
-          <w:tcPr/>
-          <w:p>
-            <w:pPr>
-              <w:pStyle w:val="Compact"/>
-              <w:jc w:val="left"/>
-            </w:pPr>
-            <w:r>
-              <w:t xml:space="preserve">Oct 5 – 9</w:t>
-            </w:r>
-          </w:p>
-        </w:tc>
-        <w:tc>
-          <w:tcPr/>
-          <w:p>
-            <w:pPr>
-              <w:pStyle w:val="Compact"/>
-              <w:jc w:val="left"/>
-            </w:pPr>
-            <w:r>
-              <w:t xml:space="preserve">Conditionals</w:t>
-            </w:r>
-          </w:p>
-        </w:tc>
-        <w:tc>
-          <w:tcPr/>
-          <w:p>
-            <w:pPr>
-              <w:pStyle w:val="Compact"/>
-              <w:jc w:val="left"/>
-            </w:pPr>
-            <w:r>
-              <w:t xml:space="preserve">Lab 1 · Problem Set 1 · Quiz 1 · Collaborative 1</w:t>
+              <w:t xml:space="preserve">Sunday, October 4</w:t>
+            </w:r>
+            <w:r>
+              <w:t xml:space="preserve"> </w:t>
+            </w:r>
+            <w:r>
+              <w:t xml:space="preserve">— Lab 0 · Problem Set 0 · Collaborative 0 · Quiz 0</w:t>
+            </w:r>
+            <w:r>
+              <w:t xml:space="preserve"> </w:t>
+            </w:r>
+            <w:r>
+              <w:rPr>
+                <w:iCs/>
+                <w:i/>
+              </w:rPr>
+              <w:t xml:space="preserve">(in class)</w:t>
             </w:r>
           </w:p>
         </w:tc>
@@ -4352,48 +4417,34 @@
                 <w:bCs/>
                 <w:b/>
               </w:rPr>
-              <w:t xml:space="preserve">4</w:t>
-            </w:r>
-          </w:p>
-        </w:tc>
-        <w:tc>
-          <w:tcPr/>
-          <w:p>
-            <w:pPr>
-              <w:pStyle w:val="Compact"/>
-              <w:jc w:val="left"/>
-            </w:pPr>
-            <w:r>
-              <w:t xml:space="preserve">Oct 12 – 16</w:t>
-            </w:r>
-          </w:p>
-        </w:tc>
-        <w:tc>
-          <w:tcPr/>
-          <w:p>
-            <w:pPr>
-              <w:pStyle w:val="Compact"/>
-              <w:jc w:val="left"/>
-            </w:pPr>
-            <w:r>
-              <w:t xml:space="preserve">Loops</w:t>
-            </w:r>
-          </w:p>
-        </w:tc>
-        <w:tc>
-          <w:tcPr/>
-          <w:p>
-            <w:pPr>
-              <w:pStyle w:val="Compact"/>
-              <w:jc w:val="left"/>
-            </w:pPr>
-            <w:r>
-              <w:t xml:space="preserve">Lab 2 · Problem Set 2 · Quiz 2 · Collaborative 2</w:t>
-            </w:r>
-          </w:p>
-        </w:tc>
-      </w:tr>
-      <w:tr>
+              <w:t xml:space="preserve">3</w:t>
+            </w:r>
+          </w:p>
+        </w:tc>
+        <w:tc>
+          <w:tcPr/>
+          <w:p>
+            <w:pPr>
+              <w:pStyle w:val="Compact"/>
+              <w:jc w:val="left"/>
+            </w:pPr>
+            <w:r>
+              <w:t xml:space="preserve">Oct 5 – 9</w:t>
+            </w:r>
+          </w:p>
+        </w:tc>
+        <w:tc>
+          <w:tcPr/>
+          <w:p>
+            <w:pPr>
+              <w:pStyle w:val="Compact"/>
+              <w:jc w:val="left"/>
+            </w:pPr>
+            <w:r>
+              <w:t xml:space="preserve">Conditionals</w:t>
+            </w:r>
+          </w:p>
+        </w:tc>
         <w:tc>
           <w:tcPr/>
           <w:p>
@@ -4406,58 +4457,68 @@
                 <w:bCs/>
                 <w:b/>
               </w:rPr>
-              <w:t xml:space="preserve">5</w:t>
-            </w:r>
-          </w:p>
-        </w:tc>
-        <w:tc>
-          <w:tcPr/>
-          <w:p>
-            <w:pPr>
-              <w:pStyle w:val="Compact"/>
-              <w:jc w:val="left"/>
-            </w:pPr>
-            <w:r>
-              <w:t xml:space="preserve">Oct 19 – 23</w:t>
-            </w:r>
-          </w:p>
-        </w:tc>
-        <w:tc>
-          <w:tcPr/>
-          <w:p>
-            <w:pPr>
-              <w:pStyle w:val="Compact"/>
-              <w:jc w:val="left"/>
-            </w:pPr>
-            <w:r>
-              <w:t xml:space="preserve">Exception handling</w:t>
-            </w:r>
-          </w:p>
-        </w:tc>
-        <w:tc>
-          <w:tcPr/>
-          <w:p>
-            <w:pPr>
-              <w:pStyle w:val="Compact"/>
-              <w:jc w:val="left"/>
-            </w:pPr>
-            <w:r>
-              <w:t xml:space="preserve">Lab 3 · Problem Set 3 · Quiz 3 · Collaborative 3 ·</w:t>
+              <w:t xml:space="preserve">Sunday, October 11</w:t>
             </w:r>
             <w:r>
               <w:t xml:space="preserve"> </w:t>
             </w:r>
+            <w:r>
+              <w:t xml:space="preserve">— Lab 1 · Problem Set 1 · Collaborative 1 · Quiz 1</w:t>
+            </w:r>
+            <w:r>
+              <w:t xml:space="preserve"> </w:t>
+            </w:r>
+            <w:r>
+              <w:rPr>
+                <w:iCs/>
+                <w:i/>
+              </w:rPr>
+              <w:t xml:space="preserve">(in class)</w:t>
+            </w:r>
+          </w:p>
+        </w:tc>
+      </w:tr>
+      <w:tr>
+        <w:tc>
+          <w:tcPr/>
+          <w:p>
+            <w:pPr>
+              <w:pStyle w:val="Compact"/>
+              <w:jc w:val="left"/>
+            </w:pPr>
             <w:r>
               <w:rPr>
                 <w:bCs/>
                 <w:b/>
               </w:rPr>
-              <w:t xml:space="preserve">Final project assigned</w:t>
-            </w:r>
-          </w:p>
-        </w:tc>
-      </w:tr>
-      <w:tr>
+              <w:t xml:space="preserve">4</w:t>
+            </w:r>
+          </w:p>
+        </w:tc>
+        <w:tc>
+          <w:tcPr/>
+          <w:p>
+            <w:pPr>
+              <w:pStyle w:val="Compact"/>
+              <w:jc w:val="left"/>
+            </w:pPr>
+            <w:r>
+              <w:t xml:space="preserve">Oct 12 – 16</w:t>
+            </w:r>
+          </w:p>
+        </w:tc>
+        <w:tc>
+          <w:tcPr/>
+          <w:p>
+            <w:pPr>
+              <w:pStyle w:val="Compact"/>
+              <w:jc w:val="left"/>
+            </w:pPr>
+            <w:r>
+              <w:t xml:space="preserve">Loops</w:t>
+            </w:r>
+          </w:p>
+        </w:tc>
         <w:tc>
           <w:tcPr/>
           <w:p>
@@ -4470,112 +4531,78 @@
                 <w:bCs/>
                 <w:b/>
               </w:rPr>
-              <w:t xml:space="preserve">6</w:t>
-            </w:r>
-          </w:p>
-        </w:tc>
-        <w:tc>
-          <w:tcPr/>
-          <w:p>
-            <w:pPr>
-              <w:pStyle w:val="Compact"/>
-              <w:jc w:val="left"/>
-            </w:pPr>
-            <w:r>
-              <w:t xml:space="preserve">Oct 26 – 30</w:t>
-            </w:r>
-          </w:p>
-        </w:tc>
-        <w:tc>
-          <w:tcPr/>
-          <w:p>
-            <w:pPr>
-              <w:pStyle w:val="Compact"/>
-              <w:jc w:val="left"/>
-            </w:pPr>
-            <w:r>
-              <w:t xml:space="preserve">Libraries</w:t>
-            </w:r>
-          </w:p>
-        </w:tc>
-        <w:tc>
-          <w:tcPr/>
-          <w:p>
-            <w:pPr>
-              <w:pStyle w:val="Compact"/>
-              <w:jc w:val="left"/>
-            </w:pPr>
-            <w:r>
-              <w:t xml:space="preserve">Lab 4 · Problem Set 4 · Quiz 4 · Collaborative 4 ·</w:t>
+              <w:t xml:space="preserve">Sunday, October 18</w:t>
             </w:r>
             <w:r>
               <w:t xml:space="preserve"> </w:t>
             </w:r>
+            <w:r>
+              <w:t xml:space="preserve">— Lab 2 · Problem Set 2 · Collaborative 2 · Quiz 2</w:t>
+            </w:r>
+            <w:r>
+              <w:t xml:space="preserve"> </w:t>
+            </w:r>
+            <w:r>
+              <w:rPr>
+                <w:iCs/>
+                <w:i/>
+              </w:rPr>
+              <w:t xml:space="preserve">(in class)</w:t>
+            </w:r>
+          </w:p>
+        </w:tc>
+      </w:tr>
+      <w:tr>
+        <w:tc>
+          <w:tcPr/>
+          <w:p>
+            <w:pPr>
+              <w:pStyle w:val="Compact"/>
+              <w:jc w:val="left"/>
+            </w:pPr>
             <w:r>
               <w:rPr>
                 <w:bCs/>
                 <w:b/>
               </w:rPr>
-              <w:t xml:space="preserve">Midterm — in class Wed Oct 28</w:t>
-            </w:r>
-          </w:p>
-        </w:tc>
-      </w:tr>
-      <w:tr>
-        <w:tc>
-          <w:tcPr/>
-          <w:p>
-            <w:pPr>
-              <w:pStyle w:val="Compact"/>
-              <w:jc w:val="left"/>
-            </w:pPr>
+              <w:t xml:space="preserve">5</w:t>
+            </w:r>
+          </w:p>
+        </w:tc>
+        <w:tc>
+          <w:tcPr/>
+          <w:p>
+            <w:pPr>
+              <w:pStyle w:val="Compact"/>
+              <w:jc w:val="left"/>
+            </w:pPr>
+            <w:r>
+              <w:t xml:space="preserve">Oct 19 – 23</w:t>
+            </w:r>
+          </w:p>
+        </w:tc>
+        <w:tc>
+          <w:tcPr/>
+          <w:p>
+            <w:pPr>
+              <w:pStyle w:val="Compact"/>
+              <w:jc w:val="left"/>
+            </w:pPr>
+            <w:r>
+              <w:t xml:space="preserve">Exception handling ·</w:t>
+            </w:r>
+            <w:r>
+              <w:t xml:space="preserve"> </w:t>
+            </w:r>
             <w:r>
               <w:rPr>
                 <w:bCs/>
                 <w:b/>
               </w:rPr>
-              <w:t xml:space="preserve">7</w:t>
-            </w:r>
-          </w:p>
-        </w:tc>
-        <w:tc>
-          <w:tcPr/>
-          <w:p>
-            <w:pPr>
-              <w:pStyle w:val="Compact"/>
-              <w:jc w:val="left"/>
-            </w:pPr>
-            <w:r>
-              <w:t xml:space="preserve">Nov 2 – 6</w:t>
-            </w:r>
-          </w:p>
-        </w:tc>
-        <w:tc>
-          <w:tcPr/>
-          <w:p>
-            <w:pPr>
-              <w:pStyle w:val="Compact"/>
-              <w:jc w:val="left"/>
-            </w:pPr>
-            <w:r>
-              <w:t xml:space="preserve">Unit tests</w:t>
-            </w:r>
-          </w:p>
-        </w:tc>
-        <w:tc>
-          <w:tcPr/>
-          <w:p>
-            <w:pPr>
-              <w:pStyle w:val="Compact"/>
-              <w:jc w:val="left"/>
-            </w:pPr>
-            <w:r>
-              <w:t xml:space="preserve">Lab 5 · Problem Set 5 · Quiz 5 · Collaborative 5</w:t>
-            </w:r>
-          </w:p>
-        </w:tc>
-      </w:tr>
-      <w:tr>
+              <w:t xml:space="preserve">Final project assigned</w:t>
+            </w:r>
+          </w:p>
+        </w:tc>
         <w:tc>
           <w:tcPr/>
           <w:p>
@@ -4588,31 +4615,13 @@
                 <w:bCs/>
                 <w:b/>
               </w:rPr>
-              <w:t xml:space="preserve">8</w:t>
-            </w:r>
-          </w:p>
-        </w:tc>
-        <w:tc>
-          <w:tcPr/>
-          <w:p>
-            <w:pPr>
-              <w:pStyle w:val="Compact"/>
-              <w:jc w:val="left"/>
-            </w:pPr>
-            <w:r>
-              <w:t xml:space="preserve">Nov 9 – 13</w:t>
-            </w:r>
-          </w:p>
-        </w:tc>
-        <w:tc>
-          <w:tcPr/>
-          <w:p>
-            <w:pPr>
-              <w:pStyle w:val="Compact"/>
-              <w:jc w:val="left"/>
-            </w:pPr>
-            <w:r>
-              <w:t xml:space="preserve">File input/output ·</w:t>
+              <w:t xml:space="preserve">Sunday, October 25</w:t>
+            </w:r>
+            <w:r>
+              <w:t xml:space="preserve"> </w:t>
+            </w:r>
+            <w:r>
+              <w:t xml:space="preserve">— Lab 3 · Problem Set 3 · Collaborative 3 · Quiz 3</w:t>
             </w:r>
             <w:r>
               <w:t xml:space="preserve"> </w:t>
@@ -4622,19 +4631,7 @@
                 <w:iCs/>
                 <w:i/>
               </w:rPr>
-              <w:t xml:space="preserve">No class Wed Nov 11</w:t>
-            </w:r>
-          </w:p>
-        </w:tc>
-        <w:tc>
-          <w:tcPr/>
-          <w:p>
-            <w:pPr>
-              <w:pStyle w:val="Compact"/>
-              <w:jc w:val="left"/>
-            </w:pPr>
-            <w:r>
-              <w:t xml:space="preserve">Lab 6 · Problem Set 6 · Quiz 6 · Collaborative 6</w:t>
+              <w:t xml:space="preserve">(in class)</w:t>
             </w:r>
           </w:p>
         </w:tc>
@@ -4652,85 +4649,63 @@
                 <w:bCs/>
                 <w:b/>
               </w:rPr>
-              <w:t xml:space="preserve">9</w:t>
-            </w:r>
-          </w:p>
-        </w:tc>
-        <w:tc>
-          <w:tcPr/>
-          <w:p>
-            <w:pPr>
-              <w:pStyle w:val="Compact"/>
-              <w:jc w:val="left"/>
-            </w:pPr>
-            <w:r>
-              <w:t xml:space="preserve">Nov 16 – 20</w:t>
-            </w:r>
-          </w:p>
-        </w:tc>
-        <w:tc>
-          <w:tcPr/>
-          <w:p>
-            <w:pPr>
-              <w:pStyle w:val="Compact"/>
-              <w:jc w:val="left"/>
-            </w:pPr>
-            <w:r>
-              <w:t xml:space="preserve">Regular expressions</w:t>
-            </w:r>
-          </w:p>
-        </w:tc>
-        <w:tc>
-          <w:tcPr/>
-          <w:p>
-            <w:pPr>
-              <w:pStyle w:val="Compact"/>
-              <w:jc w:val="left"/>
-            </w:pPr>
-            <w:r>
-              <w:t xml:space="preserve">Lab 7 · Problem Set 7 · Quiz 7 · Collaborative 7</w:t>
-            </w:r>
-          </w:p>
-        </w:tc>
-      </w:tr>
-      <w:tr>
-        <w:tc>
-          <w:tcPr/>
-          <w:p>
-            <w:pPr>
-              <w:pStyle w:val="Compact"/>
-              <w:jc w:val="left"/>
-            </w:pPr>
+              <w:t xml:space="preserve">6</w:t>
+            </w:r>
+          </w:p>
+        </w:tc>
+        <w:tc>
+          <w:tcPr/>
+          <w:p>
+            <w:pPr>
+              <w:pStyle w:val="Compact"/>
+              <w:jc w:val="left"/>
+            </w:pPr>
+            <w:r>
+              <w:t xml:space="preserve">Oct 26 – 30</w:t>
+            </w:r>
+          </w:p>
+        </w:tc>
+        <w:tc>
+          <w:tcPr/>
+          <w:p>
+            <w:pPr>
+              <w:pStyle w:val="Compact"/>
+              <w:jc w:val="left"/>
+            </w:pPr>
+            <w:r>
+              <w:t xml:space="preserve">Libraries ·</w:t>
+            </w:r>
+            <w:r>
+              <w:t xml:space="preserve"> </w:t>
+            </w:r>
             <w:r>
               <w:rPr>
                 <w:bCs/>
                 <w:b/>
               </w:rPr>
-              <w:t xml:space="preserve">10</w:t>
-            </w:r>
-          </w:p>
-        </w:tc>
-        <w:tc>
-          <w:tcPr/>
-          <w:p>
-            <w:pPr>
-              <w:pStyle w:val="Compact"/>
-              <w:jc w:val="left"/>
-            </w:pPr>
-            <w:r>
-              <w:t xml:space="preserve">Nov 23 – 27</w:t>
-            </w:r>
-          </w:p>
-        </w:tc>
-        <w:tc>
-          <w:tcPr/>
-          <w:p>
-            <w:pPr>
-              <w:pStyle w:val="Compact"/>
-              <w:jc w:val="left"/>
-            </w:pPr>
-            <w:r>
-              <w:t xml:space="preserve">Object-oriented programming ·</w:t>
+              <w:t xml:space="preserve">Midterm in class Wed Oct 28</w:t>
+            </w:r>
+          </w:p>
+        </w:tc>
+        <w:tc>
+          <w:tcPr/>
+          <w:p>
+            <w:pPr>
+              <w:pStyle w:val="Compact"/>
+              <w:jc w:val="left"/>
+            </w:pPr>
+            <w:r>
+              <w:rPr>
+                <w:bCs/>
+                <w:b/>
+              </w:rPr>
+              <w:t xml:space="preserve">Sunday, November 1</w:t>
+            </w:r>
+            <w:r>
+              <w:t xml:space="preserve"> </w:t>
+            </w:r>
+            <w:r>
+              <w:t xml:space="preserve">— Lab 4 · Problem Set 4 · Collaborative 4 · Quiz 4</w:t>
             </w:r>
             <w:r>
               <w:t xml:space="preserve"> </w:t>
@@ -4740,19 +4715,7 @@
                 <w:iCs/>
                 <w:i/>
               </w:rPr>
-              <w:t xml:space="preserve">No class Wed Nov 25</w:t>
-            </w:r>
-          </w:p>
-        </w:tc>
-        <w:tc>
-          <w:tcPr/>
-          <w:p>
-            <w:pPr>
-              <w:pStyle w:val="Compact"/>
-              <w:jc w:val="left"/>
-            </w:pPr>
-            <w:r>
-              <w:t xml:space="preserve">Lab 8 · Problem Set 8 · Quiz 8 · Collaborative 8</w:t>
+              <w:t xml:space="preserve">(in class)</w:t>
             </w:r>
           </w:p>
         </w:tc>
@@ -4770,19 +4733,31 @@
                 <w:bCs/>
                 <w:b/>
               </w:rPr>
-              <w:t xml:space="preserve">11</w:t>
-            </w:r>
-          </w:p>
-        </w:tc>
-        <w:tc>
-          <w:tcPr/>
-          <w:p>
-            <w:pPr>
-              <w:pStyle w:val="Compact"/>
-              <w:jc w:val="left"/>
-            </w:pPr>
-            <w:r>
-              <w:t xml:space="preserve">Nov 30 – Dec 4</w:t>
+              <w:t xml:space="preserve">7</w:t>
+            </w:r>
+          </w:p>
+        </w:tc>
+        <w:tc>
+          <w:tcPr/>
+          <w:p>
+            <w:pPr>
+              <w:pStyle w:val="Compact"/>
+              <w:jc w:val="left"/>
+            </w:pPr>
+            <w:r>
+              <w:t xml:space="preserve">Nov 2 – 6</w:t>
+            </w:r>
+          </w:p>
+        </w:tc>
+        <w:tc>
+          <w:tcPr/>
+          <w:p>
+            <w:pPr>
+              <w:pStyle w:val="Compact"/>
+              <w:jc w:val="left"/>
+            </w:pPr>
+            <w:r>
+              <w:t xml:space="preserve">Unit tests</w:t>
             </w:r>
           </w:p>
         </w:tc>
@@ -4798,16 +4773,28 @@
                 <w:bCs/>
                 <w:b/>
               </w:rPr>
-              <w:t xml:space="preserve">Final exam Mon Nov 30</w:t>
+              <w:t xml:space="preserve">Sunday, November 8</w:t>
             </w:r>
             <w:r>
               <w:t xml:space="preserve"> </w:t>
             </w:r>
             <w:r>
-              <w:t xml:space="preserve">· Final project work Wed</w:t>
-            </w:r>
-          </w:p>
-        </w:tc>
+              <w:t xml:space="preserve">— Lab 5 · Problem Set 5 · Collaborative 5 · Quiz 5</w:t>
+            </w:r>
+            <w:r>
+              <w:t xml:space="preserve"> </w:t>
+            </w:r>
+            <w:r>
+              <w:rPr>
+                <w:iCs/>
+                <w:i/>
+              </w:rPr>
+              <w:t xml:space="preserve">(in class)</w:t>
+            </w:r>
+          </w:p>
+        </w:tc>
+      </w:tr>
+      <w:tr>
         <w:tc>
           <w:tcPr/>
           <w:p>
@@ -4820,23 +4807,73 @@
                 <w:bCs/>
                 <w:b/>
               </w:rPr>
-              <w:t xml:space="preserve">Final exam</w:t>
+              <w:t xml:space="preserve">8</w:t>
+            </w:r>
+          </w:p>
+        </w:tc>
+        <w:tc>
+          <w:tcPr/>
+          <w:p>
+            <w:pPr>
+              <w:pStyle w:val="Compact"/>
+              <w:jc w:val="left"/>
+            </w:pPr>
+            <w:r>
+              <w:t xml:space="preserve">Nov 9 – 13</w:t>
+            </w:r>
+          </w:p>
+        </w:tc>
+        <w:tc>
+          <w:tcPr/>
+          <w:p>
+            <w:pPr>
+              <w:pStyle w:val="Compact"/>
+              <w:jc w:val="left"/>
+            </w:pPr>
+            <w:r>
+              <w:t xml:space="preserve">File input/output ·</w:t>
             </w:r>
             <w:r>
               <w:t xml:space="preserve"> </w:t>
             </w:r>
             <w:r>
-              <w:t xml:space="preserve">·</w:t>
-            </w:r>
-            <w:r>
-              <w:t xml:space="preserve"> </w:t>
-            </w:r>
+              <w:rPr>
+                <w:iCs/>
+                <w:i/>
+              </w:rPr>
+              <w:t xml:space="preserve">No class Wed Nov 11</w:t>
+            </w:r>
+          </w:p>
+        </w:tc>
+        <w:tc>
+          <w:tcPr/>
+          <w:p>
+            <w:pPr>
+              <w:pStyle w:val="Compact"/>
+              <w:jc w:val="left"/>
+            </w:pPr>
             <w:r>
               <w:rPr>
                 <w:bCs/>
                 <w:b/>
               </w:rPr>
-              <w:t xml:space="preserve">Final project due Fri Dec 4, 11:59 PM</w:t>
+              <w:t xml:space="preserve">Sunday, November 15</w:t>
+            </w:r>
+            <w:r>
+              <w:t xml:space="preserve"> </w:t>
+            </w:r>
+            <w:r>
+              <w:t xml:space="preserve">— Lab 6 · Problem Set 6 · Collaborative 6 · Quiz 6</w:t>
+            </w:r>
+            <w:r>
+              <w:t xml:space="preserve"> </w:t>
+            </w:r>
+            <w:r>
+              <w:rPr>
+                <w:iCs/>
+                <w:i/>
+              </w:rPr>
+              <w:t xml:space="preserve">(in class)</w:t>
             </w:r>
           </w:p>
         </w:tc>
@@ -4854,6 +4891,238 @@
                 <w:bCs/>
                 <w:b/>
               </w:rPr>
+              <w:t xml:space="preserve">9</w:t>
+            </w:r>
+          </w:p>
+        </w:tc>
+        <w:tc>
+          <w:tcPr/>
+          <w:p>
+            <w:pPr>
+              <w:pStyle w:val="Compact"/>
+              <w:jc w:val="left"/>
+            </w:pPr>
+            <w:r>
+              <w:t xml:space="preserve">Nov 16 – 20</w:t>
+            </w:r>
+          </w:p>
+        </w:tc>
+        <w:tc>
+          <w:tcPr/>
+          <w:p>
+            <w:pPr>
+              <w:pStyle w:val="Compact"/>
+              <w:jc w:val="left"/>
+            </w:pPr>
+            <w:r>
+              <w:t xml:space="preserve">Regular expressions</w:t>
+            </w:r>
+          </w:p>
+        </w:tc>
+        <w:tc>
+          <w:tcPr/>
+          <w:p>
+            <w:pPr>
+              <w:pStyle w:val="Compact"/>
+              <w:jc w:val="left"/>
+            </w:pPr>
+            <w:r>
+              <w:rPr>
+                <w:bCs/>
+                <w:b/>
+              </w:rPr>
+              <w:t xml:space="preserve">Sunday, November 22</w:t>
+            </w:r>
+            <w:r>
+              <w:t xml:space="preserve"> </w:t>
+            </w:r>
+            <w:r>
+              <w:t xml:space="preserve">— Lab 7 · Problem Set 7 · Collaborative 7 · Quiz 7</w:t>
+            </w:r>
+            <w:r>
+              <w:t xml:space="preserve"> </w:t>
+            </w:r>
+            <w:r>
+              <w:rPr>
+                <w:iCs/>
+                <w:i/>
+              </w:rPr>
+              <w:t xml:space="preserve">(in class)</w:t>
+            </w:r>
+          </w:p>
+        </w:tc>
+      </w:tr>
+      <w:tr>
+        <w:tc>
+          <w:tcPr/>
+          <w:p>
+            <w:pPr>
+              <w:pStyle w:val="Compact"/>
+              <w:jc w:val="left"/>
+            </w:pPr>
+            <w:r>
+              <w:rPr>
+                <w:bCs/>
+                <w:b/>
+              </w:rPr>
+              <w:t xml:space="preserve">10</w:t>
+            </w:r>
+          </w:p>
+        </w:tc>
+        <w:tc>
+          <w:tcPr/>
+          <w:p>
+            <w:pPr>
+              <w:pStyle w:val="Compact"/>
+              <w:jc w:val="left"/>
+            </w:pPr>
+            <w:r>
+              <w:t xml:space="preserve">Nov 23 – 27</w:t>
+            </w:r>
+          </w:p>
+        </w:tc>
+        <w:tc>
+          <w:tcPr/>
+          <w:p>
+            <w:pPr>
+              <w:pStyle w:val="Compact"/>
+              <w:jc w:val="left"/>
+            </w:pPr>
+            <w:r>
+              <w:t xml:space="preserve">Object-oriented programming ·</w:t>
+            </w:r>
+            <w:r>
+              <w:t xml:space="preserve"> </w:t>
+            </w:r>
+            <w:r>
+              <w:rPr>
+                <w:iCs/>
+                <w:i/>
+              </w:rPr>
+              <w:t xml:space="preserve">No class Wed Nov 25</w:t>
+            </w:r>
+          </w:p>
+        </w:tc>
+        <w:tc>
+          <w:tcPr/>
+          <w:p>
+            <w:pPr>
+              <w:pStyle w:val="Compact"/>
+              <w:jc w:val="left"/>
+            </w:pPr>
+            <w:r>
+              <w:rPr>
+                <w:bCs/>
+                <w:b/>
+              </w:rPr>
+              <w:t xml:space="preserve">Sunday, November 29</w:t>
+            </w:r>
+            <w:r>
+              <w:t xml:space="preserve"> </w:t>
+            </w:r>
+            <w:r>
+              <w:t xml:space="preserve">— Lab 8 · Problem Set 8 · Collaborative 8 · Quiz 8</w:t>
+            </w:r>
+            <w:r>
+              <w:t xml:space="preserve"> </w:t>
+            </w:r>
+            <w:r>
+              <w:rPr>
+                <w:iCs/>
+                <w:i/>
+              </w:rPr>
+              <w:t xml:space="preserve">(in class)</w:t>
+            </w:r>
+          </w:p>
+        </w:tc>
+      </w:tr>
+      <w:tr>
+        <w:tc>
+          <w:tcPr/>
+          <w:p>
+            <w:pPr>
+              <w:pStyle w:val="Compact"/>
+              <w:jc w:val="left"/>
+            </w:pPr>
+            <w:r>
+              <w:rPr>
+                <w:bCs/>
+                <w:b/>
+              </w:rPr>
+              <w:t xml:space="preserve">11</w:t>
+            </w:r>
+          </w:p>
+        </w:tc>
+        <w:tc>
+          <w:tcPr/>
+          <w:p>
+            <w:pPr>
+              <w:pStyle w:val="Compact"/>
+              <w:jc w:val="left"/>
+            </w:pPr>
+            <w:r>
+              <w:t xml:space="preserve">Nov 30 – Dec 4</w:t>
+            </w:r>
+          </w:p>
+        </w:tc>
+        <w:tc>
+          <w:tcPr/>
+          <w:p>
+            <w:pPr>
+              <w:pStyle w:val="Compact"/>
+              <w:jc w:val="left"/>
+            </w:pPr>
+            <w:r>
+              <w:rPr>
+                <w:bCs/>
+                <w:b/>
+              </w:rPr>
+              <w:t xml:space="preserve">Final exam Mon Nov 30</w:t>
+            </w:r>
+            <w:r>
+              <w:t xml:space="preserve"> </w:t>
+            </w:r>
+            <w:r>
+              <w:t xml:space="preserve">· Final project work Wed</w:t>
+            </w:r>
+          </w:p>
+        </w:tc>
+        <w:tc>
+          <w:tcPr/>
+          <w:p>
+            <w:pPr>
+              <w:pStyle w:val="Compact"/>
+              <w:jc w:val="left"/>
+            </w:pPr>
+            <w:r>
+              <w:rPr>
+                <w:bCs/>
+                <w:b/>
+              </w:rPr>
+              <w:t xml:space="preserve">Friday, December 4</w:t>
+            </w:r>
+            <w:r>
+              <w:t xml:space="preserve"> </w:t>
+            </w:r>
+            <w:r>
+              <w:t xml:space="preserve">— Final project. Firm: the one deadline with no three-day window.</w:t>
+            </w:r>
+          </w:p>
+        </w:tc>
+      </w:tr>
+      <w:tr>
+        <w:tc>
+          <w:tcPr/>
+          <w:p>
+            <w:pPr>
+              <w:pStyle w:val="Compact"/>
+              <w:jc w:val="left"/>
+            </w:pPr>
+            <w:r>
+              <w:rPr>
+                <w:bCs/>
+                <w:b/>
+              </w:rPr>
               <w:t xml:space="preserve">Finals</w:t>
             </w:r>
           </w:p>
@@ -4901,6 +5170,37 @@
         <w:pStyle w:val="BodyText"/>
       </w:pPr>
       <w:r>
+        <w:rPr>
+          <w:bCs/>
+          <w:b/>
+        </w:rPr>
+        <w:t xml:space="preserve">The bold date in the last column is the deadline</w:t>
+      </w:r>
+      <w:r>
+        <w:t xml:space="preserve"> </w:t>
+      </w:r>
+      <w:r>
+        <w:t xml:space="preserve">— 11:59 PM that day. Everything under it stays open three more days at full credit, through the following</w:t>
+      </w:r>
+      <w:r>
+        <w:t xml:space="preserve"> </w:t>
+      </w:r>
+      <w:r>
+        <w:rPr>
+          <w:bCs/>
+          <w:b/>
+        </w:rPr>
+        <w:t xml:space="preserve">Wednesday at 11:59 PM</w:t>
+      </w:r>
+      <w:r>
+        <w:t xml:space="preserve">. Quizzes, the midterm, and the final exam happen in class, so they aren’t part of that window — and neither is the final project.</w:t>
+      </w:r>
+    </w:p>
+    <w:p>
+      <w:pPr>
+        <w:pStyle w:val="BodyText"/>
+      </w:pPr>
+      <w:r>
         <w:t xml:space="preserve">From Week 5 on, you’re also working on your final project alongside each week’s module.</w:t>
       </w:r>
     </w:p>
@@ -4919,7 +5219,23 @@
         <w:t xml:space="preserve"> </w:t>
       </w:r>
       <w:r>
-        <w:t xml:space="preserve">Week 10 has only one class session; it’s the week of Thanksgiving, and the final exam is the Monday right after the break. Don’t plan to study over the holiday — do your reviewing during Week 9 and the first half of Week 10, when the review guide is already posted. Week 8 also has a single session. This stretch is where students get squeezed every quarter.</w:t>
+        <w:t xml:space="preserve">Week 10 has only one class session; it’s the week of Thanksgiving, and the final exam is the Monday right after the break. Module 8’s work is due</w:t>
+      </w:r>
+      <w:r>
+        <w:t xml:space="preserve"> </w:t>
+      </w:r>
+      <w:r>
+        <w:rPr>
+          <w:bCs/>
+          <w:b/>
+        </w:rPr>
+        <w:t xml:space="preserve">Sunday, November 29</w:t>
+      </w:r>
+      <w:r>
+        <w:t xml:space="preserve"> </w:t>
+      </w:r>
+      <w:r>
+        <w:t xml:space="preserve">— the night before the exam — though the three-day window carries it to Wednesday, December 2, and that’s what most people should plan on. Don’t plan to study over the holiday: do your reviewing during Week 9 and the first half of Week 10, when the review guide is already posted. Week 8 also has a single session. This stretch is where students get squeezed every quarter, and it’s the one part of this course I’d tell you to get out in front of.</w:t>
       </w:r>
     </w:p>
     <w:p>
@@ -5104,6 +5420,36 @@
                 <w:bCs/>
                 <w:b/>
               </w:rPr>
+              <w:t xml:space="preserve">Allowed for learning, with a note</w:t>
+            </w:r>
+          </w:p>
+        </w:tc>
+        <w:tc>
+          <w:tcPr/>
+          <w:p>
+            <w:pPr>
+              <w:pStyle w:val="Compact"/>
+              <w:jc w:val="left"/>
+            </w:pPr>
+            <w:r>
+              <w:t xml:space="preserve">Asking any AI to explain a concept, unpack an error message, or summarize documentation — the same way you’d use a search engine or a textbook. If it shaped what you turned in, say so in a code comment, the same as any other source. What stays off-limits is letting it write the code.</w:t>
+            </w:r>
+          </w:p>
+        </w:tc>
+      </w:tr>
+      <w:tr>
+        <w:tc>
+          <w:tcPr/>
+          <w:p>
+            <w:pPr>
+              <w:pStyle w:val="Compact"/>
+              <w:jc w:val="left"/>
+            </w:pPr>
+            <w:r>
+              <w:rPr>
+                <w:bCs/>
+                <w:b/>
+              </w:rPr>
               <w:t xml:space="preserve">Not allowed on submitted work</w:t>
             </w:r>
           </w:p>
@@ -5285,6 +5631,56 @@
           <w:i/>
         </w:rPr>
         <w:t xml:space="preserve">you may show your work to others, but you may not look at theirs.</w:t>
+      </w:r>
+    </w:p>
+    <w:p>
+      <w:pPr>
+        <w:pStyle w:val="BodyText"/>
+      </w:pPr>
+      <w:r>
+        <w:rPr>
+          <w:bCs/>
+          <w:b/>
+        </w:rPr>
+        <w:t xml:space="preserve">This table is about work you turn in as your own</w:t>
+      </w:r>
+      <w:r>
+        <w:t xml:space="preserve"> </w:t>
+      </w:r>
+      <w:r>
+        <w:t xml:space="preserve">— labs, problem sets, quizzes, exams, and your final project.</w:t>
+      </w:r>
+      <w:r>
+        <w:t xml:space="preserve"> </w:t>
+      </w:r>
+      <w:r>
+        <w:rPr>
+          <w:bCs/>
+          <w:b/>
+        </w:rPr>
+        <w:t xml:space="preserve">The collaborative assignments are the deliberate exception:</w:t>
+      </w:r>
+      <w:r>
+        <w:t xml:space="preserve"> </w:t>
+      </w:r>
+      <w:r>
+        <w:t xml:space="preserve">on those, working together, reading each other’s code, and turning in a joint product</w:t>
+      </w:r>
+      <w:r>
+        <w:t xml:space="preserve"> </w:t>
+      </w:r>
+      <w:r>
+        <w:rPr>
+          <w:iCs/>
+          <w:i/>
+        </w:rPr>
+        <w:t xml:space="preserve">is</w:t>
+      </w:r>
+      <w:r>
+        <w:t xml:space="preserve"> </w:t>
+      </w:r>
+      <w:r>
+        <w:t xml:space="preserve">the assignment. Each one tells you who you’re working with and what you may share. If an assignment doesn’t say it’s collaborative, treat it as individual and use the table below.</w:t>
       </w:r>
     </w:p>
     <w:tbl>
@@ -5416,7 +5812,23 @@
               <w:jc w:val="left"/>
             </w:pPr>
             <w:r>
-              <w:t xml:space="preserve">Splitting an assignment with someone and combining the pieces</w:t>
+              <w:t xml:space="preserve">Splitting an</w:t>
+            </w:r>
+            <w:r>
+              <w:t xml:space="preserve"> </w:t>
+            </w:r>
+            <w:r>
+              <w:rPr>
+                <w:bCs/>
+                <w:b/>
+              </w:rPr>
+              <w:t xml:space="preserve">individual</w:t>
+            </w:r>
+            <w:r>
+              <w:t xml:space="preserve"> </w:t>
+            </w:r>
+            <w:r>
+              <w:t xml:space="preserve">assignment with someone and combining the pieces</w:t>
             </w:r>
           </w:p>
         </w:tc>
@@ -5534,7 +5946,7 @@
               <w:jc w:val="left"/>
             </w:pPr>
             <w:r>
-              <w:t xml:space="preserve">Using the CS50 Duck</w:t>
+              <w:t xml:space="preserve">Using the CS50 Duck · asking another AI to explain a concept or an error message, and citing it in a comment</w:t>
             </w:r>
           </w:p>
         </w:tc>
@@ -5697,7 +6109,7 @@
       <w:pPr>
         <w:numPr>
           <w:ilvl w:val="0"/>
-          <w:numId w:val="1012"/>
+          <w:numId w:val="1013"/>
         </w:numPr>
         <w:pStyle w:val="Compact"/>
       </w:pPr>
@@ -5709,7 +6121,7 @@
       <w:pPr>
         <w:numPr>
           <w:ilvl w:val="0"/>
-          <w:numId w:val="1012"/>
+          <w:numId w:val="1013"/>
         </w:numPr>
         <w:pStyle w:val="Compact"/>
       </w:pPr>
@@ -5721,7 +6133,7 @@
       <w:pPr>
         <w:numPr>
           <w:ilvl w:val="0"/>
-          <w:numId w:val="1012"/>
+          <w:numId w:val="1013"/>
         </w:numPr>
         <w:pStyle w:val="Compact"/>
       </w:pPr>
@@ -5733,7 +6145,7 @@
       <w:pPr>
         <w:numPr>
           <w:ilvl w:val="0"/>
-          <w:numId w:val="1012"/>
+          <w:numId w:val="1013"/>
         </w:numPr>
         <w:pStyle w:val="Compact"/>
       </w:pPr>
@@ -5745,7 +6157,7 @@
       <w:pPr>
         <w:numPr>
           <w:ilvl w:val="0"/>
-          <w:numId w:val="1012"/>
+          <w:numId w:val="1013"/>
         </w:numPr>
         <w:pStyle w:val="Compact"/>
       </w:pPr>
@@ -5913,7 +6325,7 @@
       <w:pPr>
         <w:numPr>
           <w:ilvl w:val="0"/>
-          <w:numId w:val="1013"/>
+          <w:numId w:val="1014"/>
         </w:numPr>
         <w:pStyle w:val="Compact"/>
       </w:pPr>
@@ -5935,7 +6347,7 @@
       <w:pPr>
         <w:numPr>
           <w:ilvl w:val="0"/>
-          <w:numId w:val="1013"/>
+          <w:numId w:val="1014"/>
         </w:numPr>
         <w:pStyle w:val="Compact"/>
       </w:pPr>
@@ -5957,7 +6369,7 @@
       <w:pPr>
         <w:numPr>
           <w:ilvl w:val="0"/>
-          <w:numId w:val="1013"/>
+          <w:numId w:val="1014"/>
         </w:numPr>
         <w:pStyle w:val="Compact"/>
       </w:pPr>
@@ -5979,7 +6391,7 @@
       <w:pPr>
         <w:numPr>
           <w:ilvl w:val="0"/>
-          <w:numId w:val="1013"/>
+          <w:numId w:val="1014"/>
         </w:numPr>
         <w:pStyle w:val="Compact"/>
       </w:pPr>
@@ -6744,7 +7156,7 @@
       <w:pPr>
         <w:numPr>
           <w:ilvl w:val="0"/>
-          <w:numId w:val="1014"/>
+          <w:numId w:val="1015"/>
         </w:numPr>
         <w:pStyle w:val="Compact"/>
       </w:pPr>
@@ -6761,7 +7173,7 @@
       <w:pPr>
         <w:numPr>
           <w:ilvl w:val="0"/>
-          <w:numId w:val="1014"/>
+          <w:numId w:val="1015"/>
         </w:numPr>
         <w:pStyle w:val="Compact"/>
       </w:pPr>
@@ -6778,7 +7190,7 @@
       <w:pPr>
         <w:numPr>
           <w:ilvl w:val="0"/>
-          <w:numId w:val="1014"/>
+          <w:numId w:val="1015"/>
         </w:numPr>
         <w:pStyle w:val="Compact"/>
       </w:pPr>
@@ -6795,7 +7207,7 @@
       <w:pPr>
         <w:numPr>
           <w:ilvl w:val="0"/>
-          <w:numId w:val="1014"/>
+          <w:numId w:val="1015"/>
         </w:numPr>
         <w:pStyle w:val="Compact"/>
       </w:pPr>
@@ -6812,7 +7224,7 @@
       <w:pPr>
         <w:numPr>
           <w:ilvl w:val="0"/>
-          <w:numId w:val="1014"/>
+          <w:numId w:val="1015"/>
         </w:numPr>
         <w:pStyle w:val="Compact"/>
       </w:pPr>
@@ -6898,7 +7310,7 @@
       <w:pPr>
         <w:numPr>
           <w:ilvl w:val="0"/>
-          <w:numId w:val="1015"/>
+          <w:numId w:val="1016"/>
         </w:numPr>
         <w:pStyle w:val="Compact"/>
       </w:pPr>
@@ -6920,7 +7332,7 @@
       <w:pPr>
         <w:numPr>
           <w:ilvl w:val="0"/>
-          <w:numId w:val="1015"/>
+          <w:numId w:val="1016"/>
         </w:numPr>
         <w:pStyle w:val="Compact"/>
       </w:pPr>
@@ -8615,6 +9027,9 @@
     <w:abstractNumId w:val="991"/>
   </w:num>
   <w:num w:numId="1015">
+    <w:abstractNumId w:val="991"/>
+  </w:num>
+  <w:num w:numId="1016">
     <w:abstractNumId w:val="991"/>
   </w:num>
 </w:numbering>

--- a/fall-2026/ctec121/CTEC_121_Syllabus_Fall_2026.docx
+++ b/fall-2026/ctec121/CTEC_121_Syllabus_Fall_2026.docx
@@ -172,7 +172,7 @@
           <w:rPr>
             <w:rStyle w:val="Hyperlink"/>
           </w:rPr>
-          <w:t xml:space="preserve">bit.ly/ctec121fall26</w:t>
+          <w:t xml:space="preserve">bit.ly/ctec121fall2026</w:t>
         </w:r>
       </w:hyperlink>
     </w:p>
@@ -280,7 +280,7 @@
                 <w:bCs/>
                 <w:b/>
               </w:rPr>
-              <w:t xml:space="preserve">Sundays at 11:59 PM</w:t>
+              <w:t xml:space="preserve">Sundays at 11:59 PM Pacific</w:t>
             </w:r>
             <w:r>
               <w:t xml:space="preserve"> </w:t>
@@ -874,7 +874,7 @@
         <w:t xml:space="preserve">Module 1</w:t>
       </w:r>
       <w:r>
-        <w:t xml:space="preserve">: Lab 0, Quiz 0, Problem Set 0, Collaborative Assignment 0.</w:t>
+        <w:t xml:space="preserve">: Lab 0, Problem Set 0, Collaborative Assignment 0.</w:t>
       </w:r>
     </w:p>
     <w:p>
@@ -1960,7 +1960,7 @@
         <w:pStyle w:val="Compact"/>
       </w:pPr>
       <w:r>
-        <w:t xml:space="preserve">Missing class doesn’t automatically cost you points. In-class exercises are the one exception, and there’s a make-up for those — see How participation works.</w:t>
+        <w:t xml:space="preserve">Missing class doesn’t automatically cost you points. In-class exercises and the quizzes are the exceptions, and both have a make-up — see How participation works.</w:t>
       </w:r>
     </w:p>
     <w:p>
@@ -2781,7 +2781,7 @@
               <w:jc w:val="left"/>
             </w:pPr>
             <w:r>
-              <w:t xml:space="preserve">One per module, in class, on paper — lowest score dropped</w:t>
+              <w:t xml:space="preserve">Eight across the quarter, in class on paper — lowest score dropped</w:t>
             </w:r>
           </w:p>
         </w:tc>
@@ -2896,7 +2896,7 @@
           <w:bCs/>
           <w:b/>
         </w:rPr>
-        <w:t xml:space="preserve">Sunday at 11:59 PM</w:t>
+        <w:t xml:space="preserve">Sunday at 11:59 PM Pacific</w:t>
       </w:r>
       <w:r>
         <w:t xml:space="preserve"> </w:t>
@@ -3001,13 +3001,13 @@
           <w:bCs/>
           <w:b/>
         </w:rPr>
-        <w:t xml:space="preserve">one per module, taken in class on paper.</w:t>
-      </w:r>
-      <w:r>
-        <w:t xml:space="preserve"> </w:t>
-      </w:r>
-      <w:r>
-        <w:t xml:space="preserve">About ten minutes at the start of class, closed-book, covering that module. They are short on purpose: the point is a weekly, honest check that the code you turned in is code you can actually write.</w:t>
+        <w:t xml:space="preserve">eight across the quarter, taken in class on paper.</w:t>
+      </w:r>
+      <w:r>
+        <w:t xml:space="preserve"> </w:t>
+      </w:r>
+      <w:r>
+        <w:t xml:space="preserve">About ten minutes at the start of class, closed-book. They are short on purpose: the point is a regular, honest check that the code you turned in is code you can actually write.</w:t>
       </w:r>
     </w:p>
     <w:p>
@@ -3023,26 +3023,45 @@
           <w:bCs/>
           <w:b/>
         </w:rPr>
-        <w:t xml:space="preserve">Your lowest quiz score is dropped</w:t>
-      </w:r>
-      <w:r>
-        <w:t xml:space="preserve">, and that drop</w:t>
-      </w:r>
-      <w:r>
-        <w:t xml:space="preserve"> </w:t>
-      </w:r>
-      <w:r>
-        <w:rPr>
-          <w:iCs/>
-          <w:i/>
-        </w:rPr>
-        <w:t xml:space="preserve">is</w:t>
-      </w:r>
-      <w:r>
-        <w:t xml:space="preserve"> </w:t>
-      </w:r>
-      <w:r>
-        <w:t xml:space="preserve">the make-up policy — it covers one missed quiz, not several.</w:t>
+        <w:t xml:space="preserve">When:</w:t>
+      </w:r>
+      <w:r>
+        <w:t xml:space="preserve"> </w:t>
+      </w:r>
+      <w:r>
+        <w:t xml:space="preserve">each quiz is given at the start of the</w:t>
+      </w:r>
+      <w:r>
+        <w:t xml:space="preserve"> </w:t>
+      </w:r>
+      <w:r>
+        <w:rPr>
+          <w:bCs/>
+          <w:b/>
+        </w:rPr>
+        <w:t xml:space="preserve">first class session after that module closes.</w:t>
+      </w:r>
+      <w:r>
+        <w:t xml:space="preserve"> </w:t>
+      </w:r>
+      <w:r>
+        <w:t xml:space="preserve">In practice that means Mondays —</w:t>
+      </w:r>
+      <w:r>
+        <w:t xml:space="preserve"> </w:t>
+      </w:r>
+      <w:r>
+        <w:rPr>
+          <w:bCs/>
+          <w:b/>
+        </w:rPr>
+        <w:t xml:space="preserve">October 5, 12, 19 and 26, and November 2, 9, 16 and 23.</w:t>
+      </w:r>
+      <w:r>
+        <w:t xml:space="preserve"> </w:t>
+      </w:r>
+      <w:r>
+        <w:t xml:space="preserve">They’re marked on the schedule below, and I’ll remind you the session before. You will never walk into a surprise quiz.</w:t>
       </w:r>
     </w:p>
     <w:p>
@@ -3058,13 +3077,70 @@
           <w:bCs/>
           <w:b/>
         </w:rPr>
-        <w:t xml:space="preserve">Which session?</w:t>
-      </w:r>
-      <w:r>
-        <w:t xml:space="preserve"> </w:t>
-      </w:r>
-      <w:r>
-        <w:t xml:space="preserve">I’ll tell you which class session a quiz lands in at least one session ahead, in class and on Slack. You will never walk into a surprise quiz. In the weeks with only one session — Weeks 8 and 10 — it’s that session.</w:t>
+        <w:t xml:space="preserve">What’s on it:</w:t>
+      </w:r>
+      <w:r>
+        <w:t xml:space="preserve"> </w:t>
+      </w:r>
+      <w:r>
+        <w:t xml:space="preserve">the module that just closed — material you have already worked through and turned in. Never something you haven’t done yet.</w:t>
+      </w:r>
+    </w:p>
+    <w:p>
+      <w:pPr>
+        <w:numPr>
+          <w:ilvl w:val="1"/>
+          <w:numId w:val="1006"/>
+        </w:numPr>
+        <w:pStyle w:val="Compact"/>
+      </w:pPr>
+      <w:r>
+        <w:rPr>
+          <w:bCs/>
+          <w:b/>
+        </w:rPr>
+        <w:t xml:space="preserve">Module 8 (object-oriented programming) has no quiz.</w:t>
+      </w:r>
+      <w:r>
+        <w:t xml:space="preserve"> </w:t>
+      </w:r>
+      <w:r>
+        <w:t xml:space="preserve">It closes the night before the final exam, so it’s assessed there instead.</w:t>
+      </w:r>
+    </w:p>
+    <w:p>
+      <w:pPr>
+        <w:numPr>
+          <w:ilvl w:val="1"/>
+          <w:numId w:val="1006"/>
+        </w:numPr>
+        <w:pStyle w:val="Compact"/>
+      </w:pPr>
+      <w:r>
+        <w:rPr>
+          <w:bCs/>
+          <w:b/>
+        </w:rPr>
+        <w:t xml:space="preserve">Your lowest quiz score is dropped</w:t>
+      </w:r>
+      <w:r>
+        <w:t xml:space="preserve">, and that drop</w:t>
+      </w:r>
+      <w:r>
+        <w:t xml:space="preserve"> </w:t>
+      </w:r>
+      <w:r>
+        <w:rPr>
+          <w:iCs/>
+          <w:i/>
+        </w:rPr>
+        <w:t xml:space="preserve">is</w:t>
+      </w:r>
+      <w:r>
+        <w:t xml:space="preserve"> </w:t>
+      </w:r>
+      <w:r>
+        <w:t xml:space="preserve">the make-up policy — it covers one missed quiz, not several.</w:t>
       </w:r>
     </w:p>
     <w:p>
@@ -3251,7 +3327,7 @@
           <w:bCs/>
           <w:b/>
         </w:rPr>
-        <w:t xml:space="preserve">December 4 is firm — this is the one deadline with no three-day window.</w:t>
+        <w:t xml:space="preserve">December 4 is firm — it’s the only take-home deadline without the three-day window.</w:t>
       </w:r>
       <w:r>
         <w:t xml:space="preserve"> </w:t>
@@ -4064,7 +4140,7 @@
         <w:pStyle w:val="Compact"/>
       </w:pPr>
       <w:r>
-        <w:t xml:space="preserve">No penalty, no permission needed, no explanation required inside that window. It’s built into every deadline.</w:t>
+        <w:t xml:space="preserve">No penalty, no permission needed, no explanation required inside that window. It’s built into every regular take-home deadline.</w:t>
       </w:r>
     </w:p>
     <w:p>
@@ -4389,7 +4465,467 @@
               <w:t xml:space="preserve"> </w:t>
             </w:r>
             <w:r>
-              <w:t xml:space="preserve">— Lab 0 · Problem Set 0 · Collaborative 0 · Quiz 0</w:t>
+              <w:t xml:space="preserve">— Lab 0 · Problem Set 0 · Collaborative 0</w:t>
+            </w:r>
+          </w:p>
+        </w:tc>
+      </w:tr>
+      <w:tr>
+        <w:tc>
+          <w:tcPr/>
+          <w:p>
+            <w:pPr>
+              <w:pStyle w:val="Compact"/>
+              <w:jc w:val="left"/>
+            </w:pPr>
+            <w:r>
+              <w:rPr>
+                <w:bCs/>
+                <w:b/>
+              </w:rPr>
+              <w:t xml:space="preserve">3</w:t>
+            </w:r>
+          </w:p>
+        </w:tc>
+        <w:tc>
+          <w:tcPr/>
+          <w:p>
+            <w:pPr>
+              <w:pStyle w:val="Compact"/>
+              <w:jc w:val="left"/>
+            </w:pPr>
+            <w:r>
+              <w:t xml:space="preserve">Oct 5 – 9</w:t>
+            </w:r>
+          </w:p>
+        </w:tc>
+        <w:tc>
+          <w:tcPr/>
+          <w:p>
+            <w:pPr>
+              <w:pStyle w:val="Compact"/>
+              <w:jc w:val="left"/>
+            </w:pPr>
+            <w:r>
+              <w:t xml:space="preserve">Conditionals ·</w:t>
+            </w:r>
+            <w:r>
+              <w:t xml:space="preserve"> </w:t>
+            </w:r>
+            <w:r>
+              <w:rPr>
+                <w:bCs/>
+                <w:b/>
+              </w:rPr>
+              <w:t xml:space="preserve">Quiz 0 in class Mon Oct 5</w:t>
+            </w:r>
+          </w:p>
+        </w:tc>
+        <w:tc>
+          <w:tcPr/>
+          <w:p>
+            <w:pPr>
+              <w:pStyle w:val="Compact"/>
+              <w:jc w:val="left"/>
+            </w:pPr>
+            <w:r>
+              <w:rPr>
+                <w:bCs/>
+                <w:b/>
+              </w:rPr>
+              <w:t xml:space="preserve">Sunday, October 11</w:t>
+            </w:r>
+            <w:r>
+              <w:t xml:space="preserve"> </w:t>
+            </w:r>
+            <w:r>
+              <w:t xml:space="preserve">— Lab 1 · Problem Set 1 · Collaborative 1</w:t>
+            </w:r>
+          </w:p>
+        </w:tc>
+      </w:tr>
+      <w:tr>
+        <w:tc>
+          <w:tcPr/>
+          <w:p>
+            <w:pPr>
+              <w:pStyle w:val="Compact"/>
+              <w:jc w:val="left"/>
+            </w:pPr>
+            <w:r>
+              <w:rPr>
+                <w:bCs/>
+                <w:b/>
+              </w:rPr>
+              <w:t xml:space="preserve">4</w:t>
+            </w:r>
+          </w:p>
+        </w:tc>
+        <w:tc>
+          <w:tcPr/>
+          <w:p>
+            <w:pPr>
+              <w:pStyle w:val="Compact"/>
+              <w:jc w:val="left"/>
+            </w:pPr>
+            <w:r>
+              <w:t xml:space="preserve">Oct 12 – 16</w:t>
+            </w:r>
+          </w:p>
+        </w:tc>
+        <w:tc>
+          <w:tcPr/>
+          <w:p>
+            <w:pPr>
+              <w:pStyle w:val="Compact"/>
+              <w:jc w:val="left"/>
+            </w:pPr>
+            <w:r>
+              <w:t xml:space="preserve">Loops ·</w:t>
+            </w:r>
+            <w:r>
+              <w:t xml:space="preserve"> </w:t>
+            </w:r>
+            <w:r>
+              <w:rPr>
+                <w:bCs/>
+                <w:b/>
+              </w:rPr>
+              <w:t xml:space="preserve">Quiz 1 in class Mon Oct 12</w:t>
+            </w:r>
+          </w:p>
+        </w:tc>
+        <w:tc>
+          <w:tcPr/>
+          <w:p>
+            <w:pPr>
+              <w:pStyle w:val="Compact"/>
+              <w:jc w:val="left"/>
+            </w:pPr>
+            <w:r>
+              <w:rPr>
+                <w:bCs/>
+                <w:b/>
+              </w:rPr>
+              <w:t xml:space="preserve">Sunday, October 18</w:t>
+            </w:r>
+            <w:r>
+              <w:t xml:space="preserve"> </w:t>
+            </w:r>
+            <w:r>
+              <w:t xml:space="preserve">— Lab 2 · Problem Set 2 · Collaborative 2</w:t>
+            </w:r>
+          </w:p>
+        </w:tc>
+      </w:tr>
+      <w:tr>
+        <w:tc>
+          <w:tcPr/>
+          <w:p>
+            <w:pPr>
+              <w:pStyle w:val="Compact"/>
+              <w:jc w:val="left"/>
+            </w:pPr>
+            <w:r>
+              <w:rPr>
+                <w:bCs/>
+                <w:b/>
+              </w:rPr>
+              <w:t xml:space="preserve">5</w:t>
+            </w:r>
+          </w:p>
+        </w:tc>
+        <w:tc>
+          <w:tcPr/>
+          <w:p>
+            <w:pPr>
+              <w:pStyle w:val="Compact"/>
+              <w:jc w:val="left"/>
+            </w:pPr>
+            <w:r>
+              <w:t xml:space="preserve">Oct 19 – 23</w:t>
+            </w:r>
+          </w:p>
+        </w:tc>
+        <w:tc>
+          <w:tcPr/>
+          <w:p>
+            <w:pPr>
+              <w:pStyle w:val="Compact"/>
+              <w:jc w:val="left"/>
+            </w:pPr>
+            <w:r>
+              <w:t xml:space="preserve">Exception handling ·</w:t>
+            </w:r>
+            <w:r>
+              <w:t xml:space="preserve"> </w:t>
+            </w:r>
+            <w:r>
+              <w:rPr>
+                <w:bCs/>
+                <w:b/>
+              </w:rPr>
+              <w:t xml:space="preserve">Quiz 2 in class Mon Oct 19</w:t>
+            </w:r>
+            <w:r>
+              <w:t xml:space="preserve"> </w:t>
+            </w:r>
+            <w:r>
+              <w:t xml:space="preserve">·</w:t>
+            </w:r>
+            <w:r>
+              <w:t xml:space="preserve"> </w:t>
+            </w:r>
+            <w:r>
+              <w:rPr>
+                <w:bCs/>
+                <w:b/>
+              </w:rPr>
+              <w:t xml:space="preserve">Final project assigned</w:t>
+            </w:r>
+          </w:p>
+        </w:tc>
+        <w:tc>
+          <w:tcPr/>
+          <w:p>
+            <w:pPr>
+              <w:pStyle w:val="Compact"/>
+              <w:jc w:val="left"/>
+            </w:pPr>
+            <w:r>
+              <w:rPr>
+                <w:bCs/>
+                <w:b/>
+              </w:rPr>
+              <w:t xml:space="preserve">Sunday, October 25</w:t>
+            </w:r>
+            <w:r>
+              <w:t xml:space="preserve"> </w:t>
+            </w:r>
+            <w:r>
+              <w:t xml:space="preserve">— Lab 3 · Problem Set 3 · Collaborative 3</w:t>
+            </w:r>
+          </w:p>
+        </w:tc>
+      </w:tr>
+      <w:tr>
+        <w:tc>
+          <w:tcPr/>
+          <w:p>
+            <w:pPr>
+              <w:pStyle w:val="Compact"/>
+              <w:jc w:val="left"/>
+            </w:pPr>
+            <w:r>
+              <w:rPr>
+                <w:bCs/>
+                <w:b/>
+              </w:rPr>
+              <w:t xml:space="preserve">6</w:t>
+            </w:r>
+          </w:p>
+        </w:tc>
+        <w:tc>
+          <w:tcPr/>
+          <w:p>
+            <w:pPr>
+              <w:pStyle w:val="Compact"/>
+              <w:jc w:val="left"/>
+            </w:pPr>
+            <w:r>
+              <w:t xml:space="preserve">Oct 26 – 30</w:t>
+            </w:r>
+          </w:p>
+        </w:tc>
+        <w:tc>
+          <w:tcPr/>
+          <w:p>
+            <w:pPr>
+              <w:pStyle w:val="Compact"/>
+              <w:jc w:val="left"/>
+            </w:pPr>
+            <w:r>
+              <w:t xml:space="preserve">Libraries ·</w:t>
+            </w:r>
+            <w:r>
+              <w:t xml:space="preserve"> </w:t>
+            </w:r>
+            <w:r>
+              <w:rPr>
+                <w:bCs/>
+                <w:b/>
+              </w:rPr>
+              <w:t xml:space="preserve">Quiz 3 in class Mon Oct 26</w:t>
+            </w:r>
+            <w:r>
+              <w:t xml:space="preserve"> </w:t>
+            </w:r>
+            <w:r>
+              <w:t xml:space="preserve">·</w:t>
+            </w:r>
+            <w:r>
+              <w:t xml:space="preserve"> </w:t>
+            </w:r>
+            <w:r>
+              <w:rPr>
+                <w:bCs/>
+                <w:b/>
+              </w:rPr>
+              <w:t xml:space="preserve">Midterm in class Wed Oct 28</w:t>
+            </w:r>
+          </w:p>
+        </w:tc>
+        <w:tc>
+          <w:tcPr/>
+          <w:p>
+            <w:pPr>
+              <w:pStyle w:val="Compact"/>
+              <w:jc w:val="left"/>
+            </w:pPr>
+            <w:r>
+              <w:rPr>
+                <w:bCs/>
+                <w:b/>
+              </w:rPr>
+              <w:t xml:space="preserve">Sunday, November 1</w:t>
+            </w:r>
+            <w:r>
+              <w:t xml:space="preserve"> </w:t>
+            </w:r>
+            <w:r>
+              <w:t xml:space="preserve">— Lab 4 · Problem Set 4 · Collaborative 4</w:t>
+            </w:r>
+          </w:p>
+        </w:tc>
+      </w:tr>
+      <w:tr>
+        <w:tc>
+          <w:tcPr/>
+          <w:p>
+            <w:pPr>
+              <w:pStyle w:val="Compact"/>
+              <w:jc w:val="left"/>
+            </w:pPr>
+            <w:r>
+              <w:rPr>
+                <w:bCs/>
+                <w:b/>
+              </w:rPr>
+              <w:t xml:space="preserve">7</w:t>
+            </w:r>
+          </w:p>
+        </w:tc>
+        <w:tc>
+          <w:tcPr/>
+          <w:p>
+            <w:pPr>
+              <w:pStyle w:val="Compact"/>
+              <w:jc w:val="left"/>
+            </w:pPr>
+            <w:r>
+              <w:t xml:space="preserve">Nov 2 – 6</w:t>
+            </w:r>
+          </w:p>
+        </w:tc>
+        <w:tc>
+          <w:tcPr/>
+          <w:p>
+            <w:pPr>
+              <w:pStyle w:val="Compact"/>
+              <w:jc w:val="left"/>
+            </w:pPr>
+            <w:r>
+              <w:t xml:space="preserve">Unit tests ·</w:t>
+            </w:r>
+            <w:r>
+              <w:t xml:space="preserve"> </w:t>
+            </w:r>
+            <w:r>
+              <w:rPr>
+                <w:bCs/>
+                <w:b/>
+              </w:rPr>
+              <w:t xml:space="preserve">Quiz 4 in class Mon Nov 2</w:t>
+            </w:r>
+          </w:p>
+        </w:tc>
+        <w:tc>
+          <w:tcPr/>
+          <w:p>
+            <w:pPr>
+              <w:pStyle w:val="Compact"/>
+              <w:jc w:val="left"/>
+            </w:pPr>
+            <w:r>
+              <w:rPr>
+                <w:bCs/>
+                <w:b/>
+              </w:rPr>
+              <w:t xml:space="preserve">Sunday, November 8</w:t>
+            </w:r>
+            <w:r>
+              <w:t xml:space="preserve"> </w:t>
+            </w:r>
+            <w:r>
+              <w:t xml:space="preserve">— Lab 5 · Problem Set 5 · Collaborative 5</w:t>
+            </w:r>
+          </w:p>
+        </w:tc>
+      </w:tr>
+      <w:tr>
+        <w:tc>
+          <w:tcPr/>
+          <w:p>
+            <w:pPr>
+              <w:pStyle w:val="Compact"/>
+              <w:jc w:val="left"/>
+            </w:pPr>
+            <w:r>
+              <w:rPr>
+                <w:bCs/>
+                <w:b/>
+              </w:rPr>
+              <w:t xml:space="preserve">8</w:t>
+            </w:r>
+          </w:p>
+        </w:tc>
+        <w:tc>
+          <w:tcPr/>
+          <w:p>
+            <w:pPr>
+              <w:pStyle w:val="Compact"/>
+              <w:jc w:val="left"/>
+            </w:pPr>
+            <w:r>
+              <w:t xml:space="preserve">Nov 9 – 13</w:t>
+            </w:r>
+          </w:p>
+        </w:tc>
+        <w:tc>
+          <w:tcPr/>
+          <w:p>
+            <w:pPr>
+              <w:pStyle w:val="Compact"/>
+              <w:jc w:val="left"/>
+            </w:pPr>
+            <w:r>
+              <w:t xml:space="preserve">File input/output ·</w:t>
+            </w:r>
+            <w:r>
+              <w:t xml:space="preserve"> </w:t>
+            </w:r>
+            <w:r>
+              <w:rPr>
+                <w:bCs/>
+                <w:b/>
+              </w:rPr>
+              <w:t xml:space="preserve">Quiz 5 in class Mon Nov 9</w:t>
+            </w:r>
+            <w:r>
+              <w:t xml:space="preserve"> </w:t>
+            </w:r>
+            <w:r>
+              <w:t xml:space="preserve">·</w:t>
             </w:r>
             <w:r>
               <w:t xml:space="preserve"> </w:t>
@@ -4399,12 +4935,10 @@
                 <w:iCs/>
                 <w:i/>
               </w:rPr>
-              <w:t xml:space="preserve">(in class)</w:t>
-            </w:r>
-          </w:p>
-        </w:tc>
-      </w:tr>
-      <w:tr>
+              <w:t xml:space="preserve">No class Wed Nov 11</w:t>
+            </w:r>
+          </w:p>
+        </w:tc>
         <w:tc>
           <w:tcPr/>
           <w:p>
@@ -4417,34 +4951,18 @@
                 <w:bCs/>
                 <w:b/>
               </w:rPr>
-              <w:t xml:space="preserve">3</w:t>
-            </w:r>
-          </w:p>
-        </w:tc>
-        <w:tc>
-          <w:tcPr/>
-          <w:p>
-            <w:pPr>
-              <w:pStyle w:val="Compact"/>
-              <w:jc w:val="left"/>
-            </w:pPr>
-            <w:r>
-              <w:t xml:space="preserve">Oct 5 – 9</w:t>
-            </w:r>
-          </w:p>
-        </w:tc>
-        <w:tc>
-          <w:tcPr/>
-          <w:p>
-            <w:pPr>
-              <w:pStyle w:val="Compact"/>
-              <w:jc w:val="left"/>
-            </w:pPr>
-            <w:r>
-              <w:t xml:space="preserve">Conditionals</w:t>
-            </w:r>
-          </w:p>
-        </w:tc>
+              <w:t xml:space="preserve">Sunday, November 15</w:t>
+            </w:r>
+            <w:r>
+              <w:t xml:space="preserve"> </w:t>
+            </w:r>
+            <w:r>
+              <w:t xml:space="preserve">— Lab 6 · Problem Set 6 · Collaborative 6</w:t>
+            </w:r>
+          </w:p>
+        </w:tc>
+      </w:tr>
+      <w:tr>
         <w:tc>
           <w:tcPr/>
           <w:p>
@@ -4457,13 +4975,121 @@
                 <w:bCs/>
                 <w:b/>
               </w:rPr>
-              <w:t xml:space="preserve">Sunday, October 11</w:t>
+              <w:t xml:space="preserve">9</w:t>
+            </w:r>
+          </w:p>
+        </w:tc>
+        <w:tc>
+          <w:tcPr/>
+          <w:p>
+            <w:pPr>
+              <w:pStyle w:val="Compact"/>
+              <w:jc w:val="left"/>
+            </w:pPr>
+            <w:r>
+              <w:t xml:space="preserve">Nov 16 – 20</w:t>
+            </w:r>
+          </w:p>
+        </w:tc>
+        <w:tc>
+          <w:tcPr/>
+          <w:p>
+            <w:pPr>
+              <w:pStyle w:val="Compact"/>
+              <w:jc w:val="left"/>
+            </w:pPr>
+            <w:r>
+              <w:t xml:space="preserve">Regular expressions ·</w:t>
             </w:r>
             <w:r>
               <w:t xml:space="preserve"> </w:t>
             </w:r>
             <w:r>
-              <w:t xml:space="preserve">— Lab 1 · Problem Set 1 · Collaborative 1 · Quiz 1</w:t>
+              <w:rPr>
+                <w:bCs/>
+                <w:b/>
+              </w:rPr>
+              <w:t xml:space="preserve">Quiz 6 in class Mon Nov 16</w:t>
+            </w:r>
+          </w:p>
+        </w:tc>
+        <w:tc>
+          <w:tcPr/>
+          <w:p>
+            <w:pPr>
+              <w:pStyle w:val="Compact"/>
+              <w:jc w:val="left"/>
+            </w:pPr>
+            <w:r>
+              <w:rPr>
+                <w:bCs/>
+                <w:b/>
+              </w:rPr>
+              <w:t xml:space="preserve">Sunday, November 22</w:t>
+            </w:r>
+            <w:r>
+              <w:t xml:space="preserve"> </w:t>
+            </w:r>
+            <w:r>
+              <w:t xml:space="preserve">— Lab 7 · Problem Set 7 · Collaborative 7</w:t>
+            </w:r>
+          </w:p>
+        </w:tc>
+      </w:tr>
+      <w:tr>
+        <w:tc>
+          <w:tcPr/>
+          <w:p>
+            <w:pPr>
+              <w:pStyle w:val="Compact"/>
+              <w:jc w:val="left"/>
+            </w:pPr>
+            <w:r>
+              <w:rPr>
+                <w:bCs/>
+                <w:b/>
+              </w:rPr>
+              <w:t xml:space="preserve">10</w:t>
+            </w:r>
+          </w:p>
+        </w:tc>
+        <w:tc>
+          <w:tcPr/>
+          <w:p>
+            <w:pPr>
+              <w:pStyle w:val="Compact"/>
+              <w:jc w:val="left"/>
+            </w:pPr>
+            <w:r>
+              <w:t xml:space="preserve">Nov 23 – 27</w:t>
+            </w:r>
+          </w:p>
+        </w:tc>
+        <w:tc>
+          <w:tcPr/>
+          <w:p>
+            <w:pPr>
+              <w:pStyle w:val="Compact"/>
+              <w:jc w:val="left"/>
+            </w:pPr>
+            <w:r>
+              <w:t xml:space="preserve">Object-oriented programming ·</w:t>
+            </w:r>
+            <w:r>
+              <w:t xml:space="preserve"> </w:t>
+            </w:r>
+            <w:r>
+              <w:rPr>
+                <w:bCs/>
+                <w:b/>
+              </w:rPr>
+              <w:t xml:space="preserve">Quiz 7 in class Mon Nov 23</w:t>
+            </w:r>
+            <w:r>
+              <w:t xml:space="preserve"> </w:t>
+            </w:r>
+            <w:r>
+              <w:t xml:space="preserve">·</w:t>
             </w:r>
             <w:r>
               <w:t xml:space="preserve"> </w:t>
@@ -4473,12 +5099,10 @@
                 <w:iCs/>
                 <w:i/>
               </w:rPr>
-              <w:t xml:space="preserve">(in class)</w:t>
-            </w:r>
-          </w:p>
-        </w:tc>
-      </w:tr>
-      <w:tr>
+              <w:t xml:space="preserve">No class Wed Nov 25</w:t>
+            </w:r>
+          </w:p>
+        </w:tc>
         <w:tc>
           <w:tcPr/>
           <w:p>
@@ -4491,34 +5115,18 @@
                 <w:bCs/>
                 <w:b/>
               </w:rPr>
-              <w:t xml:space="preserve">4</w:t>
-            </w:r>
-          </w:p>
-        </w:tc>
-        <w:tc>
-          <w:tcPr/>
-          <w:p>
-            <w:pPr>
-              <w:pStyle w:val="Compact"/>
-              <w:jc w:val="left"/>
-            </w:pPr>
-            <w:r>
-              <w:t xml:space="preserve">Oct 12 – 16</w:t>
-            </w:r>
-          </w:p>
-        </w:tc>
-        <w:tc>
-          <w:tcPr/>
-          <w:p>
-            <w:pPr>
-              <w:pStyle w:val="Compact"/>
-              <w:jc w:val="left"/>
-            </w:pPr>
-            <w:r>
-              <w:t xml:space="preserve">Loops</w:t>
-            </w:r>
-          </w:p>
-        </w:tc>
+              <w:t xml:space="preserve">Sunday, November 29</w:t>
+            </w:r>
+            <w:r>
+              <w:t xml:space="preserve"> </w:t>
+            </w:r>
+            <w:r>
+              <w:t xml:space="preserve">— Lab 8 · Problem Set 8 · Collaborative 8</w:t>
+            </w:r>
+          </w:p>
+        </w:tc>
+      </w:tr>
+      <w:tr>
         <w:tc>
           <w:tcPr/>
           <w:p>
@@ -4531,28 +5139,22 @@
                 <w:bCs/>
                 <w:b/>
               </w:rPr>
-              <w:t xml:space="preserve">Sunday, October 18</w:t>
-            </w:r>
-            <w:r>
-              <w:t xml:space="preserve"> </w:t>
-            </w:r>
-            <w:r>
-              <w:t xml:space="preserve">— Lab 2 · Problem Set 2 · Collaborative 2 · Quiz 2</w:t>
-            </w:r>
-            <w:r>
-              <w:t xml:space="preserve"> </w:t>
-            </w:r>
-            <w:r>
-              <w:rPr>
-                <w:iCs/>
-                <w:i/>
-              </w:rPr>
-              <w:t xml:space="preserve">(in class)</w:t>
-            </w:r>
-          </w:p>
-        </w:tc>
-      </w:tr>
-      <w:tr>
+              <w:t xml:space="preserve">11</w:t>
+            </w:r>
+          </w:p>
+        </w:tc>
+        <w:tc>
+          <w:tcPr/>
+          <w:p>
+            <w:pPr>
+              <w:pStyle w:val="Compact"/>
+              <w:jc w:val="left"/>
+            </w:pPr>
+            <w:r>
+              <w:t xml:space="preserve">Nov 30 – Dec 4</w:t>
+            </w:r>
+          </w:p>
+        </w:tc>
         <w:tc>
           <w:tcPr/>
           <w:p>
@@ -4565,44 +5167,40 @@
                 <w:bCs/>
                 <w:b/>
               </w:rPr>
-              <w:t xml:space="preserve">5</w:t>
-            </w:r>
-          </w:p>
-        </w:tc>
-        <w:tc>
-          <w:tcPr/>
-          <w:p>
-            <w:pPr>
-              <w:pStyle w:val="Compact"/>
-              <w:jc w:val="left"/>
-            </w:pPr>
-            <w:r>
-              <w:t xml:space="preserve">Oct 19 – 23</w:t>
-            </w:r>
-          </w:p>
-        </w:tc>
-        <w:tc>
-          <w:tcPr/>
-          <w:p>
-            <w:pPr>
-              <w:pStyle w:val="Compact"/>
-              <w:jc w:val="left"/>
-            </w:pPr>
-            <w:r>
-              <w:t xml:space="preserve">Exception handling ·</w:t>
+              <w:t xml:space="preserve">Final exam Mon Nov 30</w:t>
             </w:r>
             <w:r>
               <w:t xml:space="preserve"> </w:t>
             </w:r>
+            <w:r>
+              <w:t xml:space="preserve">· Final project work Wed</w:t>
+            </w:r>
+          </w:p>
+        </w:tc>
+        <w:tc>
+          <w:tcPr/>
+          <w:p>
+            <w:pPr>
+              <w:pStyle w:val="Compact"/>
+              <w:jc w:val="left"/>
+            </w:pPr>
             <w:r>
               <w:rPr>
                 <w:bCs/>
                 <w:b/>
               </w:rPr>
-              <w:t xml:space="preserve">Final project assigned</w:t>
-            </w:r>
-          </w:p>
-        </w:tc>
+              <w:t xml:space="preserve">Friday, December 4</w:t>
+            </w:r>
+            <w:r>
+              <w:t xml:space="preserve"> </w:t>
+            </w:r>
+            <w:r>
+              <w:t xml:space="preserve">— Final project. Firm: the only take-home deadline without the window.</w:t>
+            </w:r>
+          </w:p>
+        </w:tc>
+      </w:tr>
+      <w:tr>
         <w:tc>
           <w:tcPr/>
           <w:p>
@@ -4615,514 +5213,6 @@
                 <w:bCs/>
                 <w:b/>
               </w:rPr>
-              <w:t xml:space="preserve">Sunday, October 25</w:t>
-            </w:r>
-            <w:r>
-              <w:t xml:space="preserve"> </w:t>
-            </w:r>
-            <w:r>
-              <w:t xml:space="preserve">— Lab 3 · Problem Set 3 · Collaborative 3 · Quiz 3</w:t>
-            </w:r>
-            <w:r>
-              <w:t xml:space="preserve"> </w:t>
-            </w:r>
-            <w:r>
-              <w:rPr>
-                <w:iCs/>
-                <w:i/>
-              </w:rPr>
-              <w:t xml:space="preserve">(in class)</w:t>
-            </w:r>
-          </w:p>
-        </w:tc>
-      </w:tr>
-      <w:tr>
-        <w:tc>
-          <w:tcPr/>
-          <w:p>
-            <w:pPr>
-              <w:pStyle w:val="Compact"/>
-              <w:jc w:val="left"/>
-            </w:pPr>
-            <w:r>
-              <w:rPr>
-                <w:bCs/>
-                <w:b/>
-              </w:rPr>
-              <w:t xml:space="preserve">6</w:t>
-            </w:r>
-          </w:p>
-        </w:tc>
-        <w:tc>
-          <w:tcPr/>
-          <w:p>
-            <w:pPr>
-              <w:pStyle w:val="Compact"/>
-              <w:jc w:val="left"/>
-            </w:pPr>
-            <w:r>
-              <w:t xml:space="preserve">Oct 26 – 30</w:t>
-            </w:r>
-          </w:p>
-        </w:tc>
-        <w:tc>
-          <w:tcPr/>
-          <w:p>
-            <w:pPr>
-              <w:pStyle w:val="Compact"/>
-              <w:jc w:val="left"/>
-            </w:pPr>
-            <w:r>
-              <w:t xml:space="preserve">Libraries ·</w:t>
-            </w:r>
-            <w:r>
-              <w:t xml:space="preserve"> </w:t>
-            </w:r>
-            <w:r>
-              <w:rPr>
-                <w:bCs/>
-                <w:b/>
-              </w:rPr>
-              <w:t xml:space="preserve">Midterm in class Wed Oct 28</w:t>
-            </w:r>
-          </w:p>
-        </w:tc>
-        <w:tc>
-          <w:tcPr/>
-          <w:p>
-            <w:pPr>
-              <w:pStyle w:val="Compact"/>
-              <w:jc w:val="left"/>
-            </w:pPr>
-            <w:r>
-              <w:rPr>
-                <w:bCs/>
-                <w:b/>
-              </w:rPr>
-              <w:t xml:space="preserve">Sunday, November 1</w:t>
-            </w:r>
-            <w:r>
-              <w:t xml:space="preserve"> </w:t>
-            </w:r>
-            <w:r>
-              <w:t xml:space="preserve">— Lab 4 · Problem Set 4 · Collaborative 4 · Quiz 4</w:t>
-            </w:r>
-            <w:r>
-              <w:t xml:space="preserve"> </w:t>
-            </w:r>
-            <w:r>
-              <w:rPr>
-                <w:iCs/>
-                <w:i/>
-              </w:rPr>
-              <w:t xml:space="preserve">(in class)</w:t>
-            </w:r>
-          </w:p>
-        </w:tc>
-      </w:tr>
-      <w:tr>
-        <w:tc>
-          <w:tcPr/>
-          <w:p>
-            <w:pPr>
-              <w:pStyle w:val="Compact"/>
-              <w:jc w:val="left"/>
-            </w:pPr>
-            <w:r>
-              <w:rPr>
-                <w:bCs/>
-                <w:b/>
-              </w:rPr>
-              <w:t xml:space="preserve">7</w:t>
-            </w:r>
-          </w:p>
-        </w:tc>
-        <w:tc>
-          <w:tcPr/>
-          <w:p>
-            <w:pPr>
-              <w:pStyle w:val="Compact"/>
-              <w:jc w:val="left"/>
-            </w:pPr>
-            <w:r>
-              <w:t xml:space="preserve">Nov 2 – 6</w:t>
-            </w:r>
-          </w:p>
-        </w:tc>
-        <w:tc>
-          <w:tcPr/>
-          <w:p>
-            <w:pPr>
-              <w:pStyle w:val="Compact"/>
-              <w:jc w:val="left"/>
-            </w:pPr>
-            <w:r>
-              <w:t xml:space="preserve">Unit tests</w:t>
-            </w:r>
-          </w:p>
-        </w:tc>
-        <w:tc>
-          <w:tcPr/>
-          <w:p>
-            <w:pPr>
-              <w:pStyle w:val="Compact"/>
-              <w:jc w:val="left"/>
-            </w:pPr>
-            <w:r>
-              <w:rPr>
-                <w:bCs/>
-                <w:b/>
-              </w:rPr>
-              <w:t xml:space="preserve">Sunday, November 8</w:t>
-            </w:r>
-            <w:r>
-              <w:t xml:space="preserve"> </w:t>
-            </w:r>
-            <w:r>
-              <w:t xml:space="preserve">— Lab 5 · Problem Set 5 · Collaborative 5 · Quiz 5</w:t>
-            </w:r>
-            <w:r>
-              <w:t xml:space="preserve"> </w:t>
-            </w:r>
-            <w:r>
-              <w:rPr>
-                <w:iCs/>
-                <w:i/>
-              </w:rPr>
-              <w:t xml:space="preserve">(in class)</w:t>
-            </w:r>
-          </w:p>
-        </w:tc>
-      </w:tr>
-      <w:tr>
-        <w:tc>
-          <w:tcPr/>
-          <w:p>
-            <w:pPr>
-              <w:pStyle w:val="Compact"/>
-              <w:jc w:val="left"/>
-            </w:pPr>
-            <w:r>
-              <w:rPr>
-                <w:bCs/>
-                <w:b/>
-              </w:rPr>
-              <w:t xml:space="preserve">8</w:t>
-            </w:r>
-          </w:p>
-        </w:tc>
-        <w:tc>
-          <w:tcPr/>
-          <w:p>
-            <w:pPr>
-              <w:pStyle w:val="Compact"/>
-              <w:jc w:val="left"/>
-            </w:pPr>
-            <w:r>
-              <w:t xml:space="preserve">Nov 9 – 13</w:t>
-            </w:r>
-          </w:p>
-        </w:tc>
-        <w:tc>
-          <w:tcPr/>
-          <w:p>
-            <w:pPr>
-              <w:pStyle w:val="Compact"/>
-              <w:jc w:val="left"/>
-            </w:pPr>
-            <w:r>
-              <w:t xml:space="preserve">File input/output ·</w:t>
-            </w:r>
-            <w:r>
-              <w:t xml:space="preserve"> </w:t>
-            </w:r>
-            <w:r>
-              <w:rPr>
-                <w:iCs/>
-                <w:i/>
-              </w:rPr>
-              <w:t xml:space="preserve">No class Wed Nov 11</w:t>
-            </w:r>
-          </w:p>
-        </w:tc>
-        <w:tc>
-          <w:tcPr/>
-          <w:p>
-            <w:pPr>
-              <w:pStyle w:val="Compact"/>
-              <w:jc w:val="left"/>
-            </w:pPr>
-            <w:r>
-              <w:rPr>
-                <w:bCs/>
-                <w:b/>
-              </w:rPr>
-              <w:t xml:space="preserve">Sunday, November 15</w:t>
-            </w:r>
-            <w:r>
-              <w:t xml:space="preserve"> </w:t>
-            </w:r>
-            <w:r>
-              <w:t xml:space="preserve">— Lab 6 · Problem Set 6 · Collaborative 6 · Quiz 6</w:t>
-            </w:r>
-            <w:r>
-              <w:t xml:space="preserve"> </w:t>
-            </w:r>
-            <w:r>
-              <w:rPr>
-                <w:iCs/>
-                <w:i/>
-              </w:rPr>
-              <w:t xml:space="preserve">(in class)</w:t>
-            </w:r>
-          </w:p>
-        </w:tc>
-      </w:tr>
-      <w:tr>
-        <w:tc>
-          <w:tcPr/>
-          <w:p>
-            <w:pPr>
-              <w:pStyle w:val="Compact"/>
-              <w:jc w:val="left"/>
-            </w:pPr>
-            <w:r>
-              <w:rPr>
-                <w:bCs/>
-                <w:b/>
-              </w:rPr>
-              <w:t xml:space="preserve">9</w:t>
-            </w:r>
-          </w:p>
-        </w:tc>
-        <w:tc>
-          <w:tcPr/>
-          <w:p>
-            <w:pPr>
-              <w:pStyle w:val="Compact"/>
-              <w:jc w:val="left"/>
-            </w:pPr>
-            <w:r>
-              <w:t xml:space="preserve">Nov 16 – 20</w:t>
-            </w:r>
-          </w:p>
-        </w:tc>
-        <w:tc>
-          <w:tcPr/>
-          <w:p>
-            <w:pPr>
-              <w:pStyle w:val="Compact"/>
-              <w:jc w:val="left"/>
-            </w:pPr>
-            <w:r>
-              <w:t xml:space="preserve">Regular expressions</w:t>
-            </w:r>
-          </w:p>
-        </w:tc>
-        <w:tc>
-          <w:tcPr/>
-          <w:p>
-            <w:pPr>
-              <w:pStyle w:val="Compact"/>
-              <w:jc w:val="left"/>
-            </w:pPr>
-            <w:r>
-              <w:rPr>
-                <w:bCs/>
-                <w:b/>
-              </w:rPr>
-              <w:t xml:space="preserve">Sunday, November 22</w:t>
-            </w:r>
-            <w:r>
-              <w:t xml:space="preserve"> </w:t>
-            </w:r>
-            <w:r>
-              <w:t xml:space="preserve">— Lab 7 · Problem Set 7 · Collaborative 7 · Quiz 7</w:t>
-            </w:r>
-            <w:r>
-              <w:t xml:space="preserve"> </w:t>
-            </w:r>
-            <w:r>
-              <w:rPr>
-                <w:iCs/>
-                <w:i/>
-              </w:rPr>
-              <w:t xml:space="preserve">(in class)</w:t>
-            </w:r>
-          </w:p>
-        </w:tc>
-      </w:tr>
-      <w:tr>
-        <w:tc>
-          <w:tcPr/>
-          <w:p>
-            <w:pPr>
-              <w:pStyle w:val="Compact"/>
-              <w:jc w:val="left"/>
-            </w:pPr>
-            <w:r>
-              <w:rPr>
-                <w:bCs/>
-                <w:b/>
-              </w:rPr>
-              <w:t xml:space="preserve">10</w:t>
-            </w:r>
-          </w:p>
-        </w:tc>
-        <w:tc>
-          <w:tcPr/>
-          <w:p>
-            <w:pPr>
-              <w:pStyle w:val="Compact"/>
-              <w:jc w:val="left"/>
-            </w:pPr>
-            <w:r>
-              <w:t xml:space="preserve">Nov 23 – 27</w:t>
-            </w:r>
-          </w:p>
-        </w:tc>
-        <w:tc>
-          <w:tcPr/>
-          <w:p>
-            <w:pPr>
-              <w:pStyle w:val="Compact"/>
-              <w:jc w:val="left"/>
-            </w:pPr>
-            <w:r>
-              <w:t xml:space="preserve">Object-oriented programming ·</w:t>
-            </w:r>
-            <w:r>
-              <w:t xml:space="preserve"> </w:t>
-            </w:r>
-            <w:r>
-              <w:rPr>
-                <w:iCs/>
-                <w:i/>
-              </w:rPr>
-              <w:t xml:space="preserve">No class Wed Nov 25</w:t>
-            </w:r>
-          </w:p>
-        </w:tc>
-        <w:tc>
-          <w:tcPr/>
-          <w:p>
-            <w:pPr>
-              <w:pStyle w:val="Compact"/>
-              <w:jc w:val="left"/>
-            </w:pPr>
-            <w:r>
-              <w:rPr>
-                <w:bCs/>
-                <w:b/>
-              </w:rPr>
-              <w:t xml:space="preserve">Sunday, November 29</w:t>
-            </w:r>
-            <w:r>
-              <w:t xml:space="preserve"> </w:t>
-            </w:r>
-            <w:r>
-              <w:t xml:space="preserve">— Lab 8 · Problem Set 8 · Collaborative 8 · Quiz 8</w:t>
-            </w:r>
-            <w:r>
-              <w:t xml:space="preserve"> </w:t>
-            </w:r>
-            <w:r>
-              <w:rPr>
-                <w:iCs/>
-                <w:i/>
-              </w:rPr>
-              <w:t xml:space="preserve">(in class)</w:t>
-            </w:r>
-          </w:p>
-        </w:tc>
-      </w:tr>
-      <w:tr>
-        <w:tc>
-          <w:tcPr/>
-          <w:p>
-            <w:pPr>
-              <w:pStyle w:val="Compact"/>
-              <w:jc w:val="left"/>
-            </w:pPr>
-            <w:r>
-              <w:rPr>
-                <w:bCs/>
-                <w:b/>
-              </w:rPr>
-              <w:t xml:space="preserve">11</w:t>
-            </w:r>
-          </w:p>
-        </w:tc>
-        <w:tc>
-          <w:tcPr/>
-          <w:p>
-            <w:pPr>
-              <w:pStyle w:val="Compact"/>
-              <w:jc w:val="left"/>
-            </w:pPr>
-            <w:r>
-              <w:t xml:space="preserve">Nov 30 – Dec 4</w:t>
-            </w:r>
-          </w:p>
-        </w:tc>
-        <w:tc>
-          <w:tcPr/>
-          <w:p>
-            <w:pPr>
-              <w:pStyle w:val="Compact"/>
-              <w:jc w:val="left"/>
-            </w:pPr>
-            <w:r>
-              <w:rPr>
-                <w:bCs/>
-                <w:b/>
-              </w:rPr>
-              <w:t xml:space="preserve">Final exam Mon Nov 30</w:t>
-            </w:r>
-            <w:r>
-              <w:t xml:space="preserve"> </w:t>
-            </w:r>
-            <w:r>
-              <w:t xml:space="preserve">· Final project work Wed</w:t>
-            </w:r>
-          </w:p>
-        </w:tc>
-        <w:tc>
-          <w:tcPr/>
-          <w:p>
-            <w:pPr>
-              <w:pStyle w:val="Compact"/>
-              <w:jc w:val="left"/>
-            </w:pPr>
-            <w:r>
-              <w:rPr>
-                <w:bCs/>
-                <w:b/>
-              </w:rPr>
-              <w:t xml:space="preserve">Friday, December 4</w:t>
-            </w:r>
-            <w:r>
-              <w:t xml:space="preserve"> </w:t>
-            </w:r>
-            <w:r>
-              <w:t xml:space="preserve">— Final project. Firm: the one deadline with no three-day window.</w:t>
-            </w:r>
-          </w:p>
-        </w:tc>
-      </w:tr>
-      <w:tr>
-        <w:tc>
-          <w:tcPr/>
-          <w:p>
-            <w:pPr>
-              <w:pStyle w:val="Compact"/>
-              <w:jc w:val="left"/>
-            </w:pPr>
-            <w:r>
-              <w:rPr>
-                <w:bCs/>
-                <w:b/>
-              </w:rPr>
               <w:t xml:space="preserve">Finals</w:t>
             </w:r>
           </w:p>
@@ -5180,7 +5270,7 @@
         <w:t xml:space="preserve"> </w:t>
       </w:r>
       <w:r>
-        <w:t xml:space="preserve">— 11:59 PM that day. Everything under it stays open three more days at full credit, through the following</w:t>
+        <w:t xml:space="preserve">— 11:59 PM Pacific that day. Everything under it stays open three more days at full credit, through the following</w:t>
       </w:r>
       <w:r>
         <w:t xml:space="preserve"> </w:t>
@@ -5193,7 +5283,7 @@
         <w:t xml:space="preserve">Wednesday at 11:59 PM</w:t>
       </w:r>
       <w:r>
-        <w:t xml:space="preserve">. Quizzes, the midterm, and the final exam happen in class, so they aren’t part of that window — and neither is the final project.</w:t>
+        <w:t xml:space="preserve">. Quizzes, the midterm and the final exam are taken in class on the dates shown in the Topic column, so they aren’t part of that window — and neither is the final project.</w:t>
       </w:r>
     </w:p>
     <w:p>
@@ -5229,13 +5319,29 @@
           <w:bCs/>
           <w:b/>
         </w:rPr>
-        <w:t xml:space="preserve">Sunday, November 29</w:t>
-      </w:r>
-      <w:r>
-        <w:t xml:space="preserve"> </w:t>
-      </w:r>
-      <w:r>
-        <w:t xml:space="preserve">— the night before the exam — though the three-day window carries it to Wednesday, December 2, and that’s what most people should plan on. Don’t plan to study over the holiday: do your reviewing during Week 9 and the first half of Week 10, when the review guide is already posted. Week 8 also has a single session. This stretch is where students get squeezed every quarter, and it’s the one part of this course I’d tell you to get out in front of.</w:t>
+        <w:t xml:space="preserve">Sunday, November 29 — the night before the exam.</w:t>
+      </w:r>
+      <w:r>
+        <w:t xml:space="preserve"> </w:t>
+      </w:r>
+      <w:r>
+        <w:t xml:space="preserve">Finish it</w:t>
+      </w:r>
+      <w:r>
+        <w:t xml:space="preserve"> </w:t>
+      </w:r>
+      <w:r>
+        <w:rPr>
+          <w:iCs/>
+          <w:i/>
+        </w:rPr>
+        <w:t xml:space="preserve">before</w:t>
+      </w:r>
+      <w:r>
+        <w:t xml:space="preserve"> </w:t>
+      </w:r>
+      <w:r>
+        <w:t xml:space="preserve">the weekend if you possibly can. The three-day window does technically carry it to Wednesday, December 2, but don’t plan on that: December 2 is two days before your final project is due, and you’d be writing new code instead of finishing it. Treat the window as a safety net here, not a schedule. Don’t plan to study over the holiday either — do your reviewing during Week 9 and the first half of Week 10, when the review guide is already posted. Week 8 also has a single session. This stretch is where students get squeezed every quarter, and it’s the one part of this course I’d tell you to get out in front of.</w:t>
       </w:r>
     </w:p>
     <w:p>
@@ -5336,7 +5442,7 @@
         <w:t xml:space="preserve"> </w:t>
       </w:r>
       <w:r>
-        <w:t xml:space="preserve">everything you submit must be code you could write again and explain line by line, without AI help. If you couldn’t reproduce and explain it on the spot, it isn’t yours to submit. The weekly quizzes, the midterm, the final exam, and your project presentation all check exactly that — which is why leaning on AI now mostly shows up as a bad grade later.</w:t>
+        <w:t xml:space="preserve">everything you submit must be code whose decisions you can explain, and that you can change on your own, without AI help. If you couldn’t talk me through why it works and modify it when asked, it isn’t yours to submit. The weekly quizzes, the midterm, the final exam, and your project presentation all check exactly that — which is why leaning on AI now mostly shows up as a bad grade later.</w:t>
       </w:r>
     </w:p>
     <w:tbl>
@@ -5642,13 +5748,29 @@
           <w:bCs/>
           <w:b/>
         </w:rPr>
-        <w:t xml:space="preserve">This table is about work you turn in as your own</w:t>
-      </w:r>
-      <w:r>
-        <w:t xml:space="preserve"> </w:t>
-      </w:r>
-      <w:r>
-        <w:t xml:space="preserve">— labs, problem sets, quizzes, exams, and your final project.</w:t>
+        <w:t xml:space="preserve">This table is about take-home work you turn in as your own</w:t>
+      </w:r>
+      <w:r>
+        <w:t xml:space="preserve"> </w:t>
+      </w:r>
+      <w:r>
+        <w:t xml:space="preserve">— labs, problem sets, and your final project. It does</w:t>
+      </w:r>
+      <w:r>
+        <w:t xml:space="preserve"> </w:t>
+      </w:r>
+      <w:r>
+        <w:rPr>
+          <w:bCs/>
+          <w:b/>
+        </w:rPr>
+        <w:t xml:space="preserve">not</w:t>
+      </w:r>
+      <w:r>
+        <w:t xml:space="preserve"> </w:t>
+      </w:r>
+      <w:r>
+        <w:t xml:space="preserve">describe the quizzes, the midterm or the final exam: those are closed-book and taken in class, so none of the help below is available during them.</w:t>
       </w:r>
       <w:r>
         <w:t xml:space="preserve"> </w:t>
@@ -6114,7 +6236,7 @@
         <w:pStyle w:val="Compact"/>
       </w:pPr>
       <w:r>
-        <w:t xml:space="preserve">Complete each week’s module — readings, assignments, discussions, and quizzes — by the due date.</w:t>
+        <w:t xml:space="preserve">Complete each week’s module — readings, assignments, and discussions — by the due date.</w:t>
       </w:r>
     </w:p>
     <w:p>

--- a/fall-2026/ctec121/CTEC_121_Syllabus_Fall_2026.docx
+++ b/fall-2026/ctec121/CTEC_121_Syllabus_Fall_2026.docx
@@ -1893,7 +1893,7 @@
         <w:pStyle w:val="BodyText"/>
       </w:pPr>
       <w:r>
-        <w:t xml:space="preserve">Each week you’ll work through a Canvas module: readings, videos, labs, a problem set, a quiz, and a collaborative assignment. Modules open on Sundays, except Modules 0 and 1, which open on the first day of class.</w:t>
+        <w:t xml:space="preserve">Each week you’ll work through a Canvas module: readings, videos, labs, a problem set, and a collaborative assignment. Most weeks also open with a short in-class quiz on the module you just finished — eight across the quarter, on the dates in the schedule. Modules open on Sundays, except Modules 0 and 1, which open on the first day of class.</w:t>
       </w:r>
     </w:p>
     <w:p>
@@ -1960,7 +1960,7 @@
         <w:pStyle w:val="Compact"/>
       </w:pPr>
       <w:r>
-        <w:t xml:space="preserve">Missing class doesn’t automatically cost you points. In-class exercises and the quizzes are the exceptions, and both have a make-up — see How participation works.</w:t>
+        <w:t xml:space="preserve">Missing class doesn’t automatically cost you points. In-class exercises and the quizzes are the exceptions: for exercises there’s a make-up you can do on your own (see How participation works), and one missed quiz is covered by the dropped-score policy.</w:t>
       </w:r>
     </w:p>
     <w:p>
@@ -3039,7 +3039,7 @@
           <w:bCs/>
           <w:b/>
         </w:rPr>
-        <w:t xml:space="preserve">first class session after that module closes.</w:t>
+        <w:t xml:space="preserve">first class session after that module’s Sunday due date.</w:t>
       </w:r>
       <w:r>
         <w:t xml:space="preserve"> </w:t>
@@ -3077,13 +3077,13 @@
           <w:bCs/>
           <w:b/>
         </w:rPr>
-        <w:t xml:space="preserve">What’s on it:</w:t>
-      </w:r>
-      <w:r>
-        <w:t xml:space="preserve"> </w:t>
-      </w:r>
-      <w:r>
-        <w:t xml:space="preserve">the module that just closed — material you have already worked through and turned in. Never something you haven’t done yet.</w:t>
+        <w:t xml:space="preserve">The three-day window doesn’t move the quiz.</w:t>
+      </w:r>
+      <w:r>
+        <w:t xml:space="preserve"> </w:t>
+      </w:r>
+      <w:r>
+        <w:t xml:space="preserve">Using those extra days on an assignment is fine — the quiz still happens on its date. So if you’re going to run late on something, run late on the assignment, not on the studying.</w:t>
       </w:r>
     </w:p>
     <w:p>
@@ -3099,13 +3099,35 @@
           <w:bCs/>
           <w:b/>
         </w:rPr>
+        <w:t xml:space="preserve">What’s on it:</w:t>
+      </w:r>
+      <w:r>
+        <w:t xml:space="preserve"> </w:t>
+      </w:r>
+      <w:r>
+        <w:t xml:space="preserve">the module that just closed — material you have already worked through and turned in. Never something you haven’t done yet.</w:t>
+      </w:r>
+    </w:p>
+    <w:p>
+      <w:pPr>
+        <w:numPr>
+          <w:ilvl w:val="1"/>
+          <w:numId w:val="1006"/>
+        </w:numPr>
+        <w:pStyle w:val="Compact"/>
+      </w:pPr>
+      <w:r>
+        <w:rPr>
+          <w:bCs/>
+          <w:b/>
+        </w:rPr>
         <w:t xml:space="preserve">Module 8 (object-oriented programming) has no quiz.</w:t>
       </w:r>
       <w:r>
         <w:t xml:space="preserve"> </w:t>
       </w:r>
       <w:r>
-        <w:t xml:space="preserve">It closes the night before the final exam, so it’s assessed there instead.</w:t>
+        <w:t xml:space="preserve">It’s due the night before the final exam, so OOP is assessed on the exam instead.</w:t>
       </w:r>
     </w:p>
     <w:p>
@@ -9211,7 +9233,7 @@
       <w:keepNext/>
       <w:keepLines/>
       <w:spacing w:after="240" w:before="480"/>
-      <w:jc w:val="center"/>
+      <w:jc w:val="left"/>
     </w:pPr>
     <w:rPr>
       <w:rFonts w:asciiTheme="majorHAnsi" w:cstheme="majorBidi" w:eastAsiaTheme="majorEastAsia" w:hAnsiTheme="majorHAnsi"/>
@@ -9231,7 +9253,7 @@
       <w:keepNext/>
       <w:keepLines/>
       <w:spacing w:after="240" w:before="240"/>
-      <w:jc w:val="center"/>
+      <w:jc w:val="left"/>
     </w:pPr>
     <w:rPr>
       <w:sz w:val="30"/>
@@ -9245,7 +9267,7 @@
     <w:pPr>
       <w:keepNext/>
       <w:keepLines/>
-      <w:jc w:val="center"/>
+      <w:jc w:val="left"/>
     </w:pPr>
   </w:style>
   <w:style w:styleId="Date" w:type="paragraph">
@@ -9255,7 +9277,7 @@
     <w:pPr>
       <w:keepNext/>
       <w:keepLines/>
-      <w:jc w:val="center"/>
+      <w:jc w:val="left"/>
     </w:pPr>
   </w:style>
   <w:style w:customStyle="1" w:styleId="AbstractTitle" w:type="paragraph">
@@ -9266,7 +9288,7 @@
     <w:pPr>
       <w:keepNext/>
       <w:keepLines/>
-      <w:jc w:val="center"/>
+      <w:jc w:val="left"/>
       <w:spacing w:after="0" w:before="300"/>
     </w:pPr>
     <w:rPr>

--- a/fall-2026/ctec121/CTEC_121_Syllabus_Fall_2026.docx
+++ b/fall-2026/ctec121/CTEC_121_Syllabus_Fall_2026.docx
@@ -3105,7 +3105,7 @@
         <w:t xml:space="preserve"> </w:t>
       </w:r>
       <w:r>
-        <w:t xml:space="preserve">the module that just closed — material you have already worked through and turned in. Never something you haven’t done yet.</w:t>
+        <w:t xml:space="preserve">the module whose work was due that Sunday — material you have already worked through and turned in. Never something you haven’t done yet.</w:t>
       </w:r>
     </w:p>
     <w:p>

--- a/fall-2026/ctec121/CTEC_121_Syllabus_Fall_2026.docx
+++ b/fall-2026/ctec121/CTEC_121_Syllabus_Fall_2026.docx
@@ -3105,7 +3105,7 @@
         <w:t xml:space="preserve"> </w:t>
       </w:r>
       <w:r>
-        <w:t xml:space="preserve">the module whose work was due that Sunday — material you have already worked through and turned in. Never something you haven’t done yet.</w:t>
+        <w:t xml:space="preserve">the module whose work was due that Sunday — material you have already worked through. Never something we haven’t covered yet.</w:t>
       </w:r>
     </w:p>
     <w:p>

--- a/fall-2026/ctec121/CTEC_121_Syllabus_Fall_2026.docx
+++ b/fall-2026/ctec121/CTEC_121_Syllabus_Fall_2026.docx
@@ -3121,13 +3121,13 @@
           <w:bCs/>
           <w:b/>
         </w:rPr>
-        <w:t xml:space="preserve">Module 8 (object-oriented programming) has no quiz.</w:t>
-      </w:r>
-      <w:r>
-        <w:t xml:space="preserve"> </w:t>
-      </w:r>
-      <w:r>
-        <w:t xml:space="preserve">It’s due the night before the final exam, so OOP is assessed on the exam instead.</w:t>
+        <w:t xml:space="preserve">Module 8 (regular expressions) has no quiz.</w:t>
+      </w:r>
+      <w:r>
+        <w:t xml:space="preserve"> </w:t>
+      </w:r>
+      <w:r>
+        <w:t xml:space="preserve">It’s due the night before the final exam, so regular expressions are assessed on the exam instead.</w:t>
       </w:r>
     </w:p>
     <w:p>
@@ -5021,7 +5021,7 @@
               <w:jc w:val="left"/>
             </w:pPr>
             <w:r>
-              <w:t xml:space="preserve">Regular expressions ·</w:t>
+              <w:t xml:space="preserve">Object-oriented programming ·</w:t>
             </w:r>
             <w:r>
               <w:t xml:space="preserve"> </w:t>
@@ -5095,7 +5095,7 @@
               <w:jc w:val="left"/>
             </w:pPr>
             <w:r>
-              <w:t xml:space="preserve">Object-oriented programming ·</w:t>
+              <w:t xml:space="preserve">Regular expressions ·</w:t>
             </w:r>
             <w:r>
               <w:t xml:space="preserve"> </w:t>
@@ -5331,7 +5331,7 @@
         <w:t xml:space="preserve"> </w:t>
       </w:r>
       <w:r>
-        <w:t xml:space="preserve">Week 10 has only one class session; it’s the week of Thanksgiving, and the final exam is the Monday right after the break. Module 8’s work is due</w:t>
+        <w:t xml:space="preserve">Week 10 has only one class session; it’s the week of Thanksgiving, and the final exam is the Monday right after the break. Regular expressions land in that week on purpose — they’re the one topic you can work through with the documentation open, which is exactly what you’ll be doing at a real job. Module 8’s work is due</w:t>
       </w:r>
       <w:r>
         <w:t xml:space="preserve"> </w:t>
@@ -5363,7 +5363,7 @@
         <w:t xml:space="preserve"> </w:t>
       </w:r>
       <w:r>
-        <w:t xml:space="preserve">the weekend if you possibly can. The three-day window does technically carry it to Wednesday, December 2, but don’t plan on that: December 2 is two days before your final project is due, and you’d be writing new code instead of finishing it. Treat the window as a safety net here, not a schedule. Don’t plan to study over the holiday either — do your reviewing during Week 9 and the first half of Week 10, when the review guide is already posted. Week 8 also has a single session. This stretch is where students get squeezed every quarter, and it’s the one part of this course I’d tell you to get out in front of.</w:t>
+        <w:t xml:space="preserve">the weekend if you possibly can. The three-day window does technically carry it to Wednesday, December 2, but don’t plan on that: December 2 is two days before your final project is due. Treat the window as a safety net here, not a schedule. Do your exam reviewing during Week 9 and the first half of Week 10, when the review guide is already posted, rather than over the holiday. Week 8 also has a single session.</w:t>
       </w:r>
     </w:p>
     <w:p>

--- a/fall-2026/ctec121/CTEC_121_Syllabus_Fall_2026.docx
+++ b/fall-2026/ctec121/CTEC_121_Syllabus_Fall_2026.docx
@@ -3390,7 +3390,7 @@
         <w:t xml:space="preserve">Monday, November 30</w:t>
       </w:r>
       <w:r>
-        <w:t xml:space="preserve">. It’s cumulative, on paper, and closed-book: tracing code, predicting output, and writing short functions by hand. You’ve been doing all three since Week 1.</w:t>
+        <w:t xml:space="preserve">. It’s cumulative, on paper, and closed-book — with one exception: a short regular-expression syntax reference comes with those questions. Expect tracing code, predicting output, and writing short functions by hand. You’ve been doing all three since Week 1.</w:t>
       </w:r>
     </w:p>
     <w:p>
@@ -3478,7 +3478,7 @@
         <w:pStyle w:val="Compact"/>
       </w:pPr>
       <w:r>
-        <w:t xml:space="preserve">I’ll post a review guide and a practice exam in Canvas by Week 9, so you can prepare before the break rather than during it.</w:t>
+        <w:t xml:space="preserve">I’ll post a review guide and a practice exam in Canvas by Week 9, so you can prepare before the break rather than during it. The guide says exactly which regular-expression patterns you need to know without looking anything up — and since the syntax reference comes with the exam, what you carry in is the thinking, not the punctuation.</w:t>
       </w:r>
     </w:p>
     <w:p>
@@ -5331,7 +5331,7 @@
         <w:t xml:space="preserve"> </w:t>
       </w:r>
       <w:r>
-        <w:t xml:space="preserve">Week 10 has only one class session; it’s the week of Thanksgiving, and the final exam is the Monday right after the break. Regular expressions land in that week on purpose — they’re the one topic you can work through with the documentation open, which is exactly what you’ll be doing at a real job. Module 8’s work is due</w:t>
+        <w:t xml:space="preserve">Week 10 has only one class session; it’s the week of Thanksgiving, and the final exam is the Monday right after the break. Regular expressions land in that week on purpose — they’re well suited to focused practice with the documentation open, which is how you’ll use them in real work. Module 8’s work is due</w:t>
       </w:r>
       <w:r>
         <w:t xml:space="preserve"> </w:t>

--- a/fall-2026/ctec121/CTEC_121_Syllabus_Fall_2026.docx
+++ b/fall-2026/ctec121/CTEC_121_Syllabus_Fall_2026.docx
@@ -3478,7 +3478,7 @@
         <w:pStyle w:val="Compact"/>
       </w:pPr>
       <w:r>
-        <w:t xml:space="preserve">I’ll post a review guide and a practice exam in Canvas by Week 9, so you can prepare before the break rather than during it. The guide says exactly which regular-expression patterns you need to know without looking anything up — and since the syntax reference comes with the exam, what you carry in is the thinking, not the punctuation.</w:t>
+        <w:t xml:space="preserve">I’ll post a review guide and a practice exam in Canvas by Week 9, so you can prepare before the break rather than during it. The guide says exactly which regular-expression patterns the exam can ask about; the syntax reference comes with the exam itself, so what you carry in is the thinking, not the punctuation.</w:t>
       </w:r>
     </w:p>
     <w:p>

--- a/fall-2026/ctec121/CTEC_121_Syllabus_Fall_2026.docx
+++ b/fall-2026/ctec121/CTEC_121_Syllabus_Fall_2026.docx
@@ -524,7 +524,7 @@
               </w:r>
             </w:hyperlink>
             <w:r>
-              <w:t xml:space="preserve">) is always allowed. No other AI may write, complete, or suggest code you turn in — though using one to explain a concept or an error message is fine, as long as you say so in a comment. You’ll write your code in</w:t>
+              <w:t xml:space="preserve">) is always allowed. No other AI may write, complete, or suggest code you turn in — unless an assignment says otherwise, and some will. Using one to explain a concept or an error message is fine any time, as long as you say so in a comment. You’ll write your code in</w:t>
             </w:r>
             <w:r>
               <w:t xml:space="preserve"> </w:t>
@@ -5590,7 +5590,23 @@
               <w:jc w:val="left"/>
             </w:pPr>
             <w:r>
-              <w:t xml:space="preserve">Any other AI that suggests, completes, or generates code — ChatGPT, Claude, Gemini, GitHub Copilot, Cursor, and the AI features now baked into editors and browsers. Submitting AI-written code is treated the same as submitting another person’s code.</w:t>
+              <w:t xml:space="preserve">Any other AI that suggests, completes, or generates code — ChatGPT, Claude, Gemini, GitHub Copilot, Cursor, and the AI features now baked into editors and browsers — unless that assignment says otherwise; see</w:t>
+            </w:r>
+            <w:r>
+              <w:t xml:space="preserve"> </w:t>
+            </w:r>
+            <w:r>
+              <w:rPr>
+                <w:bCs/>
+                <w:b/>
+              </w:rPr>
+              <w:t xml:space="preserve">When AI is assigned</w:t>
+            </w:r>
+            <w:r>
+              <w:t xml:space="preserve"> </w:t>
+            </w:r>
+            <w:r>
+              <w:t xml:space="preserve">below. Submitting AI-written code is treated the same as submitting another person’s code.</w:t>
             </w:r>
           </w:p>
         </w:tc>
@@ -6090,19 +6106,19 @@
               <w:jc w:val="left"/>
             </w:pPr>
             <w:r>
-              <w:t xml:space="preserve">Using the CS50 Duck · asking another AI to explain a concept or an error message, and citing it in a comment</w:t>
-            </w:r>
-          </w:p>
-        </w:tc>
-        <w:tc>
-          <w:tcPr/>
-          <w:p>
-            <w:pPr>
-              <w:pStyle w:val="Compact"/>
-              <w:jc w:val="left"/>
-            </w:pPr>
-            <w:r>
-              <w:t xml:space="preserve">Using any other AI to write, complete, or suggest code you submit</w:t>
+              <w:t xml:space="preserve">Using the CS50 Duck · asking another AI to explain a concept or an error message, and citing it in a comment · using AI beyond the Duck when an assignment explicitly assigns it</w:t>
+            </w:r>
+          </w:p>
+        </w:tc>
+        <w:tc>
+          <w:tcPr/>
+          <w:p>
+            <w:pPr>
+              <w:pStyle w:val="Compact"/>
+              <w:jc w:val="left"/>
+            </w:pPr>
+            <w:r>
+              <w:t xml:space="preserve">Using any other AI to write, complete, or suggest code you submit, unless that assignment says to</w:t>
             </w:r>
           </w:p>
         </w:tc>

--- a/fall-2026/ctec121/CTEC_121_Syllabus_Fall_2026.docx
+++ b/fall-2026/ctec121/CTEC_121_Syllabus_Fall_2026.docx
@@ -524,7 +524,7 @@
               </w:r>
             </w:hyperlink>
             <w:r>
-              <w:t xml:space="preserve">) is always allowed. No other AI may write, complete, or suggest code you turn in — unless an assignment says otherwise, and some will. Using one to explain a concept or an error message is fine any time, as long as you say so in a comment. You’ll write your code in</w:t>
+              <w:t xml:space="preserve">) is always allowed. No other AI may write, complete, or suggest code you turn in — unless an assignment says otherwise, and some will. Using one to explain a concept or an error message is fine while you are studying or working on take-home assignments, as long as you say so in a comment. You’ll write your code in</w:t>
             </w:r>
             <w:r>
               <w:t xml:space="preserve"> </w:t>

--- a/fall-2026/ctec121/CTEC_121_Syllabus_Fall_2026.docx
+++ b/fall-2026/ctec121/CTEC_121_Syllabus_Fall_2026.docx
@@ -5682,6 +5682,24 @@
         </w:tc>
       </w:tr>
     </w:tbl>
+    <w:p>
+      <w:pPr>
+        <w:pStyle w:val="BodyText"/>
+      </w:pPr>
+      <w:r>
+        <w:rPr>
+          <w:bCs/>
+          <w:b/>
+        </w:rPr>
+        <w:t xml:space="preserve">Everything in this table is about work you do outside class.</w:t>
+      </w:r>
+      <w:r>
+        <w:t xml:space="preserve"> </w:t>
+      </w:r>
+      <w:r>
+        <w:t xml:space="preserve">The quizzes, the midterm and the final exam are closed-book and on paper — no AI, notes, or web, including the Duck.</w:t>
+      </w:r>
+    </w:p>
     <w:p>
       <w:pPr>
         <w:pStyle w:val="BodyText"/>

--- a/fall-2026/ctec121/CTEC_121_Syllabus_Fall_2026.docx
+++ b/fall-2026/ctec121/CTEC_121_Syllabus_Fall_2026.docx
@@ -183,7 +183,7 @@
         </w:pict>
       </w:r>
     </w:p>
-    <w:bookmarkStart w:id="25" w:name="start-here"/>
+    <w:bookmarkStart w:id="24" w:name="start-here"/>
     <w:p>
       <w:pPr>
         <w:pStyle w:val="Heading1"/>
@@ -513,23 +513,12 @@
               <w:jc w:val="left"/>
             </w:pPr>
             <w:r>
-              <w:t xml:space="preserve">The CS50 Duck (</w:t>
+              <w:t xml:space="preserve">The CS50 Duck is always allowed on take-home work. No other AI may write, complete, or suggest code you turn in — unless an assignment says otherwise, and some will. Using one to explain a concept or an error message is fine while you are studying or working on take-home assignments, as long as you say so in a comment. You’ll write your code in</w:t>
+            </w:r>
+            <w:r>
+              <w:t xml:space="preserve"> </w:t>
             </w:r>
             <w:hyperlink r:id="rId22">
-              <w:r>
-                <w:rPr>
-                  <w:rStyle w:val="Hyperlink"/>
-                </w:rPr>
-                <w:t xml:space="preserve">cs50.ai</w:t>
-              </w:r>
-            </w:hyperlink>
-            <w:r>
-              <w:t xml:space="preserve">) is always allowed. No other AI may write, complete, or suggest code you turn in — unless an assignment says otherwise, and some will. Using one to explain a concept or an error message is fine while you are studying or working on take-home assignments, as long as you say so in a comment. You’ll write your code in</w:t>
-            </w:r>
-            <w:r>
-              <w:t xml:space="preserve"> </w:t>
-            </w:r>
-            <w:hyperlink r:id="rId23">
               <w:r>
                 <w:rPr>
                   <w:rStyle w:val="Hyperlink"/>
@@ -540,7 +529,53 @@
               </w:r>
             </w:hyperlink>
             <w:r>
-              <w:t xml:space="preserve">, which already has AI autocomplete turned off.</w:t>
+              <w:t xml:space="preserve">, which has the Duck built in and AI autocomplete turned off.</w:t>
+            </w:r>
+          </w:p>
+        </w:tc>
+      </w:tr>
+      <w:tr>
+        <w:tc>
+          <w:tcPr/>
+          <w:p>
+            <w:pPr>
+              <w:pStyle w:val="Compact"/>
+              <w:jc w:val="left"/>
+            </w:pPr>
+            <w:r>
+              <w:rPr>
+                <w:bCs/>
+                <w:b/>
+              </w:rPr>
+              <w:t xml:space="preserve">If you slip up</w:t>
+            </w:r>
+          </w:p>
+        </w:tc>
+        <w:tc>
+          <w:tcPr/>
+          <w:p>
+            <w:pPr>
+              <w:pStyle w:val="Compact"/>
+              <w:jc w:val="left"/>
+            </w:pPr>
+            <w:r>
+              <w:t xml:space="preserve">The</w:t>
+            </w:r>
+            <w:r>
+              <w:t xml:space="preserve"> </w:t>
+            </w:r>
+            <w:r>
+              <w:rPr>
+                <w:bCs/>
+                <w:b/>
+              </w:rPr>
+              <w:t xml:space="preserve">Regret Clause</w:t>
+            </w:r>
+            <w:r>
+              <w:t xml:space="preserve"> </w:t>
+            </w:r>
+            <w:r>
+              <w:t xml:space="preserve">lets you tell me once, with no penalty. See Academic honesty.</w:t>
             </w:r>
           </w:p>
         </w:tc>
@@ -745,7 +780,7 @@
       <w:r>
         <w:t xml:space="preserve"> </w:t>
       </w:r>
-      <w:hyperlink r:id="rId24">
+      <w:hyperlink r:id="rId23">
         <w:r>
           <w:rPr>
             <w:rStyle w:val="Hyperlink"/>
@@ -835,7 +870,7 @@
         </w:rPr>
         <w:t xml:space="preserve"> </w:t>
       </w:r>
-      <w:hyperlink r:id="rId23">
+      <w:hyperlink r:id="rId22">
         <w:r>
           <w:rPr>
             <w:rStyle w:val="Hyperlink"/>
@@ -892,8 +927,8 @@
         </w:pict>
       </w:r>
     </w:p>
-    <w:bookmarkEnd w:id="25"/>
-    <w:bookmarkStart w:id="27" w:name="the-course-at-a-glance"/>
+    <w:bookmarkEnd w:id="24"/>
+    <w:bookmarkStart w:id="26" w:name="the-course-at-a-glance"/>
     <w:p>
       <w:pPr>
         <w:pStyle w:val="Heading1"/>
@@ -1176,7 +1211,7 @@
               <w:pStyle w:val="Compact"/>
               <w:jc w:val="left"/>
             </w:pPr>
-            <w:hyperlink r:id="rId24">
+            <w:hyperlink r:id="rId23">
               <w:r>
                 <w:rPr>
                   <w:rStyle w:val="Hyperlink"/>
@@ -1322,7 +1357,7 @@
       <w:r>
         <w:t xml:space="preserve"> </w:t>
       </w:r>
-      <w:hyperlink r:id="rId26">
+      <w:hyperlink r:id="rId25">
         <w:r>
           <w:rPr>
             <w:rStyle w:val="Hyperlink"/>
@@ -1365,8 +1400,8 @@
         </w:pict>
       </w:r>
     </w:p>
-    <w:bookmarkEnd w:id="27"/>
-    <w:bookmarkStart w:id="29" w:name="meet-your-instructor"/>
+    <w:bookmarkEnd w:id="26"/>
+    <w:bookmarkStart w:id="28" w:name="meet-your-instructor"/>
     <w:p>
       <w:pPr>
         <w:pStyle w:val="Heading1"/>
@@ -1646,7 +1681,7 @@
         <w:t xml:space="preserve">Something went astray. You are not bothering me.</w:t>
       </w:r>
     </w:p>
-    <w:bookmarkStart w:id="28" w:name="what-i-believe-about-teaching"/>
+    <w:bookmarkStart w:id="27" w:name="what-i-believe-about-teaching"/>
     <w:p>
       <w:pPr>
         <w:pStyle w:val="Heading2"/>
@@ -1792,9 +1827,9 @@
         </w:pict>
       </w:r>
     </w:p>
+    <w:bookmarkEnd w:id="27"/>
     <w:bookmarkEnd w:id="28"/>
-    <w:bookmarkEnd w:id="29"/>
-    <w:bookmarkStart w:id="35" w:name="what-this-class-is-like"/>
+    <w:bookmarkStart w:id="34" w:name="what-this-class-is-like"/>
     <w:p>
       <w:pPr>
         <w:pStyle w:val="Heading1"/>
@@ -1803,7 +1838,7 @@
         <w:t xml:space="preserve">What this class is like</w:t>
       </w:r>
     </w:p>
-    <w:bookmarkStart w:id="30" w:name="why-python"/>
+    <w:bookmarkStart w:id="29" w:name="why-python"/>
     <w:p>
       <w:pPr>
         <w:pStyle w:val="Heading2"/>
@@ -1870,52 +1905,52 @@
         <w:t xml:space="preserve">on your screen can be intimidating at first. That fades faster than you’d think. Coding is really just solving problems in small, careful steps, and that’s a skill you already have.</w:t>
       </w:r>
     </w:p>
+    <w:bookmarkEnd w:id="29"/>
+    <w:bookmarkStart w:id="30" w:name="how-we-spend-our-time"/>
+    <w:p>
+      <w:pPr>
+        <w:pStyle w:val="Heading2"/>
+      </w:pPr>
+      <w:r>
+        <w:t xml:space="preserve">How we spend our time</w:t>
+      </w:r>
+    </w:p>
+    <w:p>
+      <w:pPr>
+        <w:pStyle w:val="FirstParagraph"/>
+      </w:pPr>
+      <w:r>
+        <w:t xml:space="preserve">We’ll use lectures, videos, group activities, hands-on labs, peer critiques, and discussion. You’re expected to take part in class discussions and exercises, and I’d love it if you brought your own real-world examples into them.</w:t>
+      </w:r>
+    </w:p>
+    <w:p>
+      <w:pPr>
+        <w:pStyle w:val="BodyText"/>
+      </w:pPr>
+      <w:r>
+        <w:t xml:space="preserve">Each week you’ll work through a Canvas module: readings, videos, labs, a problem set, and a collaborative assignment. Most weeks also open with a short in-class quiz on the module you just finished — eight across the quarter, on the dates in the schedule. Modules open on Sundays, except Modules 0 and 1, which open on the first day of class.</w:t>
+      </w:r>
+    </w:p>
+    <w:p>
+      <w:pPr>
+        <w:pStyle w:val="BodyText"/>
+      </w:pPr>
+      <w:r>
+        <w:rPr>
+          <w:bCs/>
+          <w:b/>
+        </w:rPr>
+        <w:t xml:space="preserve">Want to work ahead?</w:t>
+      </w:r>
+      <w:r>
+        <w:t xml:space="preserve"> </w:t>
+      </w:r>
+      <w:r>
+        <w:t xml:space="preserve">Message me on Slack, and I’ll unlock material early. This is especially worth doing if you’re also working through CS50P and wanting to earn the CS50 certificate.</w:t>
+      </w:r>
+    </w:p>
     <w:bookmarkEnd w:id="30"/>
-    <w:bookmarkStart w:id="31" w:name="how-we-spend-our-time"/>
-    <w:p>
-      <w:pPr>
-        <w:pStyle w:val="Heading2"/>
-      </w:pPr>
-      <w:r>
-        <w:t xml:space="preserve">How we spend our time</w:t>
-      </w:r>
-    </w:p>
-    <w:p>
-      <w:pPr>
-        <w:pStyle w:val="FirstParagraph"/>
-      </w:pPr>
-      <w:r>
-        <w:t xml:space="preserve">We’ll use lectures, videos, group activities, hands-on labs, peer critiques, and discussion. You’re expected to take part in class discussions and exercises, and I’d love it if you brought your own real-world examples into them.</w:t>
-      </w:r>
-    </w:p>
-    <w:p>
-      <w:pPr>
-        <w:pStyle w:val="BodyText"/>
-      </w:pPr>
-      <w:r>
-        <w:t xml:space="preserve">Each week you’ll work through a Canvas module: readings, videos, labs, a problem set, and a collaborative assignment. Most weeks also open with a short in-class quiz on the module you just finished — eight across the quarter, on the dates in the schedule. Modules open on Sundays, except Modules 0 and 1, which open on the first day of class.</w:t>
-      </w:r>
-    </w:p>
-    <w:p>
-      <w:pPr>
-        <w:pStyle w:val="BodyText"/>
-      </w:pPr>
-      <w:r>
-        <w:rPr>
-          <w:bCs/>
-          <w:b/>
-        </w:rPr>
-        <w:t xml:space="preserve">Want to work ahead?</w:t>
-      </w:r>
-      <w:r>
-        <w:t xml:space="preserve"> </w:t>
-      </w:r>
-      <w:r>
-        <w:t xml:space="preserve">Message me on Slack, and I’ll unlock material early. This is especially worth doing if you’re also working through CS50P and wanting to earn the CS50 certificate.</w:t>
-      </w:r>
-    </w:p>
-    <w:bookmarkEnd w:id="31"/>
-    <w:bookmarkStart w:id="32" w:name="attendance"/>
+    <w:bookmarkStart w:id="31" w:name="attendance"/>
     <w:p>
       <w:pPr>
         <w:pStyle w:val="Heading2"/>
@@ -1997,8 +2032,8 @@
         <w:t xml:space="preserve">Absences for reasons of faith or conscience are accommodated. See Student rights.</w:t>
       </w:r>
     </w:p>
-    <w:bookmarkEnd w:id="32"/>
-    <w:bookmarkStart w:id="34" w:name="if-you-need-an-accommodation"/>
+    <w:bookmarkEnd w:id="31"/>
+    <w:bookmarkStart w:id="33" w:name="if-you-need-an-accommodation"/>
     <w:p>
       <w:pPr>
         <w:pStyle w:val="Heading2"/>
@@ -2017,7 +2052,7 @@
       <w:r>
         <w:t xml:space="preserve"> </w:t>
       </w:r>
-      <w:hyperlink r:id="rId33">
+      <w:hyperlink r:id="rId32">
         <w:r>
           <w:rPr>
             <w:rStyle w:val="Hyperlink"/>
@@ -2039,9 +2074,9 @@
         </w:pict>
       </w:r>
     </w:p>
+    <w:bookmarkEnd w:id="33"/>
     <w:bookmarkEnd w:id="34"/>
-    <w:bookmarkEnd w:id="35"/>
-    <w:bookmarkStart w:id="39" w:name="what-youll-need"/>
+    <w:bookmarkStart w:id="38" w:name="what-youll-need"/>
     <w:p>
       <w:pPr>
         <w:pStyle w:val="Heading1"/>
@@ -2146,7 +2181,7 @@
               <w:pStyle w:val="Compact"/>
               <w:jc w:val="left"/>
             </w:pPr>
-            <w:hyperlink r:id="rId23">
+            <w:hyperlink r:id="rId22">
               <w:r>
                 <w:rPr>
                   <w:rStyle w:val="Hyperlink"/>
@@ -2345,19 +2380,8 @@
               <w:pStyle w:val="Compact"/>
               <w:jc w:val="left"/>
             </w:pPr>
-            <w:hyperlink r:id="rId22">
-              <w:r>
-                <w:rPr>
-                  <w:rStyle w:val="Hyperlink"/>
-                </w:rPr>
-                <w:t xml:space="preserve">cs50.ai</w:t>
-              </w:r>
-            </w:hyperlink>
-            <w:r>
-              <w:t xml:space="preserve"> </w:t>
-            </w:r>
-            <w:r>
-              <w:t xml:space="preserve">— your approved AI helper.</w:t>
+            <w:r>
+              <w:t xml:space="preserve">Your approved AI helper. Built into cs50.dev — nothing to install or sign up for.</w:t>
             </w:r>
           </w:p>
         </w:tc>
@@ -2370,7 +2394,7 @@
       <w:r>
         <w:t xml:space="preserve">You’ll also need to be comfortable using Canvas (</w:t>
       </w:r>
-      <w:hyperlink r:id="rId36">
+      <w:hyperlink r:id="rId35">
         <w:r>
           <w:rPr>
             <w:rStyle w:val="Hyperlink"/>
@@ -2397,7 +2421,7 @@
         <w:t xml:space="preserve"> </w:t>
       </w:r>
       <w:r>
-        <w:t xml:space="preserve">Slack, GitHub, and cs50.ai are run by companies other than Clark, so a few things are worth knowing:</w:t>
+        <w:t xml:space="preserve">Slack, GitHub, and cs50.dev are run by companies other than Clark, so a few things are worth knowing:</w:t>
       </w:r>
     </w:p>
     <w:p>
@@ -2468,7 +2492,7 @@
       <w:r>
         <w:t xml:space="preserve"> </w:t>
       </w:r>
-      <w:hyperlink r:id="rId37">
+      <w:hyperlink r:id="rId36">
         <w:r>
           <w:rPr>
             <w:rStyle w:val="Hyperlink"/>
@@ -2482,7 +2506,7 @@
       <w:r>
         <w:t xml:space="preserve"> </w:t>
       </w:r>
-      <w:hyperlink r:id="rId38">
+      <w:hyperlink r:id="rId37">
         <w:r>
           <w:rPr>
             <w:rStyle w:val="Hyperlink"/>
@@ -2504,8 +2528,8 @@
         </w:pict>
       </w:r>
     </w:p>
-    <w:bookmarkEnd w:id="39"/>
-    <w:bookmarkStart w:id="46" w:name="how-youll-be-graded"/>
+    <w:bookmarkEnd w:id="38"/>
+    <w:bookmarkStart w:id="45" w:name="how-youll-be-graded"/>
     <w:p>
       <w:pPr>
         <w:pStyle w:val="Heading1"/>
@@ -2514,7 +2538,7 @@
         <w:t xml:space="preserve">How you’ll be graded</w:t>
       </w:r>
     </w:p>
-    <w:bookmarkStart w:id="40" w:name="where-your-grade-comes-from"/>
+    <w:bookmarkStart w:id="39" w:name="where-your-grade-comes-from"/>
     <w:p>
       <w:pPr>
         <w:pStyle w:val="Heading2"/>
@@ -2918,8 +2942,8 @@
         <w:t xml:space="preserve">. Two things sit outside it: anything taken in class, and the final project.</w:t>
       </w:r>
     </w:p>
-    <w:bookmarkEnd w:id="40"/>
-    <w:bookmarkStart w:id="41" w:name="the-details"/>
+    <w:bookmarkEnd w:id="39"/>
+    <w:bookmarkStart w:id="40" w:name="the-details"/>
     <w:p>
       <w:pPr>
         <w:pStyle w:val="Heading2"/>
@@ -3489,8 +3513,8 @@
         <w:t xml:space="preserve">Rubrics for every assessment live in the relevant Canvas module.</w:t>
       </w:r>
     </w:p>
-    <w:bookmarkEnd w:id="41"/>
-    <w:bookmarkStart w:id="42" w:name="how-participation-works"/>
+    <w:bookmarkEnd w:id="40"/>
+    <w:bookmarkStart w:id="41" w:name="how-participation-works"/>
     <w:p>
       <w:pPr>
         <w:pStyle w:val="Heading2"/>
@@ -3704,8 +3728,8 @@
         <w:t xml:space="preserve">— including as part of a DAC accommodation — tell me in the first two weeks, or as soon as the need comes up. There’s a written alternative for every in-class component. Setting it up is routine and completely unremarkable.</w:t>
       </w:r>
     </w:p>
-    <w:bookmarkEnd w:id="42"/>
-    <w:bookmarkStart w:id="43" w:name="grading-scale"/>
+    <w:bookmarkEnd w:id="41"/>
+    <w:bookmarkStart w:id="42" w:name="grading-scale"/>
     <w:p>
       <w:pPr>
         <w:pStyle w:val="Heading2"/>
@@ -4131,8 +4155,8 @@
         <w:t xml:space="preserve">is possible only if you’ve completed most of the course in good standing and something unexpected stops you from finishing. It takes a written agreement between us with a deadline, and it isn’t a substitute for withdrawing.</w:t>
       </w:r>
     </w:p>
-    <w:bookmarkEnd w:id="43"/>
-    <w:bookmarkStart w:id="44" w:name="late-work"/>
+    <w:bookmarkEnd w:id="42"/>
+    <w:bookmarkStart w:id="43" w:name="late-work"/>
     <w:p>
       <w:pPr>
         <w:pStyle w:val="Heading2"/>
@@ -4318,8 +4342,8 @@
         <w:t xml:space="preserve">Work that lands weeks or months late has lost most of its value, because it no longer connects to anything the class is doing. That’s the reason for the window, and it’s why talking to me early works so much better than going quiet.</w:t>
       </w:r>
     </w:p>
-    <w:bookmarkEnd w:id="44"/>
-    <w:bookmarkStart w:id="45" w:name="feedback"/>
+    <w:bookmarkEnd w:id="43"/>
+    <w:bookmarkStart w:id="44" w:name="feedback"/>
     <w:p>
       <w:pPr>
         <w:pStyle w:val="Heading2"/>
@@ -4343,9 +4367,9 @@
         </w:pict>
       </w:r>
     </w:p>
+    <w:bookmarkEnd w:id="44"/>
     <w:bookmarkEnd w:id="45"/>
-    <w:bookmarkEnd w:id="46"/>
-    <w:bookmarkStart w:id="47" w:name="weekly-schedule"/>
+    <w:bookmarkStart w:id="46" w:name="weekly-schedule"/>
     <w:p>
       <w:pPr>
         <w:pStyle w:val="Heading1"/>
@@ -5373,53 +5397,53 @@
         </w:pict>
       </w:r>
     </w:p>
+    <w:bookmarkEnd w:id="46"/>
+    <w:bookmarkStart w:id="56" w:name="course-agreements"/>
+    <w:p>
+      <w:pPr>
+        <w:pStyle w:val="Heading1"/>
+      </w:pPr>
+      <w:r>
+        <w:t xml:space="preserve">Course agreements</w:t>
+      </w:r>
+    </w:p>
+    <w:bookmarkStart w:id="47" w:name="communication"/>
+    <w:p>
+      <w:pPr>
+        <w:pStyle w:val="Heading2"/>
+      </w:pPr>
+      <w:r>
+        <w:t xml:space="preserve">Communication</w:t>
+      </w:r>
+    </w:p>
+    <w:p>
+      <w:pPr>
+        <w:pStyle w:val="FirstParagraph"/>
+      </w:pPr>
+      <w:r>
+        <w:rPr>
+          <w:bCs/>
+          <w:b/>
+        </w:rPr>
+        <w:t xml:space="preserve">Slack is the fastest way to reach me,</w:t>
+      </w:r>
+      <w:r>
+        <w:t xml:space="preserve"> </w:t>
+      </w:r>
+      <w:r>
+        <w:t xml:space="preserve">and it’s where you can ask questions, help each other, and share things you find. Everyone gets an invitation; if yours didn’t arrive, contact me. Check Canvas announcements whenever you log in — they’re at the top of the page.</w:t>
+      </w:r>
+    </w:p>
+    <w:p>
+      <w:pPr>
+        <w:pStyle w:val="BodyText"/>
+      </w:pPr>
+      <w:r>
+        <w:t xml:space="preserve">On netiquette: there are real people on the other side of every message. Use the same courtesy online that you’d use face-to-face.</w:t>
+      </w:r>
+    </w:p>
     <w:bookmarkEnd w:id="47"/>
-    <w:bookmarkStart w:id="57" w:name="course-agreements"/>
-    <w:p>
-      <w:pPr>
-        <w:pStyle w:val="Heading1"/>
-      </w:pPr>
-      <w:r>
-        <w:t xml:space="preserve">Course agreements</w:t>
-      </w:r>
-    </w:p>
-    <w:bookmarkStart w:id="48" w:name="communication"/>
-    <w:p>
-      <w:pPr>
-        <w:pStyle w:val="Heading2"/>
-      </w:pPr>
-      <w:r>
-        <w:t xml:space="preserve">Communication</w:t>
-      </w:r>
-    </w:p>
-    <w:p>
-      <w:pPr>
-        <w:pStyle w:val="FirstParagraph"/>
-      </w:pPr>
-      <w:r>
-        <w:rPr>
-          <w:bCs/>
-          <w:b/>
-        </w:rPr>
-        <w:t xml:space="preserve">Slack is the fastest way to reach me,</w:t>
-      </w:r>
-      <w:r>
-        <w:t xml:space="preserve"> </w:t>
-      </w:r>
-      <w:r>
-        <w:t xml:space="preserve">and it’s where you can ask questions, help each other, and share things you find. Everyone gets an invitation; if yours didn’t arrive, contact me. Check Canvas announcements whenever you log in — they’re at the top of the page.</w:t>
-      </w:r>
-    </w:p>
-    <w:p>
-      <w:pPr>
-        <w:pStyle w:val="BodyText"/>
-      </w:pPr>
-      <w:r>
-        <w:t xml:space="preserve">On netiquette: there are real people on the other side of every message. Use the same courtesy online that you’d use face-to-face.</w:t>
-      </w:r>
-    </w:p>
-    <w:bookmarkEnd w:id="48"/>
-    <w:bookmarkStart w:id="49" w:name="ai-guidelines"/>
+    <w:bookmarkStart w:id="48" w:name="ai-guidelines"/>
     <w:p>
       <w:pPr>
         <w:pStyle w:val="Heading2"/>
@@ -5516,21 +5540,7 @@
               <w:t xml:space="preserve">CS50 Duck Debugger</w:t>
             </w:r>
             <w:r>
-              <w:t xml:space="preserve"> </w:t>
-            </w:r>
-            <w:r>
-              <w:t xml:space="preserve">(</w:t>
-            </w:r>
-            <w:hyperlink r:id="rId22">
-              <w:r>
-                <w:rPr>
-                  <w:rStyle w:val="Hyperlink"/>
-                </w:rPr>
-                <w:t xml:space="preserve">cs50.ai</w:t>
-              </w:r>
-            </w:hyperlink>
-            <w:r>
-              <w:t xml:space="preserve">). It’s built to ask you questions rather than hand you answers. That’s the point.</w:t>
+              <w:t xml:space="preserve">, built into cs50.dev. It’s built to ask you questions rather than hand you answers. That’s the point.</w:t>
             </w:r>
           </w:p>
         </w:tc>
@@ -5635,7 +5645,7 @@
               <w:pStyle w:val="Compact"/>
               <w:jc w:val="left"/>
             </w:pPr>
-            <w:hyperlink r:id="rId23">
+            <w:hyperlink r:id="rId22">
               <w:r>
                 <w:rPr>
                   <w:rStyle w:val="Hyperlink"/>
@@ -5736,8 +5746,8 @@
         <w:t xml:space="preserve">Asking has never once counted against a student.</w:t>
       </w:r>
     </w:p>
-    <w:bookmarkEnd w:id="49"/>
-    <w:bookmarkStart w:id="51" w:name="academic-honesty"/>
+    <w:bookmarkEnd w:id="48"/>
+    <w:bookmarkStart w:id="50" w:name="academic-honesty"/>
     <w:p>
       <w:pPr>
         <w:pStyle w:val="Heading2"/>
@@ -6222,7 +6232,7 @@
       <w:r>
         <w:t xml:space="preserve"> </w:t>
       </w:r>
-      <w:hyperlink r:id="rId50">
+      <w:hyperlink r:id="rId49">
         <w:r>
           <w:rPr>
             <w:rStyle w:val="Hyperlink"/>
@@ -6264,23 +6274,13 @@
           <w:bCs/>
           <w:b/>
         </w:rPr>
-        <w:t xml:space="preserve">When in doubt, ask me first — in writing, so we both have the answer.</w:t>
-      </w:r>
-      <w:r>
-        <w:t xml:space="preserve"> </w:t>
-      </w:r>
-      <w:r>
-        <w:t xml:space="preserve">Asking in good faith never counts against you.</w:t>
-      </w:r>
-    </w:p>
-    <w:bookmarkEnd w:id="51"/>
-    <w:bookmarkStart w:id="52" w:name="classroom-norms"/>
-    <w:p>
-      <w:pPr>
-        <w:pStyle w:val="Heading2"/>
-      </w:pPr>
-      <w:r>
-        <w:t xml:space="preserve">Classroom norms</w:t>
+        <w:t xml:space="preserve">The Regret Clause.</w:t>
+      </w:r>
+      <w:r>
+        <w:t xml:space="preserve"> </w:t>
+      </w:r>
+      <w:r>
+        <w:t xml:space="preserve">If you cross that line and tell me, it costs you nothing — once. Name the assignment, say what you did, and there is no penalty and no referral. We sort it out and move on.</w:t>
       </w:r>
     </w:p>
     <w:p>
@@ -6292,7 +6292,20 @@
         <w:pStyle w:val="Compact"/>
       </w:pPr>
       <w:r>
-        <w:t xml:space="preserve">Complete each week’s module — readings, assignments, and discussions — by the due date.</w:t>
+        <w:t xml:space="preserve">It works</w:t>
+      </w:r>
+      <w:r>
+        <w:t xml:space="preserve"> </w:t>
+      </w:r>
+      <w:r>
+        <w:rPr>
+          <w:bCs/>
+          <w:b/>
+        </w:rPr>
+        <w:t xml:space="preserve">one time</w:t>
+      </w:r>
+      <w:r>
+        <w:t xml:space="preserve">, for the whole quarter.</w:t>
       </w:r>
     </w:p>
     <w:p>
@@ -6304,7 +6317,23 @@
         <w:pStyle w:val="Compact"/>
       </w:pPr>
       <w:r>
-        <w:t xml:space="preserve">Take part in class discussions and exercises, and bring your own experiences into them.</w:t>
+        <w:t xml:space="preserve">Use it</w:t>
+      </w:r>
+      <w:r>
+        <w:t xml:space="preserve"> </w:t>
+      </w:r>
+      <w:r>
+        <w:rPr>
+          <w:bCs/>
+          <w:b/>
+        </w:rPr>
+        <w:t xml:space="preserve">before I have noticed, or after I have asked you about a piece of work.</w:t>
+      </w:r>
+      <w:r>
+        <w:t xml:space="preserve"> </w:t>
+      </w:r>
+      <w:r>
+        <w:t xml:space="preserve">Either way counts.</w:t>
       </w:r>
     </w:p>
     <w:p>
@@ -6316,7 +6345,23 @@
         <w:pStyle w:val="Compact"/>
       </w:pPr>
       <w:r>
-        <w:t xml:space="preserve">Be a courteous member of the room and don’t get in the way of anyone else’s learning.</w:t>
+        <w:t xml:space="preserve">It covers</w:t>
+      </w:r>
+      <w:r>
+        <w:t xml:space="preserve"> </w:t>
+      </w:r>
+      <w:r>
+        <w:rPr>
+          <w:bCs/>
+          <w:b/>
+        </w:rPr>
+        <w:t xml:space="preserve">academic honesty</w:t>
+      </w:r>
+      <w:r>
+        <w:t xml:space="preserve"> </w:t>
+      </w:r>
+      <w:r>
+        <w:t xml:space="preserve">— the AI rule, plagiarism, collaboration that went further than it should have.</w:t>
       </w:r>
     </w:p>
     <w:p>
@@ -6328,29 +6373,141 @@
         <w:pStyle w:val="Compact"/>
       </w:pPr>
       <w:r>
-        <w:t xml:space="preserve">Academic and intellectual honesty are expected at all times.</w:t>
+        <w:t xml:space="preserve">To use it, message me on Slack or email me with the assignment name and what happened.</w:t>
+      </w:r>
+    </w:p>
+    <w:p>
+      <w:pPr>
+        <w:pStyle w:val="FirstParagraph"/>
+      </w:pPr>
+      <w:r>
+        <w:t xml:space="preserve">People make bad calls at 2 AM in a week that got away from them. That should not decide your quarter, and I would far rather hear it from you than find it myself. There is only one, so use it when it counts.</w:t>
+      </w:r>
+    </w:p>
+    <w:p>
+      <w:pPr>
+        <w:pStyle w:val="BodyText"/>
+      </w:pPr>
+      <w:r>
+        <w:rPr>
+          <w:bCs/>
+          <w:b/>
+        </w:rPr>
+        <w:t xml:space="preserve">When in doubt, ask me first — in writing, so we both have the answer.</w:t>
+      </w:r>
+      <w:r>
+        <w:t xml:space="preserve"> </w:t>
+      </w:r>
+      <w:r>
+        <w:t xml:space="preserve">Asking in good faith never counts against you.</w:t>
+      </w:r>
+    </w:p>
+    <w:bookmarkEnd w:id="50"/>
+    <w:bookmarkStart w:id="51" w:name="classroom-norms"/>
+    <w:p>
+      <w:pPr>
+        <w:pStyle w:val="Heading2"/>
+      </w:pPr>
+      <w:r>
+        <w:t xml:space="preserve">Classroom norms</w:t>
       </w:r>
     </w:p>
     <w:p>
       <w:pPr>
         <w:numPr>
           <w:ilvl w:val="0"/>
-          <w:numId w:val="1013"/>
+          <w:numId w:val="1014"/>
         </w:numPr>
         <w:pStyle w:val="Compact"/>
       </w:pPr>
       <w:r>
+        <w:t xml:space="preserve">Complete each week’s module — readings, assignments, and discussions — by the due date.</w:t>
+      </w:r>
+    </w:p>
+    <w:p>
+      <w:pPr>
+        <w:numPr>
+          <w:ilvl w:val="0"/>
+          <w:numId w:val="1014"/>
+        </w:numPr>
+        <w:pStyle w:val="Compact"/>
+      </w:pPr>
+      <w:r>
+        <w:t xml:space="preserve">Take part in class discussions and exercises, and bring your own experiences into them.</w:t>
+      </w:r>
+    </w:p>
+    <w:p>
+      <w:pPr>
+        <w:numPr>
+          <w:ilvl w:val="0"/>
+          <w:numId w:val="1014"/>
+        </w:numPr>
+        <w:pStyle w:val="Compact"/>
+      </w:pPr>
+      <w:r>
+        <w:t xml:space="preserve">Be a courteous member of the room and don’t get in the way of anyone else’s learning.</w:t>
+      </w:r>
+    </w:p>
+    <w:p>
+      <w:pPr>
+        <w:numPr>
+          <w:ilvl w:val="0"/>
+          <w:numId w:val="1014"/>
+        </w:numPr>
+        <w:pStyle w:val="Compact"/>
+      </w:pPr>
+      <w:r>
+        <w:t xml:space="preserve">Academic and intellectual honesty are expected at all times.</w:t>
+      </w:r>
+    </w:p>
+    <w:p>
+      <w:pPr>
+        <w:numPr>
+          <w:ilvl w:val="0"/>
+          <w:numId w:val="1014"/>
+        </w:numPr>
+        <w:pStyle w:val="Compact"/>
+      </w:pPr>
+      <w:r>
         <w:t xml:space="preserve">Tell me as early as you can about anything that affects your ability to take part fully.</w:t>
       </w:r>
     </w:p>
+    <w:bookmarkEnd w:id="51"/>
+    <w:bookmarkStart w:id="52" w:name="recording-class-sessions"/>
+    <w:p>
+      <w:pPr>
+        <w:pStyle w:val="Heading2"/>
+      </w:pPr>
+      <w:r>
+        <w:t xml:space="preserve">Recording class sessions</w:t>
+      </w:r>
+    </w:p>
+    <w:p>
+      <w:pPr>
+        <w:pStyle w:val="FirstParagraph"/>
+      </w:pPr>
+      <w:r>
+        <w:rPr>
+          <w:bCs/>
+          <w:b/>
+        </w:rPr>
+        <w:t xml:space="preserve">You’re welcome to record class for your own study use</w:t>
+      </w:r>
+      <w:r>
+        <w:t xml:space="preserve"> </w:t>
+      </w:r>
+      <w:r>
+        <w:t xml:space="preserve">— no permission needed. Please don’t post or share recordings, screenshots, or classmates’ work outside this class. People share half-finished code and honest confusion in a programming class, and that only works if the room feels safe. If DAC has approved recording as an accommodation, you never need to explain that to anyone. If I record a session, I’ll say so and post it in Canvas.</w:t>
+      </w:r>
+    </w:p>
     <w:bookmarkEnd w:id="52"/>
-    <w:bookmarkStart w:id="53" w:name="recording-class-sessions"/>
+    <w:bookmarkStart w:id="53" w:name="changes-to-this-syllabus"/>
     <w:p>
       <w:pPr>
         <w:pStyle w:val="Heading2"/>
       </w:pPr>
       <w:r>
-        <w:t xml:space="preserve">Recording class sessions</w:t>
+        <w:t xml:space="preserve">Changes to this syllabus</w:t>
       </w:r>
     </w:p>
     <w:p>
@@ -6358,27 +6515,17 @@
         <w:pStyle w:val="FirstParagraph"/>
       </w:pPr>
       <w:r>
-        <w:rPr>
-          <w:bCs/>
-          <w:b/>
-        </w:rPr>
-        <w:t xml:space="preserve">You’re welcome to record class for your own study use</w:t>
-      </w:r>
-      <w:r>
-        <w:t xml:space="preserve"> </w:t>
-      </w:r>
-      <w:r>
-        <w:t xml:space="preserve">— no permission needed. Please don’t post or share recordings, screenshots, or classmates’ work outside this class. People share half-finished code and honest confusion in a programming class, and that only works if the room feels safe. If DAC has approved recording as an accommodation, you never need to explain that to anyone. If I record a session, I’ll say so and post it in Canvas.</w:t>
+        <w:t xml:space="preserve">This is a plan, not a contract, and I may adjust it during the quarter. Anything that affects your grade or deadlines is announced on Canvas and Slack, and I’ll post an updated syllabus.</w:t>
       </w:r>
     </w:p>
     <w:bookmarkEnd w:id="53"/>
-    <w:bookmarkStart w:id="54" w:name="changes-to-this-syllabus"/>
+    <w:bookmarkStart w:id="55" w:name="withdrawing-from-the-course"/>
     <w:p>
       <w:pPr>
         <w:pStyle w:val="Heading2"/>
       </w:pPr>
       <w:r>
-        <w:t xml:space="preserve">Changes to this syllabus</w:t>
+        <w:t xml:space="preserve">Withdrawing from the course</w:t>
       </w:r>
     </w:p>
     <w:p>
@@ -6386,24 +6533,6 @@
         <w:pStyle w:val="FirstParagraph"/>
       </w:pPr>
       <w:r>
-        <w:t xml:space="preserve">This is a plan, not a contract, and I may adjust it during the quarter. Anything that affects your grade or deadlines is announced on Canvas and Slack, and I’ll post an updated syllabus.</w:t>
-      </w:r>
-    </w:p>
-    <w:bookmarkEnd w:id="54"/>
-    <w:bookmarkStart w:id="56" w:name="withdrawing-from-the-course"/>
-    <w:p>
-      <w:pPr>
-        <w:pStyle w:val="Heading2"/>
-      </w:pPr>
-      <w:r>
-        <w:t xml:space="preserve">Withdrawing from the course</w:t>
-      </w:r>
-    </w:p>
-    <w:p>
-      <w:pPr>
-        <w:pStyle w:val="FirstParagraph"/>
-      </w:pPr>
-      <w:r>
         <w:t xml:space="preserve">The last day to withdraw is</w:t>
       </w:r>
       <w:r>
@@ -6440,7 +6569,7 @@
       <w:r>
         <w:t xml:space="preserve"> </w:t>
       </w:r>
-      <w:hyperlink r:id="rId55">
+      <w:hyperlink r:id="rId54">
         <w:r>
           <w:rPr>
             <w:rStyle w:val="Hyperlink"/>
@@ -6480,9 +6609,9 @@
         </w:pict>
       </w:r>
     </w:p>
+    <w:bookmarkEnd w:id="55"/>
     <w:bookmarkEnd w:id="56"/>
-    <w:bookmarkEnd w:id="57"/>
-    <w:bookmarkStart w:id="58" w:name="what-youll-be-able-to-do-by-the-end"/>
+    <w:bookmarkStart w:id="57" w:name="what-youll-be-able-to-do-by-the-end"/>
     <w:p>
       <w:pPr>
         <w:pStyle w:val="Heading1"/>
@@ -6503,7 +6632,7 @@
       <w:pPr>
         <w:numPr>
           <w:ilvl w:val="0"/>
-          <w:numId w:val="1014"/>
+          <w:numId w:val="1015"/>
         </w:numPr>
         <w:pStyle w:val="Compact"/>
       </w:pPr>
@@ -6525,7 +6654,7 @@
       <w:pPr>
         <w:numPr>
           <w:ilvl w:val="0"/>
-          <w:numId w:val="1014"/>
+          <w:numId w:val="1015"/>
         </w:numPr>
         <w:pStyle w:val="Compact"/>
       </w:pPr>
@@ -6547,7 +6676,7 @@
       <w:pPr>
         <w:numPr>
           <w:ilvl w:val="0"/>
-          <w:numId w:val="1014"/>
+          <w:numId w:val="1015"/>
         </w:numPr>
         <w:pStyle w:val="Compact"/>
       </w:pPr>
@@ -6569,7 +6698,7 @@
       <w:pPr>
         <w:numPr>
           <w:ilvl w:val="0"/>
-          <w:numId w:val="1014"/>
+          <w:numId w:val="1015"/>
         </w:numPr>
         <w:pStyle w:val="Compact"/>
       </w:pPr>
@@ -7011,8 +7140,8 @@
         </w:pict>
       </w:r>
     </w:p>
-    <w:bookmarkEnd w:id="58"/>
-    <w:bookmarkStart w:id="78" w:name="college-policies"/>
+    <w:bookmarkEnd w:id="57"/>
+    <w:bookmarkStart w:id="77" w:name="college-policies"/>
     <w:p>
       <w:pPr>
         <w:pStyle w:val="Heading1"/>
@@ -7021,7 +7150,7 @@
         <w:t xml:space="preserve">College policies</w:t>
       </w:r>
     </w:p>
-    <w:bookmarkStart w:id="63" w:name="ada-accommodations"/>
+    <w:bookmarkStart w:id="62" w:name="ada-accommodations"/>
     <w:p>
       <w:pPr>
         <w:pStyle w:val="Heading2"/>
@@ -7056,7 +7185,7 @@
       <w:r>
         <w:t xml:space="preserve"> </w:t>
       </w:r>
-      <w:hyperlink r:id="rId59">
+      <w:hyperlink r:id="rId58">
         <w:r>
           <w:rPr>
             <w:rStyle w:val="Hyperlink"/>
@@ -7133,7 +7262,7 @@
               <w:pStyle w:val="Compact"/>
               <w:jc w:val="left"/>
             </w:pPr>
-            <w:hyperlink r:id="rId60">
+            <w:hyperlink r:id="rId59">
               <w:r>
                 <w:rPr>
                   <w:rStyle w:val="Hyperlink"/>
@@ -7150,7 +7279,7 @@
             <w:r>
               <w:t xml:space="preserve"> </w:t>
             </w:r>
-            <w:hyperlink r:id="rId61">
+            <w:hyperlink r:id="rId60">
               <w:r>
                 <w:rPr>
                   <w:rStyle w:val="Hyperlink"/>
@@ -7218,7 +7347,7 @@
       <w:r>
         <w:t xml:space="preserve"> </w:t>
       </w:r>
-      <w:hyperlink r:id="rId62">
+      <w:hyperlink r:id="rId61">
         <w:r>
           <w:rPr>
             <w:rStyle w:val="Hyperlink"/>
@@ -7254,8 +7383,8 @@
         <w:t xml:space="preserve">Once your accommodations are set, contact me so we can talk about this course specifically. If you have any emergency medical information I should know about, tell me by the end of week one.</w:t>
       </w:r>
     </w:p>
-    <w:bookmarkEnd w:id="63"/>
-    <w:bookmarkStart w:id="65" w:name="non-discrimination"/>
+    <w:bookmarkEnd w:id="62"/>
+    <w:bookmarkStart w:id="64" w:name="non-discrimination"/>
     <w:p>
       <w:pPr>
         <w:pStyle w:val="Heading2"/>
@@ -7282,7 +7411,7 @@
       <w:r>
         <w:t xml:space="preserve"> </w:t>
       </w:r>
-      <w:hyperlink r:id="rId64">
+      <w:hyperlink r:id="rId63">
         <w:r>
           <w:rPr>
             <w:rStyle w:val="Hyperlink"/>
@@ -7294,8 +7423,8 @@
         <w:t xml:space="preserve">.</w:t>
       </w:r>
     </w:p>
-    <w:bookmarkEnd w:id="65"/>
-    <w:bookmarkStart w:id="71" w:name="title-ix-and-sexual-misconduct"/>
+    <w:bookmarkEnd w:id="64"/>
+    <w:bookmarkStart w:id="70" w:name="title-ix-and-sexual-misconduct"/>
     <w:p>
       <w:pPr>
         <w:pStyle w:val="Heading2"/>
@@ -7334,11 +7463,11 @@
       <w:pPr>
         <w:numPr>
           <w:ilvl w:val="0"/>
-          <w:numId w:val="1015"/>
+          <w:numId w:val="1016"/>
         </w:numPr>
         <w:pStyle w:val="Compact"/>
       </w:pPr>
-      <w:hyperlink r:id="rId66">
+      <w:hyperlink r:id="rId65">
         <w:r>
           <w:rPr>
             <w:rStyle w:val="Hyperlink"/>
@@ -7351,11 +7480,11 @@
       <w:pPr>
         <w:numPr>
           <w:ilvl w:val="0"/>
-          <w:numId w:val="1015"/>
+          <w:numId w:val="1016"/>
         </w:numPr>
         <w:pStyle w:val="Compact"/>
       </w:pPr>
-      <w:hyperlink r:id="rId67">
+      <w:hyperlink r:id="rId66">
         <w:r>
           <w:rPr>
             <w:rStyle w:val="Hyperlink"/>
@@ -7368,11 +7497,11 @@
       <w:pPr>
         <w:numPr>
           <w:ilvl w:val="0"/>
-          <w:numId w:val="1015"/>
+          <w:numId w:val="1016"/>
         </w:numPr>
         <w:pStyle w:val="Compact"/>
       </w:pPr>
-      <w:hyperlink r:id="rId68">
+      <w:hyperlink r:id="rId67">
         <w:r>
           <w:rPr>
             <w:rStyle w:val="Hyperlink"/>
@@ -7385,11 +7514,11 @@
       <w:pPr>
         <w:numPr>
           <w:ilvl w:val="0"/>
-          <w:numId w:val="1015"/>
+          <w:numId w:val="1016"/>
         </w:numPr>
         <w:pStyle w:val="Compact"/>
       </w:pPr>
-      <w:hyperlink r:id="rId69">
+      <w:hyperlink r:id="rId68">
         <w:r>
           <w:rPr>
             <w:rStyle w:val="Hyperlink"/>
@@ -7402,11 +7531,11 @@
       <w:pPr>
         <w:numPr>
           <w:ilvl w:val="0"/>
-          <w:numId w:val="1015"/>
+          <w:numId w:val="1016"/>
         </w:numPr>
         <w:pStyle w:val="Compact"/>
       </w:pPr>
-      <w:hyperlink r:id="rId70">
+      <w:hyperlink r:id="rId69">
         <w:r>
           <w:rPr>
             <w:rStyle w:val="Hyperlink"/>
@@ -7415,8 +7544,8 @@
         </w:r>
       </w:hyperlink>
     </w:p>
-    <w:bookmarkEnd w:id="71"/>
-    <w:bookmarkStart w:id="73" w:name="student-rights-and-responsibilities"/>
+    <w:bookmarkEnd w:id="70"/>
+    <w:bookmarkStart w:id="72" w:name="student-rights-and-responsibilities"/>
     <w:p>
       <w:pPr>
         <w:pStyle w:val="Heading2"/>
@@ -7435,7 +7564,7 @@
       <w:r>
         <w:t xml:space="preserve"> </w:t>
       </w:r>
-      <w:hyperlink r:id="rId72">
+      <w:hyperlink r:id="rId71">
         <w:r>
           <w:rPr>
             <w:rStyle w:val="Hyperlink"/>
@@ -7466,8 +7595,8 @@
         <w:t xml:space="preserve">— no explanation needed beyond that.</w:t>
       </w:r>
     </w:p>
-    <w:bookmarkEnd w:id="73"/>
-    <w:bookmarkStart w:id="74" w:name="academic-dishonesty"/>
+    <w:bookmarkEnd w:id="72"/>
+    <w:bookmarkStart w:id="73" w:name="academic-dishonesty"/>
     <w:p>
       <w:pPr>
         <w:pStyle w:val="Heading2"/>
@@ -7488,7 +7617,7 @@
       <w:pPr>
         <w:numPr>
           <w:ilvl w:val="0"/>
-          <w:numId w:val="1016"/>
+          <w:numId w:val="1017"/>
         </w:numPr>
         <w:pStyle w:val="Compact"/>
       </w:pPr>
@@ -7510,7 +7639,7 @@
       <w:pPr>
         <w:numPr>
           <w:ilvl w:val="0"/>
-          <w:numId w:val="1016"/>
+          <w:numId w:val="1017"/>
         </w:numPr>
         <w:pStyle w:val="Compact"/>
       </w:pPr>
@@ -7564,8 +7693,8 @@
         <w:t xml:space="preserve">a failing grade on the assignment or, in extreme cases, the course. Students may also be referred to the Student Conduct Office, which can require learning activities or, in extreme or repeated cases, dismissal from a program. To challenge a finding, you can file a grade appeal starting with the division chair.</w:t>
       </w:r>
     </w:p>
-    <w:bookmarkEnd w:id="74"/>
-    <w:bookmarkStart w:id="77" w:name="emergencies"/>
+    <w:bookmarkEnd w:id="73"/>
+    <w:bookmarkStart w:id="76" w:name="emergencies"/>
     <w:p>
       <w:pPr>
         <w:pStyle w:val="Heading2"/>
@@ -7644,7 +7773,7 @@
             <w:r>
               <w:t xml:space="preserve"> </w:t>
             </w:r>
-            <w:hyperlink r:id="rId75">
+            <w:hyperlink r:id="rId74">
               <w:r>
                 <w:rPr>
                   <w:rStyle w:val="Hyperlink"/>
@@ -7691,7 +7820,7 @@
             <w:r>
               <w:t xml:space="preserve"> </w:t>
             </w:r>
-            <w:hyperlink r:id="rId76">
+            <w:hyperlink r:id="rId75">
               <w:r>
                 <w:rPr>
                   <w:rStyle w:val="Hyperlink"/>
@@ -7781,9 +7910,9 @@
         </w:pict>
       </w:r>
     </w:p>
+    <w:bookmarkEnd w:id="76"/>
     <w:bookmarkEnd w:id="77"/>
-    <w:bookmarkEnd w:id="78"/>
-    <w:bookmarkStart w:id="110" w:name="where-to-get-help"/>
+    <w:bookmarkStart w:id="109" w:name="where-to-get-help"/>
     <w:p>
       <w:pPr>
         <w:pStyle w:val="Heading1"/>
@@ -7810,7 +7939,7 @@
         <w:t xml:space="preserve">Please use these.</w:t>
       </w:r>
     </w:p>
-    <w:bookmarkStart w:id="83" w:name="course-help"/>
+    <w:bookmarkStart w:id="82" w:name="course-help"/>
     <w:p>
       <w:pPr>
         <w:pStyle w:val="Heading2"/>
@@ -7906,18 +8035,7 @@
               <w:jc w:val="left"/>
             </w:pPr>
             <w:r>
-              <w:t xml:space="preserve">The CS50 Duck (</w:t>
-            </w:r>
-            <w:hyperlink r:id="rId22">
-              <w:r>
-                <w:rPr>
-                  <w:rStyle w:val="Hyperlink"/>
-                </w:rPr>
-                <w:t xml:space="preserve">cs50.ai</w:t>
-              </w:r>
-            </w:hyperlink>
-            <w:r>
-              <w:t xml:space="preserve">), or ask in Slack</w:t>
+              <w:t xml:space="preserve">The CS50 Duck in cs50.dev, or ask in Slack</w:t>
             </w:r>
           </w:p>
         </w:tc>
@@ -7942,7 +8060,7 @@
               <w:pStyle w:val="Compact"/>
               <w:jc w:val="left"/>
             </w:pPr>
-            <w:hyperlink r:id="rId79">
+            <w:hyperlink r:id="rId78">
               <w:r>
                 <w:rPr>
                   <w:rStyle w:val="Hyperlink"/>
@@ -7959,7 +8077,7 @@
             <w:r>
               <w:t xml:space="preserve"> </w:t>
             </w:r>
-            <w:hyperlink r:id="rId80">
+            <w:hyperlink r:id="rId79">
               <w:r>
                 <w:rPr>
                   <w:rStyle w:val="Hyperlink"/>
@@ -7990,7 +8108,7 @@
               <w:pStyle w:val="Compact"/>
               <w:jc w:val="left"/>
             </w:pPr>
-            <w:hyperlink r:id="rId81">
+            <w:hyperlink r:id="rId80">
               <w:r>
                 <w:rPr>
                   <w:rStyle w:val="Hyperlink"/>
@@ -8007,7 +8125,7 @@
             <w:r>
               <w:t xml:space="preserve"> </w:t>
             </w:r>
-            <w:hyperlink r:id="rId82">
+            <w:hyperlink r:id="rId81">
               <w:r>
                 <w:rPr>
                   <w:rStyle w:val="Hyperlink"/>
@@ -8019,8 +8137,8 @@
         </w:tc>
       </w:tr>
     </w:tbl>
-    <w:bookmarkEnd w:id="83"/>
-    <w:bookmarkStart w:id="92" w:name="tech-help"/>
+    <w:bookmarkEnd w:id="82"/>
+    <w:bookmarkStart w:id="91" w:name="tech-help"/>
     <w:p>
       <w:pPr>
         <w:pStyle w:val="Heading2"/>
@@ -8089,7 +8207,7 @@
               <w:pStyle w:val="Compact"/>
               <w:jc w:val="left"/>
             </w:pPr>
-            <w:hyperlink r:id="rId84">
+            <w:hyperlink r:id="rId83">
               <w:r>
                 <w:rPr>
                   <w:rStyle w:val="Hyperlink"/>
@@ -8106,7 +8224,7 @@
             <w:r>
               <w:t xml:space="preserve"> </w:t>
             </w:r>
-            <w:hyperlink r:id="rId85">
+            <w:hyperlink r:id="rId84">
               <w:r>
                 <w:rPr>
                   <w:rStyle w:val="Hyperlink"/>
@@ -8183,7 +8301,7 @@
             <w:r>
               <w:t xml:space="preserve"> </w:t>
             </w:r>
-            <w:hyperlink r:id="rId86">
+            <w:hyperlink r:id="rId85">
               <w:r>
                 <w:rPr>
                   <w:rStyle w:val="Hyperlink"/>
@@ -8214,7 +8332,7 @@
               <w:pStyle w:val="Compact"/>
               <w:jc w:val="left"/>
             </w:pPr>
-            <w:hyperlink r:id="rId87">
+            <w:hyperlink r:id="rId86">
               <w:r>
                 <w:rPr>
                   <w:rStyle w:val="Hyperlink"/>
@@ -8248,7 +8366,7 @@
               <w:pStyle w:val="Compact"/>
               <w:jc w:val="left"/>
             </w:pPr>
-            <w:hyperlink r:id="rId88">
+            <w:hyperlink r:id="rId87">
               <w:r>
                 <w:rPr>
                   <w:rStyle w:val="Hyperlink"/>
@@ -8279,7 +8397,7 @@
               <w:pStyle w:val="Compact"/>
               <w:jc w:val="left"/>
             </w:pPr>
-            <w:hyperlink r:id="rId89">
+            <w:hyperlink r:id="rId88">
               <w:r>
                 <w:rPr>
                   <w:rStyle w:val="Hyperlink"/>
@@ -8296,7 +8414,7 @@
             <w:r>
               <w:t xml:space="preserve"> </w:t>
             </w:r>
-            <w:hyperlink r:id="rId90">
+            <w:hyperlink r:id="rId89">
               <w:r>
                 <w:rPr>
                   <w:rStyle w:val="Hyperlink"/>
@@ -8313,7 +8431,7 @@
             <w:r>
               <w:t xml:space="preserve"> </w:t>
             </w:r>
-            <w:hyperlink r:id="rId91">
+            <w:hyperlink r:id="rId90">
               <w:r>
                 <w:rPr>
                   <w:rStyle w:val="Hyperlink"/>
@@ -8325,8 +8443,8 @@
         </w:tc>
       </w:tr>
     </w:tbl>
-    <w:bookmarkEnd w:id="92"/>
-    <w:bookmarkStart w:id="109" w:name="life-help"/>
+    <w:bookmarkEnd w:id="91"/>
+    <w:bookmarkStart w:id="108" w:name="life-help"/>
     <w:p>
       <w:pPr>
         <w:pStyle w:val="Heading2"/>
@@ -8395,7 +8513,7 @@
               <w:pStyle w:val="Compact"/>
               <w:jc w:val="left"/>
             </w:pPr>
-            <w:hyperlink r:id="rId93">
+            <w:hyperlink r:id="rId92">
               <w:r>
                 <w:rPr>
                   <w:rStyle w:val="Hyperlink"/>
@@ -8412,7 +8530,7 @@
             <w:r>
               <w:t xml:space="preserve"> </w:t>
             </w:r>
-            <w:hyperlink r:id="rId94">
+            <w:hyperlink r:id="rId93">
               <w:r>
                 <w:rPr>
                   <w:rStyle w:val="Hyperlink"/>
@@ -8429,7 +8547,7 @@
             <w:r>
               <w:t xml:space="preserve"> </w:t>
             </w:r>
-            <w:hyperlink r:id="rId95">
+            <w:hyperlink r:id="rId94">
               <w:r>
                 <w:rPr>
                   <w:rStyle w:val="Hyperlink"/>
@@ -8460,7 +8578,7 @@
               <w:pStyle w:val="Compact"/>
               <w:jc w:val="left"/>
             </w:pPr>
-            <w:hyperlink r:id="rId96">
+            <w:hyperlink r:id="rId95">
               <w:r>
                 <w:rPr>
                   <w:rStyle w:val="Hyperlink"/>
@@ -8474,7 +8592,7 @@
             <w:r>
               <w:t xml:space="preserve">— monthly food boxes; contact Cath Busha, Dean of Student Engagement (</w:t>
             </w:r>
-            <w:hyperlink r:id="rId97">
+            <w:hyperlink r:id="rId96">
               <w:r>
                 <w:rPr>
                   <w:rStyle w:val="Hyperlink"/>
@@ -8508,7 +8626,7 @@
               <w:pStyle w:val="Compact"/>
               <w:jc w:val="left"/>
             </w:pPr>
-            <w:hyperlink r:id="rId70">
+            <w:hyperlink r:id="rId69">
               <w:r>
                 <w:rPr>
                   <w:rStyle w:val="Hyperlink"/>
@@ -8539,7 +8657,7 @@
               <w:pStyle w:val="Compact"/>
               <w:jc w:val="left"/>
             </w:pPr>
-            <w:hyperlink r:id="rId98">
+            <w:hyperlink r:id="rId97">
               <w:r>
                 <w:rPr>
                   <w:rStyle w:val="Hyperlink"/>
@@ -8576,7 +8694,7 @@
               <w:pStyle w:val="Compact"/>
               <w:jc w:val="left"/>
             </w:pPr>
-            <w:hyperlink r:id="rId99">
+            <w:hyperlink r:id="rId98">
               <w:r>
                 <w:rPr>
                   <w:rStyle w:val="Hyperlink"/>
@@ -8593,7 +8711,7 @@
             <w:r>
               <w:t xml:space="preserve"> </w:t>
             </w:r>
-            <w:hyperlink r:id="rId100">
+            <w:hyperlink r:id="rId99">
               <w:r>
                 <w:rPr>
                   <w:rStyle w:val="Hyperlink"/>
@@ -8624,7 +8742,7 @@
               <w:pStyle w:val="Compact"/>
               <w:jc w:val="left"/>
             </w:pPr>
-            <w:hyperlink r:id="rId101">
+            <w:hyperlink r:id="rId100">
               <w:r>
                 <w:rPr>
                   <w:rStyle w:val="Hyperlink"/>
@@ -8641,7 +8759,7 @@
             <w:r>
               <w:t xml:space="preserve"> </w:t>
             </w:r>
-            <w:hyperlink r:id="rId102">
+            <w:hyperlink r:id="rId101">
               <w:r>
                 <w:rPr>
                   <w:rStyle w:val="Hyperlink"/>
@@ -8672,7 +8790,7 @@
               <w:pStyle w:val="Compact"/>
               <w:jc w:val="left"/>
             </w:pPr>
-            <w:hyperlink r:id="rId103">
+            <w:hyperlink r:id="rId102">
               <w:r>
                 <w:rPr>
                   <w:rStyle w:val="Hyperlink"/>
@@ -8709,7 +8827,7 @@
               <w:pStyle w:val="Compact"/>
               <w:jc w:val="left"/>
             </w:pPr>
-            <w:hyperlink r:id="rId104">
+            <w:hyperlink r:id="rId103">
               <w:r>
                 <w:rPr>
                   <w:rStyle w:val="Hyperlink"/>
@@ -8726,7 +8844,7 @@
             <w:r>
               <w:t xml:space="preserve"> </w:t>
             </w:r>
-            <w:hyperlink r:id="rId105">
+            <w:hyperlink r:id="rId104">
               <w:r>
                 <w:rPr>
                   <w:rStyle w:val="Hyperlink"/>
@@ -8772,7 +8890,7 @@
       <w:r>
         <w:t xml:space="preserve"> </w:t>
       </w:r>
-      <w:hyperlink r:id="rId106">
+      <w:hyperlink r:id="rId105">
         <w:r>
           <w:rPr>
             <w:rStyle w:val="Hyperlink"/>
@@ -8786,7 +8904,7 @@
       <w:r>
         <w:t xml:space="preserve"> </w:t>
       </w:r>
-      <w:hyperlink r:id="rId107">
+      <w:hyperlink r:id="rId106">
         <w:r>
           <w:rPr>
             <w:rStyle w:val="Hyperlink"/>
@@ -8803,7 +8921,7 @@
       <w:r>
         <w:t xml:space="preserve"> </w:t>
       </w:r>
-      <w:hyperlink r:id="rId108">
+      <w:hyperlink r:id="rId107">
         <w:r>
           <w:rPr>
             <w:rStyle w:val="Hyperlink"/>
@@ -8822,46 +8940,46 @@
         </w:pict>
       </w:r>
     </w:p>
+    <w:bookmarkEnd w:id="108"/>
     <w:bookmarkEnd w:id="109"/>
+    <w:bookmarkStart w:id="110" w:name="one-last-thing"/>
+    <w:p>
+      <w:pPr>
+        <w:pStyle w:val="Heading1"/>
+      </w:pPr>
+      <w:r>
+        <w:t xml:space="preserve">One last thing</w:t>
+      </w:r>
+    </w:p>
+    <w:p>
+      <w:pPr>
+        <w:pStyle w:val="FirstParagraph"/>
+      </w:pPr>
+      <w:r>
+        <w:t xml:space="preserve">Programming is learned by doing it badly, repeatedly, until it clicks. Everyone’s code breaks. Everyone gets stuck. The students who do well in here aren’t the ones who never get stuck — they’re the ones who ask sooner.</w:t>
+      </w:r>
+    </w:p>
+    <w:p>
+      <w:pPr>
+        <w:pStyle w:val="BodyText"/>
+      </w:pPr>
+      <w:r>
+        <w:t xml:space="preserve">So ask. I’m on Slack, and I’m glad you’re here.</w:t>
+      </w:r>
+    </w:p>
+    <w:p>
+      <w:pPr>
+        <w:pStyle w:val="BodyText"/>
+      </w:pPr>
+      <w:r>
+        <w:rPr>
+          <w:bCs/>
+          <w:b/>
+        </w:rPr>
+        <w:t xml:space="preserve">— Bruce</w:t>
+      </w:r>
+    </w:p>
     <w:bookmarkEnd w:id="110"/>
-    <w:bookmarkStart w:id="111" w:name="one-last-thing"/>
-    <w:p>
-      <w:pPr>
-        <w:pStyle w:val="Heading1"/>
-      </w:pPr>
-      <w:r>
-        <w:t xml:space="preserve">One last thing</w:t>
-      </w:r>
-    </w:p>
-    <w:p>
-      <w:pPr>
-        <w:pStyle w:val="FirstParagraph"/>
-      </w:pPr>
-      <w:r>
-        <w:t xml:space="preserve">Programming is learned by doing it badly, repeatedly, until it clicks. Everyone’s code breaks. Everyone gets stuck. The students who do well in here aren’t the ones who never get stuck — they’re the ones who ask sooner.</w:t>
-      </w:r>
-    </w:p>
-    <w:p>
-      <w:pPr>
-        <w:pStyle w:val="BodyText"/>
-      </w:pPr>
-      <w:r>
-        <w:t xml:space="preserve">So ask. I’m on Slack, and I’m glad you’re here.</w:t>
-      </w:r>
-    </w:p>
-    <w:p>
-      <w:pPr>
-        <w:pStyle w:val="BodyText"/>
-      </w:pPr>
-      <w:r>
-        <w:rPr>
-          <w:bCs/>
-          <w:b/>
-        </w:rPr>
-        <w:t xml:space="preserve">— Bruce</w:t>
-      </w:r>
-    </w:p>
-    <w:bookmarkEnd w:id="111"/>
     <w:sectPr>
       <w:pgSz w:w="12240" w:h="15840"/>
       <w:pgMar w:top="1440" w:right="1440" w:bottom="1440" w:left="1440" w:header="720" w:footer="720" w:gutter="0"/>
@@ -9208,6 +9326,9 @@
     <w:abstractNumId w:val="991"/>
   </w:num>
   <w:num w:numId="1016">
+    <w:abstractNumId w:val="991"/>
+  </w:num>
+  <w:num w:numId="1017">
     <w:abstractNumId w:val="991"/>
   </w:num>
 </w:numbering>

--- a/fall-2026/ctec121/CTEC_121_Syllabus_Fall_2026.docx
+++ b/fall-2026/ctec121/CTEC_121_Syllabus_Fall_2026.docx
@@ -5398,7 +5398,7 @@
       </w:r>
     </w:p>
     <w:bookmarkEnd w:id="46"/>
-    <w:bookmarkStart w:id="56" w:name="course-agreements"/>
+    <w:bookmarkStart w:id="57" w:name="course-agreements"/>
     <w:p>
       <w:pPr>
         <w:pStyle w:val="Heading1"/>
@@ -5747,7 +5747,7 @@
       </w:r>
     </w:p>
     <w:bookmarkEnd w:id="48"/>
-    <w:bookmarkStart w:id="50" w:name="academic-honesty"/>
+    <w:bookmarkStart w:id="51" w:name="academic-honesty"/>
     <w:p>
       <w:pPr>
         <w:pStyle w:val="Heading2"/>
@@ -6265,6 +6265,39 @@
         <w:t xml:space="preserve">consequences follow Clark’s academic dishonesty policy: no credit on the assessment, a failing course grade for serious or repeated violations, and possible referral to Student Conduct. You have the right to respond before any finding is made and to appeal through the division chair.</w:t>
       </w:r>
     </w:p>
+    <w:bookmarkStart w:id="50" w:name="the-regret-clause"/>
+    <w:p>
+      <w:pPr>
+        <w:pStyle w:val="Heading3"/>
+      </w:pPr>
+      <w:r>
+        <w:t xml:space="preserve">The Regret Clause</w:t>
+      </w:r>
+    </w:p>
+    <w:p>
+      <w:pPr>
+        <w:pStyle w:val="FirstParagraph"/>
+      </w:pPr>
+      <w:r>
+        <w:t xml:space="preserve">Most academic dishonesty I have seen came from a deadline, a bad week, and a blank editor lining up badly — not from someone setting out to cheat.</w:t>
+      </w:r>
+      <w:r>
+        <w:t xml:space="preserve"> </w:t>
+      </w:r>
+      <w:r>
+        <w:rPr>
+          <w:bCs/>
+          <w:b/>
+        </w:rPr>
+        <w:t xml:space="preserve">The Regret Clause exists so one of those moments doesn’t decide your quarter.</w:t>
+      </w:r>
+      <w:r>
+        <w:t xml:space="preserve"> </w:t>
+      </w:r>
+      <w:r>
+        <w:t xml:space="preserve">Tell me you crossed the line, and once per quarter it costs you nothing.</w:t>
+      </w:r>
+    </w:p>
     <w:p>
       <w:pPr>
         <w:pStyle w:val="BodyText"/>
@@ -6274,13 +6307,7 @@
           <w:bCs/>
           <w:b/>
         </w:rPr>
-        <w:t xml:space="preserve">The Regret Clause.</w:t>
-      </w:r>
-      <w:r>
-        <w:t xml:space="preserve"> </w:t>
-      </w:r>
-      <w:r>
-        <w:t xml:space="preserve">If you cross that line and tell me, it costs you nothing — once. Name the assignment, say what you did, and there is no penalty and no referral. We sort it out and move on.</w:t>
+        <w:t xml:space="preserve">How it works</w:t>
       </w:r>
     </w:p>
     <w:p>
@@ -6292,20 +6319,17 @@
         <w:pStyle w:val="Compact"/>
       </w:pPr>
       <w:r>
-        <w:t xml:space="preserve">It works</w:t>
-      </w:r>
-      <w:r>
-        <w:t xml:space="preserve"> </w:t>
-      </w:r>
-      <w:r>
-        <w:rPr>
-          <w:bCs/>
-          <w:b/>
-        </w:rPr>
-        <w:t xml:space="preserve">one time</w:t>
-      </w:r>
-      <w:r>
-        <w:t xml:space="preserve">, for the whole quarter.</w:t>
+        <w:rPr>
+          <w:bCs/>
+          <w:b/>
+        </w:rPr>
+        <w:t xml:space="preserve">You get one, for the whole quarter.</w:t>
+      </w:r>
+      <w:r>
+        <w:t xml:space="preserve"> </w:t>
+      </w:r>
+      <w:r>
+        <w:t xml:space="preserve">Not one per assignment. One.</w:t>
       </w:r>
     </w:p>
     <w:p>
@@ -6317,23 +6341,17 @@
         <w:pStyle w:val="Compact"/>
       </w:pPr>
       <w:r>
-        <w:t xml:space="preserve">Use it</w:t>
-      </w:r>
-      <w:r>
-        <w:t xml:space="preserve"> </w:t>
-      </w:r>
-      <w:r>
-        <w:rPr>
-          <w:bCs/>
-          <w:b/>
-        </w:rPr>
-        <w:t xml:space="preserve">before I have noticed, or after I have asked you about a piece of work.</w:t>
-      </w:r>
-      <w:r>
-        <w:t xml:space="preserve"> </w:t>
-      </w:r>
-      <w:r>
-        <w:t xml:space="preserve">Either way counts.</w:t>
+        <w:rPr>
+          <w:bCs/>
+          <w:b/>
+        </w:rPr>
+        <w:t xml:space="preserve">Come to me before I have noticed, or after I have asked you about a piece of work.</w:t>
+      </w:r>
+      <w:r>
+        <w:t xml:space="preserve"> </w:t>
+      </w:r>
+      <w:r>
+        <w:t xml:space="preserve">Both count. If I ask you to walk me through your code and you would rather tell me the truth than perform the walk-through, say so right there — that is the moment this was built for.</w:t>
       </w:r>
     </w:p>
     <w:p>
@@ -6345,23 +6363,35 @@
         <w:pStyle w:val="Compact"/>
       </w:pPr>
       <w:r>
-        <w:t xml:space="preserve">It covers</w:t>
-      </w:r>
-      <w:r>
-        <w:t xml:space="preserve"> </w:t>
-      </w:r>
-      <w:r>
-        <w:rPr>
-          <w:bCs/>
-          <w:b/>
-        </w:rPr>
-        <w:t xml:space="preserve">academic honesty</w:t>
-      </w:r>
-      <w:r>
-        <w:t xml:space="preserve"> </w:t>
-      </w:r>
-      <w:r>
-        <w:t xml:space="preserve">— the AI rule, plagiarism, collaboration that went further than it should have.</w:t>
+        <w:rPr>
+          <w:bCs/>
+          <w:b/>
+        </w:rPr>
+        <w:t xml:space="preserve">You redo the work honestly, and I grade it normally.</w:t>
+      </w:r>
+      <w:r>
+        <w:t xml:space="preserve"> </w:t>
+      </w:r>
+      <w:r>
+        <w:t xml:space="preserve">No late penalty, no lowered ceiling, no note in the gradebook. That is what</w:t>
+      </w:r>
+      <w:r>
+        <w:t xml:space="preserve"> </w:t>
+      </w:r>
+      <w:r>
+        <w:t xml:space="preserve">“</w:t>
+      </w:r>
+      <w:r>
+        <w:t xml:space="preserve">no penalty</w:t>
+      </w:r>
+      <w:r>
+        <w:t xml:space="preserve">”</w:t>
+      </w:r>
+      <w:r>
+        <w:t xml:space="preserve"> </w:t>
+      </w:r>
+      <w:r>
+        <w:t xml:space="preserve">means here: your grade is whatever the honest work earns.</w:t>
       </w:r>
     </w:p>
     <w:p>
@@ -6373,7 +6403,54 @@
         <w:pStyle w:val="Compact"/>
       </w:pPr>
       <w:r>
-        <w:t xml:space="preserve">To use it, message me on Slack or email me with the assignment name and what happened.</w:t>
+        <w:rPr>
+          <w:bCs/>
+          <w:b/>
+        </w:rPr>
+        <w:t xml:space="preserve">Nothing goes to Student Conduct</w:t>
+      </w:r>
+      <w:r>
+        <w:t xml:space="preserve">, and no finding is recorded against you. I keep a private note that you have used it, because there is only one.</w:t>
+      </w:r>
+    </w:p>
+    <w:p>
+      <w:pPr>
+        <w:numPr>
+          <w:ilvl w:val="0"/>
+          <w:numId w:val="1013"/>
+        </w:numPr>
+        <w:pStyle w:val="Compact"/>
+      </w:pPr>
+      <w:r>
+        <w:rPr>
+          <w:bCs/>
+          <w:b/>
+        </w:rPr>
+        <w:t xml:space="preserve">Tell me in writing</w:t>
+      </w:r>
+      <w:r>
+        <w:t xml:space="preserve"> </w:t>
+      </w:r>
+      <w:r>
+        <w:t xml:space="preserve">— Slack or email — with the assignment name, what you did, and what you will do instead. Three sentences is plenty.</w:t>
+      </w:r>
+      <w:r>
+        <w:t xml:space="preserve"> </w:t>
+      </w:r>
+      <w:r>
+        <w:t xml:space="preserve">“</w:t>
+      </w:r>
+      <w:r>
+        <w:t xml:space="preserve">I used an AI to write the loops in Problem Set 3 and I will rewrite them myself</w:t>
+      </w:r>
+      <w:r>
+        <w:t xml:space="preserve">”</w:t>
+      </w:r>
+      <w:r>
+        <w:t xml:space="preserve"> </w:t>
+      </w:r>
+      <w:r>
+        <w:t xml:space="preserve">is a complete disclosure. You do not owe me an explanation of your life.</w:t>
       </w:r>
     </w:p>
     <w:p>
@@ -6381,35 +6458,11 @@
         <w:pStyle w:val="FirstParagraph"/>
       </w:pPr>
       <w:r>
-        <w:t xml:space="preserve">People make bad calls at 2 AM in a week that got away from them. That should not decide your quarter, and I would far rather hear it from you than find it myself. There is only one, so use it when it counts.</w:t>
-      </w:r>
-    </w:p>
-    <w:p>
-      <w:pPr>
-        <w:pStyle w:val="BodyText"/>
-      </w:pPr>
-      <w:r>
-        <w:rPr>
-          <w:bCs/>
-          <w:b/>
-        </w:rPr>
-        <w:t xml:space="preserve">When in doubt, ask me first — in writing, so we both have the answer.</w:t>
-      </w:r>
-      <w:r>
-        <w:t xml:space="preserve"> </w:t>
-      </w:r>
-      <w:r>
-        <w:t xml:space="preserve">Asking in good faith never counts against you.</w:t>
-      </w:r>
-    </w:p>
-    <w:bookmarkEnd w:id="50"/>
-    <w:bookmarkStart w:id="51" w:name="classroom-norms"/>
-    <w:p>
-      <w:pPr>
-        <w:pStyle w:val="Heading2"/>
-      </w:pPr>
-      <w:r>
-        <w:t xml:space="preserve">Classroom norms</w:t>
+        <w:rPr>
+          <w:bCs/>
+          <w:b/>
+        </w:rPr>
+        <w:t xml:space="preserve">When to use it, and when the redo is due</w:t>
       </w:r>
     </w:p>
     <w:p>
@@ -6421,7 +6474,17 @@
         <w:pStyle w:val="Compact"/>
       </w:pPr>
       <w:r>
-        <w:t xml:space="preserve">Complete each week’s module — readings, assignments, and discussions — by the due date.</w:t>
+        <w:rPr>
+          <w:bCs/>
+          <w:b/>
+        </w:rPr>
+        <w:t xml:space="preserve">Use it as soon as you realize.</w:t>
+      </w:r>
+      <w:r>
+        <w:t xml:space="preserve"> </w:t>
+      </w:r>
+      <w:r>
+        <w:t xml:space="preserve">Waiting doesn’t improve anything, and a disclosure that arrives after I have already started a conversation with your division chair is too late to be this.</w:t>
       </w:r>
     </w:p>
     <w:p>
@@ -6433,7 +6496,17 @@
         <w:pStyle w:val="Compact"/>
       </w:pPr>
       <w:r>
-        <w:t xml:space="preserve">Take part in class discussions and exercises, and bring your own experiences into them.</w:t>
+        <w:rPr>
+          <w:bCs/>
+          <w:b/>
+        </w:rPr>
+        <w:t xml:space="preserve">The last day to use it is Friday, December 4</w:t>
+      </w:r>
+      <w:r>
+        <w:t xml:space="preserve"> </w:t>
+      </w:r>
+      <w:r>
+        <w:t xml:space="preserve">— the final day of the quarter. After that, grades are being finalized and there is no room left to redo anything.</w:t>
       </w:r>
     </w:p>
     <w:p>
@@ -6445,7 +6518,33 @@
         <w:pStyle w:val="Compact"/>
       </w:pPr>
       <w:r>
-        <w:t xml:space="preserve">Be a courteous member of the room and don’t get in the way of anyone else’s learning.</w:t>
+        <w:rPr>
+          <w:bCs/>
+          <w:b/>
+        </w:rPr>
+        <w:t xml:space="preserve">We set the redo date together, in writing, the same day you tell me.</w:t>
+      </w:r>
+      <w:r>
+        <w:t xml:space="preserve"> </w:t>
+      </w:r>
+      <w:r>
+        <w:t xml:space="preserve">Expect</w:t>
+      </w:r>
+      <w:r>
+        <w:t xml:space="preserve"> </w:t>
+      </w:r>
+      <w:r>
+        <w:rPr>
+          <w:bCs/>
+          <w:b/>
+        </w:rPr>
+        <w:t xml:space="preserve">about a week</w:t>
+      </w:r>
+      <w:r>
+        <w:t xml:space="preserve"> </w:t>
+      </w:r>
+      <w:r>
+        <w:t xml:space="preserve">for a lab or a problem set. Later in the quarter it will be shorter — a disclosure about Module 8 or the final project may get only a few days, because the work still has to be graded before the quarter closes.</w:t>
       </w:r>
     </w:p>
     <w:p>
@@ -6457,23 +6556,273 @@
         <w:pStyle w:val="Compact"/>
       </w:pPr>
       <w:r>
-        <w:t xml:space="preserve">Academic and intellectual honesty are expected at all times.</w:t>
+        <w:rPr>
+          <w:bCs/>
+          <w:b/>
+        </w:rPr>
+        <w:t xml:space="preserve">If the redo date passes and nothing arrives,</w:t>
+      </w:r>
+      <w:r>
+        <w:t xml:space="preserve"> </w:t>
+      </w:r>
+      <w:r>
+        <w:t xml:space="preserve">the clause has been used and the original consequences apply. Tell me if you need the date moved; that conversation is always available.</w:t>
+      </w:r>
+    </w:p>
+    <w:tbl>
+      <w:tblPr>
+        <w:tblStyle w:val="Table"/>
+        <w:tblW w:type="pct" w:w="5000"/>
+        <w:tblLook w:firstRow="1" w:lastRow="0" w:firstColumn="0" w:lastColumn="0" w:noHBand="0" w:noVBand="0" w:val="0020"/>
+        <w:jc w:val="start"/>
+      </w:tblPr>
+      <w:tblGrid>
+        <w:gridCol w:w="3960"/>
+        <w:gridCol w:w="3960"/>
+      </w:tblGrid>
+      <w:tr>
+        <w:trPr>
+          <w:tblHeader w:val="true"/>
+        </w:trPr>
+        <w:tc>
+          <w:tcPr/>
+          <w:p>
+            <w:pPr>
+              <w:pStyle w:val="Compact"/>
+              <w:jc w:val="left"/>
+            </w:pPr>
+            <w:r>
+              <w:t xml:space="preserve">The clause covers</w:t>
+            </w:r>
+          </w:p>
+        </w:tc>
+        <w:tc>
+          <w:tcPr/>
+          <w:p>
+            <w:pPr>
+              <w:pStyle w:val="Compact"/>
+              <w:jc w:val="left"/>
+            </w:pPr>
+            <w:r>
+              <w:t xml:space="preserve">The clause does not cover</w:t>
+            </w:r>
+          </w:p>
+        </w:tc>
+      </w:tr>
+      <w:tr>
+        <w:tc>
+          <w:tcPr/>
+          <w:p>
+            <w:pPr>
+              <w:pStyle w:val="Compact"/>
+              <w:jc w:val="left"/>
+            </w:pPr>
+            <w:r>
+              <w:t xml:space="preserve">Take-home work — labs, problem sets, collaborative assignments, the final project</w:t>
+            </w:r>
+          </w:p>
+        </w:tc>
+        <w:tc>
+          <w:tcPr/>
+          <w:p>
+            <w:pPr>
+              <w:pStyle w:val="Compact"/>
+              <w:jc w:val="left"/>
+            </w:pPr>
+            <w:r>
+              <w:t xml:space="preserve">The quizzes, the midterm, and the final exam. Those are proctored and closed-book, and go through the normal process</w:t>
+            </w:r>
+          </w:p>
+        </w:tc>
+      </w:tr>
+      <w:tr>
+        <w:tc>
+          <w:tcPr/>
+          <w:p>
+            <w:pPr>
+              <w:pStyle w:val="Compact"/>
+              <w:jc w:val="left"/>
+            </w:pPr>
+            <w:r>
+              <w:t xml:space="preserve">An AI writing, completing, or suggesting code you submitted</w:t>
+            </w:r>
+          </w:p>
+        </w:tc>
+        <w:tc>
+          <w:tcPr/>
+          <w:p>
+            <w:pPr>
+              <w:pStyle w:val="Compact"/>
+              <w:jc w:val="left"/>
+            </w:pPr>
+            <w:r>
+              <w:t xml:space="preserve">A second violation. There is one clause; after it, the consequences above apply</w:t>
+            </w:r>
+          </w:p>
+        </w:tc>
+      </w:tr>
+      <w:tr>
+        <w:tc>
+          <w:tcPr/>
+          <w:p>
+            <w:pPr>
+              <w:pStyle w:val="Compact"/>
+              <w:jc w:val="left"/>
+            </w:pPr>
+            <w:r>
+              <w:t xml:space="preserve">Work you copied from a classmate, from the web, or from a previous quarter</w:t>
+            </w:r>
+          </w:p>
+        </w:tc>
+        <w:tc>
+          <w:tcPr/>
+          <w:p>
+            <w:pPr>
+              <w:pStyle w:val="Compact"/>
+              <w:jc w:val="left"/>
+            </w:pPr>
+            <w:r>
+              <w:t xml:space="preserve">Using an account that isn’t yours, altering scores, or exploiting a grading flaw</w:t>
+            </w:r>
+          </w:p>
+        </w:tc>
+      </w:tr>
+      <w:tr>
+        <w:tc>
+          <w:tcPr/>
+          <w:p>
+            <w:pPr>
+              <w:pStyle w:val="Compact"/>
+              <w:jc w:val="left"/>
+            </w:pPr>
+            <w:r>
+              <w:t xml:space="preserve">Collaboration that went further than an individual assignment allowed</w:t>
+            </w:r>
+          </w:p>
+        </w:tc>
+        <w:tc>
+          <w:tcPr/>
+          <w:p>
+            <w:pPr>
+              <w:pStyle w:val="Compact"/>
+              <w:jc w:val="left"/>
+            </w:pPr>
+            <w:r>
+              <w:t xml:space="preserve">Someone else’s violation. It is yours to use, not to lend</w:t>
+            </w:r>
+          </w:p>
+        </w:tc>
+      </w:tr>
+    </w:tbl>
+    <w:p>
+      <w:pPr>
+        <w:pStyle w:val="BodyText"/>
+      </w:pPr>
+      <w:r>
+        <w:rPr>
+          <w:bCs/>
+          <w:b/>
+        </w:rPr>
+        <w:t xml:space="preserve">What it can’t do.</w:t>
+      </w:r>
+      <w:r>
+        <w:t xml:space="preserve"> </w:t>
+      </w:r>
+      <w:r>
+        <w:t xml:space="preserve">It can’t give you back the practice you skipped. The quizzes, the midterm and the final exam are on paper with nothing to lean on, and your project presentation is a conversation about code you are expected to know. Work that isn’t yours doesn’t fail you in Week 4 — it fails you in Week 11, quietly, when the material isn’t there. So use the clause, then use the reset: come to student hours, ask on Slack, work the problem with the Duck until you can explain it out loud. That part is what actually saves the quarter.</w:t>
+      </w:r>
+    </w:p>
+    <w:p>
+      <w:pPr>
+        <w:pStyle w:val="BodyText"/>
+      </w:pPr>
+      <w:r>
+        <w:rPr>
+          <w:bCs/>
+          <w:b/>
+        </w:rPr>
+        <w:t xml:space="preserve">When in doubt, ask me first — in writing, so we both have the answer.</w:t>
+      </w:r>
+      <w:r>
+        <w:t xml:space="preserve"> </w:t>
+      </w:r>
+      <w:r>
+        <w:t xml:space="preserve">Asking in good faith never counts against you.</w:t>
+      </w:r>
+    </w:p>
+    <w:bookmarkEnd w:id="50"/>
+    <w:bookmarkEnd w:id="51"/>
+    <w:bookmarkStart w:id="52" w:name="classroom-norms"/>
+    <w:p>
+      <w:pPr>
+        <w:pStyle w:val="Heading2"/>
+      </w:pPr>
+      <w:r>
+        <w:t xml:space="preserve">Classroom norms</w:t>
       </w:r>
     </w:p>
     <w:p>
       <w:pPr>
         <w:numPr>
           <w:ilvl w:val="0"/>
-          <w:numId w:val="1014"/>
+          <w:numId w:val="1015"/>
         </w:numPr>
         <w:pStyle w:val="Compact"/>
       </w:pPr>
       <w:r>
+        <w:t xml:space="preserve">Complete each week’s module — readings, assignments, and discussions — by the due date.</w:t>
+      </w:r>
+    </w:p>
+    <w:p>
+      <w:pPr>
+        <w:numPr>
+          <w:ilvl w:val="0"/>
+          <w:numId w:val="1015"/>
+        </w:numPr>
+        <w:pStyle w:val="Compact"/>
+      </w:pPr>
+      <w:r>
+        <w:t xml:space="preserve">Take part in class discussions and exercises, and bring your own experiences into them.</w:t>
+      </w:r>
+    </w:p>
+    <w:p>
+      <w:pPr>
+        <w:numPr>
+          <w:ilvl w:val="0"/>
+          <w:numId w:val="1015"/>
+        </w:numPr>
+        <w:pStyle w:val="Compact"/>
+      </w:pPr>
+      <w:r>
+        <w:t xml:space="preserve">Be a courteous member of the room and don’t get in the way of anyone else’s learning.</w:t>
+      </w:r>
+    </w:p>
+    <w:p>
+      <w:pPr>
+        <w:numPr>
+          <w:ilvl w:val="0"/>
+          <w:numId w:val="1015"/>
+        </w:numPr>
+        <w:pStyle w:val="Compact"/>
+      </w:pPr>
+      <w:r>
+        <w:t xml:space="preserve">Academic and intellectual honesty are expected at all times.</w:t>
+      </w:r>
+    </w:p>
+    <w:p>
+      <w:pPr>
+        <w:numPr>
+          <w:ilvl w:val="0"/>
+          <w:numId w:val="1015"/>
+        </w:numPr>
+        <w:pStyle w:val="Compact"/>
+      </w:pPr>
+      <w:r>
         <w:t xml:space="preserve">Tell me as early as you can about anything that affects your ability to take part fully.</w:t>
       </w:r>
     </w:p>
-    <w:bookmarkEnd w:id="51"/>
-    <w:bookmarkStart w:id="52" w:name="recording-class-sessions"/>
+    <w:bookmarkEnd w:id="52"/>
+    <w:bookmarkStart w:id="53" w:name="recording-class-sessions"/>
     <w:p>
       <w:pPr>
         <w:pStyle w:val="Heading2"/>
@@ -6500,8 +6849,8 @@
         <w:t xml:space="preserve">— no permission needed. Please don’t post or share recordings, screenshots, or classmates’ work outside this class. People share half-finished code and honest confusion in a programming class, and that only works if the room feels safe. If DAC has approved recording as an accommodation, you never need to explain that to anyone. If I record a session, I’ll say so and post it in Canvas.</w:t>
       </w:r>
     </w:p>
-    <w:bookmarkEnd w:id="52"/>
-    <w:bookmarkStart w:id="53" w:name="changes-to-this-syllabus"/>
+    <w:bookmarkEnd w:id="53"/>
+    <w:bookmarkStart w:id="54" w:name="changes-to-this-syllabus"/>
     <w:p>
       <w:pPr>
         <w:pStyle w:val="Heading2"/>
@@ -6518,8 +6867,8 @@
         <w:t xml:space="preserve">This is a plan, not a contract, and I may adjust it during the quarter. Anything that affects your grade or deadlines is announced on Canvas and Slack, and I’ll post an updated syllabus.</w:t>
       </w:r>
     </w:p>
-    <w:bookmarkEnd w:id="53"/>
-    <w:bookmarkStart w:id="55" w:name="withdrawing-from-the-course"/>
+    <w:bookmarkEnd w:id="54"/>
+    <w:bookmarkStart w:id="56" w:name="withdrawing-from-the-course"/>
     <w:p>
       <w:pPr>
         <w:pStyle w:val="Heading2"/>
@@ -6569,7 +6918,7 @@
       <w:r>
         <w:t xml:space="preserve"> </w:t>
       </w:r>
-      <w:hyperlink r:id="rId54">
+      <w:hyperlink r:id="rId55">
         <w:r>
           <w:rPr>
             <w:rStyle w:val="Hyperlink"/>
@@ -6609,9 +6958,9 @@
         </w:pict>
       </w:r>
     </w:p>
-    <w:bookmarkEnd w:id="55"/>
     <w:bookmarkEnd w:id="56"/>
-    <w:bookmarkStart w:id="57" w:name="what-youll-be-able-to-do-by-the-end"/>
+    <w:bookmarkEnd w:id="57"/>
+    <w:bookmarkStart w:id="58" w:name="what-youll-be-able-to-do-by-the-end"/>
     <w:p>
       <w:pPr>
         <w:pStyle w:val="Heading1"/>
@@ -6632,7 +6981,7 @@
       <w:pPr>
         <w:numPr>
           <w:ilvl w:val="0"/>
-          <w:numId w:val="1015"/>
+          <w:numId w:val="1016"/>
         </w:numPr>
         <w:pStyle w:val="Compact"/>
       </w:pPr>
@@ -6654,7 +7003,7 @@
       <w:pPr>
         <w:numPr>
           <w:ilvl w:val="0"/>
-          <w:numId w:val="1015"/>
+          <w:numId w:val="1016"/>
         </w:numPr>
         <w:pStyle w:val="Compact"/>
       </w:pPr>
@@ -6676,7 +7025,7 @@
       <w:pPr>
         <w:numPr>
           <w:ilvl w:val="0"/>
-          <w:numId w:val="1015"/>
+          <w:numId w:val="1016"/>
         </w:numPr>
         <w:pStyle w:val="Compact"/>
       </w:pPr>
@@ -6698,7 +7047,7 @@
       <w:pPr>
         <w:numPr>
           <w:ilvl w:val="0"/>
-          <w:numId w:val="1015"/>
+          <w:numId w:val="1016"/>
         </w:numPr>
         <w:pStyle w:val="Compact"/>
       </w:pPr>
@@ -7140,8 +7489,8 @@
         </w:pict>
       </w:r>
     </w:p>
-    <w:bookmarkEnd w:id="57"/>
-    <w:bookmarkStart w:id="77" w:name="college-policies"/>
+    <w:bookmarkEnd w:id="58"/>
+    <w:bookmarkStart w:id="78" w:name="college-policies"/>
     <w:p>
       <w:pPr>
         <w:pStyle w:val="Heading1"/>
@@ -7150,7 +7499,7 @@
         <w:t xml:space="preserve">College policies</w:t>
       </w:r>
     </w:p>
-    <w:bookmarkStart w:id="62" w:name="ada-accommodations"/>
+    <w:bookmarkStart w:id="63" w:name="ada-accommodations"/>
     <w:p>
       <w:pPr>
         <w:pStyle w:val="Heading2"/>
@@ -7185,7 +7534,7 @@
       <w:r>
         <w:t xml:space="preserve"> </w:t>
       </w:r>
-      <w:hyperlink r:id="rId58">
+      <w:hyperlink r:id="rId59">
         <w:r>
           <w:rPr>
             <w:rStyle w:val="Hyperlink"/>
@@ -7262,7 +7611,7 @@
               <w:pStyle w:val="Compact"/>
               <w:jc w:val="left"/>
             </w:pPr>
-            <w:hyperlink r:id="rId59">
+            <w:hyperlink r:id="rId60">
               <w:r>
                 <w:rPr>
                   <w:rStyle w:val="Hyperlink"/>
@@ -7279,7 +7628,7 @@
             <w:r>
               <w:t xml:space="preserve"> </w:t>
             </w:r>
-            <w:hyperlink r:id="rId60">
+            <w:hyperlink r:id="rId61">
               <w:r>
                 <w:rPr>
                   <w:rStyle w:val="Hyperlink"/>
@@ -7347,7 +7696,7 @@
       <w:r>
         <w:t xml:space="preserve"> </w:t>
       </w:r>
-      <w:hyperlink r:id="rId61">
+      <w:hyperlink r:id="rId62">
         <w:r>
           <w:rPr>
             <w:rStyle w:val="Hyperlink"/>
@@ -7383,8 +7732,8 @@
         <w:t xml:space="preserve">Once your accommodations are set, contact me so we can talk about this course specifically. If you have any emergency medical information I should know about, tell me by the end of week one.</w:t>
       </w:r>
     </w:p>
-    <w:bookmarkEnd w:id="62"/>
-    <w:bookmarkStart w:id="64" w:name="non-discrimination"/>
+    <w:bookmarkEnd w:id="63"/>
+    <w:bookmarkStart w:id="65" w:name="non-discrimination"/>
     <w:p>
       <w:pPr>
         <w:pStyle w:val="Heading2"/>
@@ -7411,7 +7760,7 @@
       <w:r>
         <w:t xml:space="preserve"> </w:t>
       </w:r>
-      <w:hyperlink r:id="rId63">
+      <w:hyperlink r:id="rId64">
         <w:r>
           <w:rPr>
             <w:rStyle w:val="Hyperlink"/>
@@ -7423,8 +7772,8 @@
         <w:t xml:space="preserve">.</w:t>
       </w:r>
     </w:p>
-    <w:bookmarkEnd w:id="64"/>
-    <w:bookmarkStart w:id="70" w:name="title-ix-and-sexual-misconduct"/>
+    <w:bookmarkEnd w:id="65"/>
+    <w:bookmarkStart w:id="71" w:name="title-ix-and-sexual-misconduct"/>
     <w:p>
       <w:pPr>
         <w:pStyle w:val="Heading2"/>
@@ -7463,11 +7812,11 @@
       <w:pPr>
         <w:numPr>
           <w:ilvl w:val="0"/>
-          <w:numId w:val="1016"/>
+          <w:numId w:val="1017"/>
         </w:numPr>
         <w:pStyle w:val="Compact"/>
       </w:pPr>
-      <w:hyperlink r:id="rId65">
+      <w:hyperlink r:id="rId66">
         <w:r>
           <w:rPr>
             <w:rStyle w:val="Hyperlink"/>
@@ -7480,11 +7829,11 @@
       <w:pPr>
         <w:numPr>
           <w:ilvl w:val="0"/>
-          <w:numId w:val="1016"/>
+          <w:numId w:val="1017"/>
         </w:numPr>
         <w:pStyle w:val="Compact"/>
       </w:pPr>
-      <w:hyperlink r:id="rId66">
+      <w:hyperlink r:id="rId67">
         <w:r>
           <w:rPr>
             <w:rStyle w:val="Hyperlink"/>
@@ -7497,11 +7846,11 @@
       <w:pPr>
         <w:numPr>
           <w:ilvl w:val="0"/>
-          <w:numId w:val="1016"/>
+          <w:numId w:val="1017"/>
         </w:numPr>
         <w:pStyle w:val="Compact"/>
       </w:pPr>
-      <w:hyperlink r:id="rId67">
+      <w:hyperlink r:id="rId68">
         <w:r>
           <w:rPr>
             <w:rStyle w:val="Hyperlink"/>
@@ -7514,11 +7863,11 @@
       <w:pPr>
         <w:numPr>
           <w:ilvl w:val="0"/>
-          <w:numId w:val="1016"/>
+          <w:numId w:val="1017"/>
         </w:numPr>
         <w:pStyle w:val="Compact"/>
       </w:pPr>
-      <w:hyperlink r:id="rId68">
+      <w:hyperlink r:id="rId69">
         <w:r>
           <w:rPr>
             <w:rStyle w:val="Hyperlink"/>
@@ -7531,11 +7880,11 @@
       <w:pPr>
         <w:numPr>
           <w:ilvl w:val="0"/>
-          <w:numId w:val="1016"/>
+          <w:numId w:val="1017"/>
         </w:numPr>
         <w:pStyle w:val="Compact"/>
       </w:pPr>
-      <w:hyperlink r:id="rId69">
+      <w:hyperlink r:id="rId70">
         <w:r>
           <w:rPr>
             <w:rStyle w:val="Hyperlink"/>
@@ -7544,8 +7893,8 @@
         </w:r>
       </w:hyperlink>
     </w:p>
-    <w:bookmarkEnd w:id="70"/>
-    <w:bookmarkStart w:id="72" w:name="student-rights-and-responsibilities"/>
+    <w:bookmarkEnd w:id="71"/>
+    <w:bookmarkStart w:id="73" w:name="student-rights-and-responsibilities"/>
     <w:p>
       <w:pPr>
         <w:pStyle w:val="Heading2"/>
@@ -7564,7 +7913,7 @@
       <w:r>
         <w:t xml:space="preserve"> </w:t>
       </w:r>
-      <w:hyperlink r:id="rId71">
+      <w:hyperlink r:id="rId72">
         <w:r>
           <w:rPr>
             <w:rStyle w:val="Hyperlink"/>
@@ -7595,8 +7944,8 @@
         <w:t xml:space="preserve">— no explanation needed beyond that.</w:t>
       </w:r>
     </w:p>
-    <w:bookmarkEnd w:id="72"/>
-    <w:bookmarkStart w:id="73" w:name="academic-dishonesty"/>
+    <w:bookmarkEnd w:id="73"/>
+    <w:bookmarkStart w:id="74" w:name="academic-dishonesty"/>
     <w:p>
       <w:pPr>
         <w:pStyle w:val="Heading2"/>
@@ -7617,7 +7966,7 @@
       <w:pPr>
         <w:numPr>
           <w:ilvl w:val="0"/>
-          <w:numId w:val="1017"/>
+          <w:numId w:val="1018"/>
         </w:numPr>
         <w:pStyle w:val="Compact"/>
       </w:pPr>
@@ -7639,7 +7988,7 @@
       <w:pPr>
         <w:numPr>
           <w:ilvl w:val="0"/>
-          <w:numId w:val="1017"/>
+          <w:numId w:val="1018"/>
         </w:numPr>
         <w:pStyle w:val="Compact"/>
       </w:pPr>
@@ -7693,8 +8042,8 @@
         <w:t xml:space="preserve">a failing grade on the assignment or, in extreme cases, the course. Students may also be referred to the Student Conduct Office, which can require learning activities or, in extreme or repeated cases, dismissal from a program. To challenge a finding, you can file a grade appeal starting with the division chair.</w:t>
       </w:r>
     </w:p>
-    <w:bookmarkEnd w:id="73"/>
-    <w:bookmarkStart w:id="76" w:name="emergencies"/>
+    <w:bookmarkEnd w:id="74"/>
+    <w:bookmarkStart w:id="77" w:name="emergencies"/>
     <w:p>
       <w:pPr>
         <w:pStyle w:val="Heading2"/>
@@ -7773,7 +8122,7 @@
             <w:r>
               <w:t xml:space="preserve"> </w:t>
             </w:r>
-            <w:hyperlink r:id="rId74">
+            <w:hyperlink r:id="rId75">
               <w:r>
                 <w:rPr>
                   <w:rStyle w:val="Hyperlink"/>
@@ -7820,7 +8169,7 @@
             <w:r>
               <w:t xml:space="preserve"> </w:t>
             </w:r>
-            <w:hyperlink r:id="rId75">
+            <w:hyperlink r:id="rId76">
               <w:r>
                 <w:rPr>
                   <w:rStyle w:val="Hyperlink"/>
@@ -7910,9 +8259,9 @@
         </w:pict>
       </w:r>
     </w:p>
-    <w:bookmarkEnd w:id="76"/>
     <w:bookmarkEnd w:id="77"/>
-    <w:bookmarkStart w:id="109" w:name="where-to-get-help"/>
+    <w:bookmarkEnd w:id="78"/>
+    <w:bookmarkStart w:id="110" w:name="where-to-get-help"/>
     <w:p>
       <w:pPr>
         <w:pStyle w:val="Heading1"/>
@@ -7939,7 +8288,7 @@
         <w:t xml:space="preserve">Please use these.</w:t>
       </w:r>
     </w:p>
-    <w:bookmarkStart w:id="82" w:name="course-help"/>
+    <w:bookmarkStart w:id="83" w:name="course-help"/>
     <w:p>
       <w:pPr>
         <w:pStyle w:val="Heading2"/>
@@ -8060,7 +8409,7 @@
               <w:pStyle w:val="Compact"/>
               <w:jc w:val="left"/>
             </w:pPr>
-            <w:hyperlink r:id="rId78">
+            <w:hyperlink r:id="rId79">
               <w:r>
                 <w:rPr>
                   <w:rStyle w:val="Hyperlink"/>
@@ -8077,7 +8426,7 @@
             <w:r>
               <w:t xml:space="preserve"> </w:t>
             </w:r>
-            <w:hyperlink r:id="rId79">
+            <w:hyperlink r:id="rId80">
               <w:r>
                 <w:rPr>
                   <w:rStyle w:val="Hyperlink"/>
@@ -8108,7 +8457,7 @@
               <w:pStyle w:val="Compact"/>
               <w:jc w:val="left"/>
             </w:pPr>
-            <w:hyperlink r:id="rId80">
+            <w:hyperlink r:id="rId81">
               <w:r>
                 <w:rPr>
                   <w:rStyle w:val="Hyperlink"/>
@@ -8125,7 +8474,7 @@
             <w:r>
               <w:t xml:space="preserve"> </w:t>
             </w:r>
-            <w:hyperlink r:id="rId81">
+            <w:hyperlink r:id="rId82">
               <w:r>
                 <w:rPr>
                   <w:rStyle w:val="Hyperlink"/>
@@ -8137,8 +8486,8 @@
         </w:tc>
       </w:tr>
     </w:tbl>
-    <w:bookmarkEnd w:id="82"/>
-    <w:bookmarkStart w:id="91" w:name="tech-help"/>
+    <w:bookmarkEnd w:id="83"/>
+    <w:bookmarkStart w:id="92" w:name="tech-help"/>
     <w:p>
       <w:pPr>
         <w:pStyle w:val="Heading2"/>
@@ -8207,7 +8556,7 @@
               <w:pStyle w:val="Compact"/>
               <w:jc w:val="left"/>
             </w:pPr>
-            <w:hyperlink r:id="rId83">
+            <w:hyperlink r:id="rId84">
               <w:r>
                 <w:rPr>
                   <w:rStyle w:val="Hyperlink"/>
@@ -8224,7 +8573,7 @@
             <w:r>
               <w:t xml:space="preserve"> </w:t>
             </w:r>
-            <w:hyperlink r:id="rId84">
+            <w:hyperlink r:id="rId85">
               <w:r>
                 <w:rPr>
                   <w:rStyle w:val="Hyperlink"/>
@@ -8301,7 +8650,7 @@
             <w:r>
               <w:t xml:space="preserve"> </w:t>
             </w:r>
-            <w:hyperlink r:id="rId85">
+            <w:hyperlink r:id="rId86">
               <w:r>
                 <w:rPr>
                   <w:rStyle w:val="Hyperlink"/>
@@ -8332,7 +8681,7 @@
               <w:pStyle w:val="Compact"/>
               <w:jc w:val="left"/>
             </w:pPr>
-            <w:hyperlink r:id="rId86">
+            <w:hyperlink r:id="rId87">
               <w:r>
                 <w:rPr>
                   <w:rStyle w:val="Hyperlink"/>
@@ -8366,7 +8715,7 @@
               <w:pStyle w:val="Compact"/>
               <w:jc w:val="left"/>
             </w:pPr>
-            <w:hyperlink r:id="rId87">
+            <w:hyperlink r:id="rId88">
               <w:r>
                 <w:rPr>
                   <w:rStyle w:val="Hyperlink"/>
@@ -8397,7 +8746,7 @@
               <w:pStyle w:val="Compact"/>
               <w:jc w:val="left"/>
             </w:pPr>
-            <w:hyperlink r:id="rId88">
+            <w:hyperlink r:id="rId89">
               <w:r>
                 <w:rPr>
                   <w:rStyle w:val="Hyperlink"/>
@@ -8414,7 +8763,7 @@
             <w:r>
               <w:t xml:space="preserve"> </w:t>
             </w:r>
-            <w:hyperlink r:id="rId89">
+            <w:hyperlink r:id="rId90">
               <w:r>
                 <w:rPr>
                   <w:rStyle w:val="Hyperlink"/>
@@ -8431,7 +8780,7 @@
             <w:r>
               <w:t xml:space="preserve"> </w:t>
             </w:r>
-            <w:hyperlink r:id="rId90">
+            <w:hyperlink r:id="rId91">
               <w:r>
                 <w:rPr>
                   <w:rStyle w:val="Hyperlink"/>
@@ -8443,8 +8792,8 @@
         </w:tc>
       </w:tr>
     </w:tbl>
-    <w:bookmarkEnd w:id="91"/>
-    <w:bookmarkStart w:id="108" w:name="life-help"/>
+    <w:bookmarkEnd w:id="92"/>
+    <w:bookmarkStart w:id="109" w:name="life-help"/>
     <w:p>
       <w:pPr>
         <w:pStyle w:val="Heading2"/>
@@ -8513,7 +8862,7 @@
               <w:pStyle w:val="Compact"/>
               <w:jc w:val="left"/>
             </w:pPr>
-            <w:hyperlink r:id="rId92">
+            <w:hyperlink r:id="rId93">
               <w:r>
                 <w:rPr>
                   <w:rStyle w:val="Hyperlink"/>
@@ -8530,7 +8879,7 @@
             <w:r>
               <w:t xml:space="preserve"> </w:t>
             </w:r>
-            <w:hyperlink r:id="rId93">
+            <w:hyperlink r:id="rId94">
               <w:r>
                 <w:rPr>
                   <w:rStyle w:val="Hyperlink"/>
@@ -8547,7 +8896,7 @@
             <w:r>
               <w:t xml:space="preserve"> </w:t>
             </w:r>
-            <w:hyperlink r:id="rId94">
+            <w:hyperlink r:id="rId95">
               <w:r>
                 <w:rPr>
                   <w:rStyle w:val="Hyperlink"/>
@@ -8578,7 +8927,7 @@
               <w:pStyle w:val="Compact"/>
               <w:jc w:val="left"/>
             </w:pPr>
-            <w:hyperlink r:id="rId95">
+            <w:hyperlink r:id="rId96">
               <w:r>
                 <w:rPr>
                   <w:rStyle w:val="Hyperlink"/>
@@ -8592,7 +8941,7 @@
             <w:r>
               <w:t xml:space="preserve">— monthly food boxes; contact Cath Busha, Dean of Student Engagement (</w:t>
             </w:r>
-            <w:hyperlink r:id="rId96">
+            <w:hyperlink r:id="rId97">
               <w:r>
                 <w:rPr>
                   <w:rStyle w:val="Hyperlink"/>
@@ -8626,7 +8975,7 @@
               <w:pStyle w:val="Compact"/>
               <w:jc w:val="left"/>
             </w:pPr>
-            <w:hyperlink r:id="rId69">
+            <w:hyperlink r:id="rId70">
               <w:r>
                 <w:rPr>
                   <w:rStyle w:val="Hyperlink"/>
@@ -8657,7 +9006,7 @@
               <w:pStyle w:val="Compact"/>
               <w:jc w:val="left"/>
             </w:pPr>
-            <w:hyperlink r:id="rId97">
+            <w:hyperlink r:id="rId98">
               <w:r>
                 <w:rPr>
                   <w:rStyle w:val="Hyperlink"/>
@@ -8694,7 +9043,7 @@
               <w:pStyle w:val="Compact"/>
               <w:jc w:val="left"/>
             </w:pPr>
-            <w:hyperlink r:id="rId98">
+            <w:hyperlink r:id="rId99">
               <w:r>
                 <w:rPr>
                   <w:rStyle w:val="Hyperlink"/>
@@ -8711,7 +9060,7 @@
             <w:r>
               <w:t xml:space="preserve"> </w:t>
             </w:r>
-            <w:hyperlink r:id="rId99">
+            <w:hyperlink r:id="rId100">
               <w:r>
                 <w:rPr>
                   <w:rStyle w:val="Hyperlink"/>
@@ -8742,7 +9091,7 @@
               <w:pStyle w:val="Compact"/>
               <w:jc w:val="left"/>
             </w:pPr>
-            <w:hyperlink r:id="rId100">
+            <w:hyperlink r:id="rId101">
               <w:r>
                 <w:rPr>
                   <w:rStyle w:val="Hyperlink"/>
@@ -8759,7 +9108,7 @@
             <w:r>
               <w:t xml:space="preserve"> </w:t>
             </w:r>
-            <w:hyperlink r:id="rId101">
+            <w:hyperlink r:id="rId102">
               <w:r>
                 <w:rPr>
                   <w:rStyle w:val="Hyperlink"/>
@@ -8790,7 +9139,7 @@
               <w:pStyle w:val="Compact"/>
               <w:jc w:val="left"/>
             </w:pPr>
-            <w:hyperlink r:id="rId102">
+            <w:hyperlink r:id="rId103">
               <w:r>
                 <w:rPr>
                   <w:rStyle w:val="Hyperlink"/>
@@ -8827,7 +9176,7 @@
               <w:pStyle w:val="Compact"/>
               <w:jc w:val="left"/>
             </w:pPr>
-            <w:hyperlink r:id="rId103">
+            <w:hyperlink r:id="rId104">
               <w:r>
                 <w:rPr>
                   <w:rStyle w:val="Hyperlink"/>
@@ -8844,7 +9193,7 @@
             <w:r>
               <w:t xml:space="preserve"> </w:t>
             </w:r>
-            <w:hyperlink r:id="rId104">
+            <w:hyperlink r:id="rId105">
               <w:r>
                 <w:rPr>
                   <w:rStyle w:val="Hyperlink"/>
@@ -8890,7 +9239,7 @@
       <w:r>
         <w:t xml:space="preserve"> </w:t>
       </w:r>
-      <w:hyperlink r:id="rId105">
+      <w:hyperlink r:id="rId106">
         <w:r>
           <w:rPr>
             <w:rStyle w:val="Hyperlink"/>
@@ -8904,7 +9253,7 @@
       <w:r>
         <w:t xml:space="preserve"> </w:t>
       </w:r>
-      <w:hyperlink r:id="rId106">
+      <w:hyperlink r:id="rId107">
         <w:r>
           <w:rPr>
             <w:rStyle w:val="Hyperlink"/>
@@ -8921,7 +9270,7 @@
       <w:r>
         <w:t xml:space="preserve"> </w:t>
       </w:r>
-      <w:hyperlink r:id="rId107">
+      <w:hyperlink r:id="rId108">
         <w:r>
           <w:rPr>
             <w:rStyle w:val="Hyperlink"/>
@@ -8940,9 +9289,9 @@
         </w:pict>
       </w:r>
     </w:p>
-    <w:bookmarkEnd w:id="108"/>
     <w:bookmarkEnd w:id="109"/>
-    <w:bookmarkStart w:id="110" w:name="one-last-thing"/>
+    <w:bookmarkEnd w:id="110"/>
+    <w:bookmarkStart w:id="111" w:name="one-last-thing"/>
     <w:p>
       <w:pPr>
         <w:pStyle w:val="Heading1"/>
@@ -8979,7 +9328,7 @@
         <w:t xml:space="preserve">— Bruce</w:t>
       </w:r>
     </w:p>
-    <w:bookmarkEnd w:id="110"/>
+    <w:bookmarkEnd w:id="111"/>
     <w:sectPr>
       <w:pgSz w:w="12240" w:h="15840"/>
       <w:pgMar w:top="1440" w:right="1440" w:bottom="1440" w:left="1440" w:header="720" w:footer="720" w:gutter="0"/>
@@ -9329,6 +9678,9 @@
     <w:abstractNumId w:val="991"/>
   </w:num>
   <w:num w:numId="1017">
+    <w:abstractNumId w:val="991"/>
+  </w:num>
+  <w:num w:numId="1018">
     <w:abstractNumId w:val="991"/>
   </w:num>
 </w:numbering>

--- a/fall-2026/ctec121/CTEC_121_Syllabus_Fall_2026.docx
+++ b/fall-2026/ctec121/CTEC_121_Syllabus_Fall_2026.docx
@@ -200,12 +200,21 @@
         <w:t xml:space="preserve">If you read one page of this document, read this one.</w:t>
       </w:r>
     </w:p>
+    <w:p>
+      <w:pPr>
+        <w:pStyle w:val="TableCaption"/>
+      </w:pPr>
+      <w:r>
+        <w:t xml:space="preserve">A summary of the course essentials: cost, deadlines, workload, how to reach me, the two big assessments, the AI rule, the Regret Clause, and what to do if you fall behind.</w:t>
+      </w:r>
+    </w:p>
     <w:tbl>
       <w:tblPr>
         <w:tblStyle w:val="Table"/>
         <w:tblW w:type="pct" w:w="5000"/>
         <w:tblLook w:firstRow="0" w:lastRow="0" w:firstColumn="0" w:lastColumn="0" w:noHBand="0" w:noVBand="0" w:val="0000"/>
         <w:jc w:val="start"/>
+        <w:tblCaption w:val="A summary of the course essentials: cost, deadlines, workload, how to reach me, the two big assessments, the AI rule, the Regret Clause, and what to do if you fall behind."/>
       </w:tblPr>
       <w:tblGrid>
         <w:gridCol w:w="3960"/>
@@ -937,12 +946,21 @@
         <w:t xml:space="preserve">The course at a glance</w:t>
       </w:r>
     </w:p>
+    <w:p>
+      <w:pPr>
+        <w:pStyle w:val="TableCaption"/>
+      </w:pPr>
+      <w:r>
+        <w:t xml:space="preserve">The practical details of this section: what it is, when it meets, and where.</w:t>
+      </w:r>
+    </w:p>
     <w:tbl>
       <w:tblPr>
         <w:tblStyle w:val="Table"/>
         <w:tblW w:type="pct" w:w="5000"/>
         <w:tblLook w:firstRow="1" w:lastRow="0" w:firstColumn="0" w:lastColumn="0" w:noHBand="0" w:noVBand="0" w:val="0020"/>
         <w:jc w:val="start"/>
+        <w:tblCaption w:val="The practical details of this section: what it is, when it meets, and where."/>
       </w:tblPr>
       <w:tblGrid>
         <w:gridCol w:w="3960"/>
@@ -1410,12 +1428,21 @@
         <w:t xml:space="preserve">Meet your instructor</w:t>
       </w:r>
     </w:p>
+    <w:p>
+      <w:pPr>
+        <w:pStyle w:val="TableCaption"/>
+      </w:pPr>
+      <w:r>
+        <w:t xml:space="preserve">How to contact me, including student hours and how quickly to expect a reply.</w:t>
+      </w:r>
+    </w:p>
     <w:tbl>
       <w:tblPr>
         <w:tblStyle w:val="Table"/>
         <w:tblW w:type="pct" w:w="5000"/>
         <w:tblLook w:firstRow="0" w:lastRow="0" w:firstColumn="0" w:lastColumn="0" w:noHBand="0" w:noVBand="0" w:val="0000"/>
         <w:jc w:val="start"/>
+        <w:tblCaption w:val="How to contact me, including student hours and how quickly to expect a reply."/>
       </w:tblPr>
       <w:tblGrid>
         <w:gridCol w:w="3960"/>
@@ -2103,12 +2130,21 @@
         <w:t xml:space="preserve">No textbook, no lab fees. All course materials are free, including resources aligned with CS50 at Harvard University.</w:t>
       </w:r>
     </w:p>
+    <w:p>
+      <w:pPr>
+        <w:pStyle w:val="TableCaption"/>
+      </w:pPr>
+      <w:r>
+        <w:t xml:space="preserve">Everything you need for this course and what each item is for.</w:t>
+      </w:r>
+    </w:p>
     <w:tbl>
       <w:tblPr>
         <w:tblStyle w:val="Table"/>
         <w:tblW w:type="pct" w:w="5000"/>
         <w:tblLook w:firstRow="1" w:lastRow="0" w:firstColumn="0" w:lastColumn="0" w:noHBand="0" w:noVBand="0" w:val="0020"/>
         <w:jc w:val="start"/>
+        <w:tblCaption w:val="Everything you need for this course and what each item is for."/>
       </w:tblPr>
       <w:tblGrid>
         <w:gridCol w:w="3960"/>
@@ -2547,12 +2583,21 @@
         <w:t xml:space="preserve">Where your grade comes from</w:t>
       </w:r>
     </w:p>
+    <w:p>
+      <w:pPr>
+        <w:pStyle w:val="TableCaption"/>
+      </w:pPr>
+      <w:r>
+        <w:t xml:space="preserve">How your final grade is divided, with the weight of each category and what it covers.</w:t>
+      </w:r>
+    </w:p>
     <w:tbl>
       <w:tblPr>
         <w:tblStyle w:val="Table"/>
         <w:tblW w:type="pct" w:w="5000"/>
         <w:tblLook w:firstRow="1" w:lastRow="0" w:firstColumn="0" w:lastColumn="0" w:noHBand="0" w:noVBand="0" w:val="0020"/>
         <w:jc w:val="start"/>
+        <w:tblCaption w:val="How your final grade is divided, with the weight of each category and what it covers."/>
       </w:tblPr>
       <w:tblGrid>
         <w:gridCol w:w="2640"/>
@@ -3531,12 +3576,21 @@
         <w:t xml:space="preserve">This is your biggest category, so here is exactly how you earn it.</w:t>
       </w:r>
     </w:p>
+    <w:p>
+      <w:pPr>
+        <w:pStyle w:val="TableCaption"/>
+      </w:pPr>
+      <w:r>
+        <w:t xml:space="preserve">The three parts of the participation grade and what each is worth.</w:t>
+      </w:r>
+    </w:p>
     <w:tbl>
       <w:tblPr>
         <w:tblStyle w:val="Table"/>
         <w:tblW w:type="auto" w:w="0"/>
         <w:tblLook w:firstRow="1" w:lastRow="0" w:firstColumn="0" w:lastColumn="0" w:noHBand="0" w:noVBand="0" w:val="0020"/>
         <w:jc w:val="start"/>
+        <w:tblCaption w:val="The three parts of the participation grade and what each is worth."/>
       </w:tblPr>
       <w:tblGrid>
         <w:gridCol w:w="3960"/>
@@ -3736,6 +3790,14 @@
       </w:pPr>
       <w:r>
         <w:t xml:space="preserve">Grading scale</w:t>
+      </w:r>
+    </w:p>
+    <w:p>
+      <w:pPr>
+        <w:pStyle w:val="TableCaption"/>
+      </w:pPr>
+      <w:r>
+        <w:t xml:space="preserve">Percentage ranges and the letter grade each one earns.</w:t>
       </w:r>
     </w:p>
     <w:tbl>
@@ -3744,6 +3806,7 @@
         <w:tblW w:type="auto" w:w="0"/>
         <w:tblLook w:firstRow="1" w:lastRow="0" w:firstColumn="0" w:lastColumn="0" w:noHBand="0" w:noVBand="0" w:val="0020"/>
         <w:jc w:val="start"/>
+        <w:tblCaption w:val="Percentage ranges and the letter grade each one earns."/>
       </w:tblPr>
       <w:tblGrid>
         <w:gridCol w:w="3960"/>
@@ -4384,6 +4447,14 @@
       </w:pPr>
       <w:r>
         <w:t xml:space="preserve">Subject to change — I’ll announce any updates in class, on Canvas, and on Slack.</w:t>
+      </w:r>
+    </w:p>
+    <w:p>
+      <w:pPr>
+        <w:pStyle w:val="TableCaption"/>
+      </w:pPr>
+      <w:r>
+        <w:t xml:space="preserve">The quarter week by week: dates, topics, quiz and exam dates, and what is due each week.</w:t>
       </w:r>
     </w:p>
     <w:tbl>
@@ -4392,6 +4463,7 @@
         <w:tblW w:type="pct" w:w="5000"/>
         <w:tblLook w:firstRow="1" w:lastRow="0" w:firstColumn="0" w:lastColumn="0" w:noHBand="0" w:noVBand="0" w:val="0020"/>
         <w:jc w:val="start"/>
+        <w:tblCaption w:val="The quarter week by week: dates, topics, quiz and exam dates, and what is due each week."/>
       </w:tblPr>
       <w:tblGrid>
         <w:gridCol w:w="1980"/>
@@ -5491,12 +5563,21 @@
         <w:t xml:space="preserve">everything you submit must be code whose decisions you can explain, and that you can change on your own, without AI help. If you couldn’t talk me through why it works and modify it when asked, it isn’t yours to submit. The weekly quizzes, the midterm, the final exam, and your project presentation all check exactly that — which is why leaning on AI now mostly shows up as a bad grade later.</w:t>
       </w:r>
     </w:p>
+    <w:p>
+      <w:pPr>
+        <w:pStyle w:val="TableCaption"/>
+      </w:pPr>
+      <w:r>
+        <w:t xml:space="preserve">What AI help is allowed on take-home work, what is not, and where you will write your code.</w:t>
+      </w:r>
+    </w:p>
     <w:tbl>
       <w:tblPr>
         <w:tblStyle w:val="Table"/>
         <w:tblW w:type="pct" w:w="5000"/>
         <w:tblLook w:firstRow="0" w:lastRow="0" w:firstColumn="0" w:lastColumn="0" w:noHBand="0" w:noVBand="0" w:val="0000"/>
         <w:jc w:val="start"/>
+        <w:tblCaption w:val="What AI help is allowed on take-home work, what is not, and where you will write your code."/>
       </w:tblPr>
       <w:tblGrid>
         <w:gridCol w:w="3960"/>
@@ -5871,12 +5952,21 @@
         <w:t xml:space="preserve">the assignment. Each one tells you who you’re working with and what you may share. If an assignment doesn’t say it’s collaborative, treat it as individual and use the table below.</w:t>
       </w:r>
     </w:p>
+    <w:p>
+      <w:pPr>
+        <w:pStyle w:val="TableCaption"/>
+      </w:pPr>
+      <w:r>
+        <w:t xml:space="preserve">Where the line sits on take-home work: getting help on one side, handing in work that is not yours on the other.</w:t>
+      </w:r>
+    </w:p>
     <w:tbl>
       <w:tblPr>
         <w:tblStyle w:val="Table"/>
         <w:tblW w:type="pct" w:w="5000"/>
         <w:tblLook w:firstRow="1" w:lastRow="0" w:firstColumn="0" w:lastColumn="0" w:noHBand="0" w:noVBand="0" w:val="0020"/>
         <w:jc w:val="start"/>
+        <w:tblCaption w:val="Where the line sits on take-home work: getting help on one side, handing in work that is not yours on the other."/>
       </w:tblPr>
       <w:tblGrid>
         <w:gridCol w:w="3960"/>
@@ -6569,12 +6659,21 @@
         <w:t xml:space="preserve">the clause has been used and the original consequences apply. Tell me if you need the date moved; that conversation is always available.</w:t>
       </w:r>
     </w:p>
+    <w:p>
+      <w:pPr>
+        <w:pStyle w:val="TableCaption"/>
+      </w:pPr>
+      <w:r>
+        <w:t xml:space="preserve">What the Regret Clause covers and what it does not.</w:t>
+      </w:r>
+    </w:p>
     <w:tbl>
       <w:tblPr>
         <w:tblStyle w:val="Table"/>
         <w:tblW w:type="pct" w:w="5000"/>
         <w:tblLook w:firstRow="1" w:lastRow="0" w:firstColumn="0" w:lastColumn="0" w:noHBand="0" w:noVBand="0" w:val="0020"/>
         <w:jc w:val="start"/>
+        <w:tblCaption w:val="What the Regret Clause covers and what it does not."/>
       </w:tblPr>
       <w:tblGrid>
         <w:gridCol w:w="3960"/>
@@ -7073,12 +7172,21 @@
         <w:t xml:space="preserve">Where each one is taught and how it’s graded:</w:t>
       </w:r>
     </w:p>
+    <w:p>
+      <w:pPr>
+        <w:pStyle w:val="TableCaption"/>
+      </w:pPr>
+      <w:r>
+        <w:t xml:space="preserve">The four course outcomes, where each is taught, and how each is graded.</w:t>
+      </w:r>
+    </w:p>
     <w:tbl>
       <w:tblPr>
         <w:tblStyle w:val="Table"/>
         <w:tblW w:type="pct" w:w="5000"/>
         <w:tblLook w:firstRow="1" w:lastRow="0" w:firstColumn="0" w:lastColumn="0" w:noHBand="0" w:noVBand="0" w:val="0020"/>
         <w:jc w:val="start"/>
+        <w:tblCaption w:val="The four course outcomes, where each is taught, and how each is graded."/>
       </w:tblPr>
       <w:tblGrid>
         <w:gridCol w:w="2640"/>
@@ -7546,12 +7654,21 @@
         <w:t xml:space="preserve">.</w:t>
       </w:r>
     </w:p>
+    <w:p>
+      <w:pPr>
+        <w:pStyle w:val="TableCaption"/>
+      </w:pPr>
+      <w:r>
+        <w:t xml:space="preserve">Contact details for the Disability Access Center.</w:t>
+      </w:r>
+    </w:p>
     <w:tbl>
       <w:tblPr>
         <w:tblStyle w:val="Table"/>
         <w:tblW w:type="pct" w:w="5000"/>
         <w:tblLook w:firstRow="0" w:lastRow="0" w:firstColumn="0" w:lastColumn="0" w:noHBand="0" w:noVBand="0" w:val="0000"/>
         <w:jc w:val="start"/>
+        <w:tblCaption w:val="Contact details for the Disability Access Center."/>
       </w:tblPr>
       <w:tblGrid>
         <w:gridCol w:w="3960"/>
@@ -8052,12 +8169,21 @@
         <w:t xml:space="preserve">Emergencies</w:t>
       </w:r>
     </w:p>
+    <w:p>
+      <w:pPr>
+        <w:pStyle w:val="TableCaption"/>
+      </w:pPr>
+      <w:r>
+        <w:t xml:space="preserve">What to do in an emergency or a campus closure.</w:t>
+      </w:r>
+    </w:p>
     <w:tbl>
       <w:tblPr>
         <w:tblStyle w:val="Table"/>
         <w:tblW w:type="pct" w:w="5000"/>
         <w:tblLook w:firstRow="1" w:lastRow="0" w:firstColumn="0" w:lastColumn="0" w:noHBand="0" w:noVBand="0" w:val="0020"/>
         <w:jc w:val="start"/>
+        <w:tblCaption w:val="What to do in an emergency or a campus closure."/>
       </w:tblPr>
       <w:tblGrid>
         <w:gridCol w:w="3960"/>
@@ -8297,12 +8423,21 @@
         <w:t xml:space="preserve">Course help</w:t>
       </w:r>
     </w:p>
+    <w:p>
+      <w:pPr>
+        <w:pStyle w:val="TableCaption"/>
+      </w:pPr>
+      <w:r>
+        <w:t xml:space="preserve">Where to go for help with the course material and your code.</w:t>
+      </w:r>
+    </w:p>
     <w:tbl>
       <w:tblPr>
         <w:tblStyle w:val="Table"/>
         <w:tblW w:type="pct" w:w="5000"/>
         <w:tblLook w:firstRow="1" w:lastRow="0" w:firstColumn="0" w:lastColumn="0" w:noHBand="0" w:noVBand="0" w:val="0020"/>
         <w:jc w:val="start"/>
+        <w:tblCaption w:val="Where to go for help with the course material and your code."/>
       </w:tblPr>
       <w:tblGrid>
         <w:gridCol w:w="3960"/>
@@ -8496,12 +8631,21 @@
         <w:t xml:space="preserve">Tech help</w:t>
       </w:r>
     </w:p>
+    <w:p>
+      <w:pPr>
+        <w:pStyle w:val="TableCaption"/>
+      </w:pPr>
+      <w:r>
+        <w:t xml:space="preserve">Where to go when Canvas, your account, or your software is not working.</w:t>
+      </w:r>
+    </w:p>
     <w:tbl>
       <w:tblPr>
         <w:tblStyle w:val="Table"/>
         <w:tblW w:type="pct" w:w="5000"/>
         <w:tblLook w:firstRow="1" w:lastRow="0" w:firstColumn="0" w:lastColumn="0" w:noHBand="0" w:noVBand="0" w:val="0020"/>
         <w:jc w:val="start"/>
+        <w:tblCaption w:val="Where to go when Canvas, your account, or your software is not working."/>
       </w:tblPr>
       <w:tblGrid>
         <w:gridCol w:w="3960"/>
@@ -8802,12 +8946,21 @@
         <w:t xml:space="preserve">Life help</w:t>
       </w:r>
     </w:p>
+    <w:p>
+      <w:pPr>
+        <w:pStyle w:val="TableCaption"/>
+      </w:pPr>
+      <w:r>
+        <w:t xml:space="preserve">Clark support services for things outside the classroom.</w:t>
+      </w:r>
+    </w:p>
     <w:tbl>
       <w:tblPr>
         <w:tblStyle w:val="Table"/>
         <w:tblW w:type="pct" w:w="5000"/>
         <w:tblLook w:firstRow="1" w:lastRow="0" w:firstColumn="0" w:lastColumn="0" w:noHBand="0" w:noVBand="0" w:val="0020"/>
         <w:jc w:val="start"/>
+        <w:tblCaption w:val="Clark support services for things outside the classroom."/>
       </w:tblPr>
       <w:tblGrid>
         <w:gridCol w:w="3960"/>

--- a/fall-2026/ctec121/CTEC_121_Syllabus_Fall_2026.docx
+++ b/fall-2026/ctec121/CTEC_121_Syllabus_Fall_2026.docx
@@ -1955,7 +1955,7 @@
         <w:pStyle w:val="BodyText"/>
       </w:pPr>
       <w:r>
-        <w:t xml:space="preserve">Each week you’ll work through a Canvas module: readings, videos, labs, a problem set, and a collaborative assignment. Most weeks also open with a short in-class quiz on the module you just finished — eight across the quarter, on the dates in the schedule. Modules open on Sundays, except Modules 0 and 1, which open on the first day of class.</w:t>
+        <w:t xml:space="preserve">Each week you’ll work through a Canvas module — Module 1 spans the first two weeks — with readings, videos, labs, a problem set, and a collaborative assignment. Most weeks also open with a short in-class quiz on the module you just finished — eight across the quarter, on the dates in the schedule. Modules open on Sundays, except Modules 0 and 1, which open on the first day of class.</w:t>
       </w:r>
     </w:p>
     <w:p>
@@ -3190,7 +3190,7 @@
           <w:bCs/>
           <w:b/>
         </w:rPr>
-        <w:t xml:space="preserve">Module 8 (regular expressions) has no quiz.</w:t>
+        <w:t xml:space="preserve">Module 9 (regular expressions) has no quiz.</w:t>
       </w:r>
       <w:r>
         <w:t xml:space="preserve"> </w:t>
@@ -5427,7 +5427,7 @@
         <w:t xml:space="preserve"> </w:t>
       </w:r>
       <w:r>
-        <w:t xml:space="preserve">Week 10 has only one class session; it’s the week of Thanksgiving, and the final exam is the Monday right after the break. Regular expressions land in that week on purpose — they’re well suited to focused practice with the documentation open, which is how you’ll use them in real work. Module 8’s work is due</w:t>
+        <w:t xml:space="preserve">Week 10 has only one class session; it’s the week of Thanksgiving, and the final exam is the Monday right after the break. Regular expressions land in that week on purpose — they’re well suited to focused practice with the documentation open, which is how you’ll use them in real work. Module 9’s work is due</w:t>
       </w:r>
       <w:r>
         <w:t xml:space="preserve"> </w:t>
@@ -6634,7 +6634,7 @@
         <w:t xml:space="preserve"> </w:t>
       </w:r>
       <w:r>
-        <w:t xml:space="preserve">for a lab or a problem set. Later in the quarter it will be shorter — a disclosure about Module 8 or the final project may get only a few days, because the work still has to be graded before the quarter closes.</w:t>
+        <w:t xml:space="preserve">for a lab or a problem set. Later in the quarter it will be shorter — a disclosure about Module 9 or the final project may get only a few days, because the work still has to be graded before the quarter closes.</w:t>
       </w:r>
     </w:p>
     <w:p>

--- a/fall-2026/ctec121/CTEC_121_Syllabus_Fall_2026.docx
+++ b/fall-2026/ctec121/CTEC_121_Syllabus_Fall_2026.docx
@@ -830,6 +830,22 @@
       </w:r>
       <w:r>
         <w:t xml:space="preserve">— it sets up your coding environment, Slack, and GitHub.</w:t>
+      </w:r>
+      <w:r>
+        <w:t xml:space="preserve"> </w:t>
+      </w:r>
+      <w:r>
+        <w:rPr>
+          <w:bCs/>
+          <w:b/>
+        </w:rPr>
+        <w:t xml:space="preserve">Finish it by Thursday, September 24, at 11:59 PM Pacific.</w:t>
+      </w:r>
+      <w:r>
+        <w:t xml:space="preserve"> </w:t>
+      </w:r>
+      <w:r>
+        <w:t xml:space="preserve">Under Clark’s first-week policy, anyone who hasn’t will be dropped from the course on Friday, September 25.</w:t>
       </w:r>
     </w:p>
     <w:p>
@@ -2984,7 +3000,7 @@
         <w:t xml:space="preserve">three more days — through Wednesday at 11:59 PM — at full credit</w:t>
       </w:r>
       <w:r>
-        <w:t xml:space="preserve">. Two things sit outside it: anything taken in class, and the final project.</w:t>
+        <w:t xml:space="preserve">. Three things sit outside it: Module 0 (due Thursday, September 24), anything taken in class, and the final project.</w:t>
       </w:r>
     </w:p>
     <w:bookmarkEnd w:id="39"/>
@@ -3418,7 +3434,7 @@
           <w:bCs/>
           <w:b/>
         </w:rPr>
-        <w:t xml:space="preserve">December 4 is firm — it’s the only take-home deadline without the three-day window.</w:t>
+        <w:t xml:space="preserve">December 4 is firm — like Module 0, it has no three-day window.</w:t>
       </w:r>
       <w:r>
         <w:t xml:space="preserve"> </w:t>
@@ -4305,13 +4321,39 @@
           <w:bCs/>
           <w:b/>
         </w:rPr>
-        <w:t xml:space="preserve">Two things sit outside the window.</w:t>
+        <w:t xml:space="preserve">Three things sit outside the window.</w:t>
       </w:r>
       <w:r>
         <w:t xml:space="preserve"> </w:t>
       </w:r>
       <w:r>
         <w:t xml:space="preserve">First,</w:t>
+      </w:r>
+      <w:r>
+        <w:t xml:space="preserve"> </w:t>
+      </w:r>
+      <w:r>
+        <w:rPr>
+          <w:bCs/>
+          <w:b/>
+        </w:rPr>
+        <w:t xml:space="preserve">Module 0</w:t>
+      </w:r>
+      <w:r>
+        <w:t xml:space="preserve">, due</w:t>
+      </w:r>
+      <w:r>
+        <w:t xml:space="preserve"> </w:t>
+      </w:r>
+      <w:r>
+        <w:rPr>
+          <w:bCs/>
+          <w:b/>
+        </w:rPr>
+        <w:t xml:space="preserve">Thursday, September 24, at 11:59 PM Pacific</w:t>
+      </w:r>
+      <w:r>
+        <w:t xml:space="preserve">: under Clark’s first-week policy, I drop anyone who hasn’t finished it on Friday, September 25. If something is in your way, message me on Slack before Thursday. Second,</w:t>
       </w:r>
       <w:r>
         <w:t xml:space="preserve"> </w:t>
@@ -4343,7 +4385,7 @@
         <w:t xml:space="preserve"> </w:t>
       </w:r>
       <w:r>
-        <w:t xml:space="preserve">the date. Second, the</w:t>
+        <w:t xml:space="preserve">the date. Third, the</w:t>
       </w:r>
       <w:r>
         <w:t xml:space="preserve"> </w:t>
@@ -4577,6 +4619,22 @@
                 <w:bCs/>
                 <w:b/>
               </w:rPr>
+              <w:t xml:space="preserve">Thursday, September 24</w:t>
+            </w:r>
+            <w:r>
+              <w:t xml:space="preserve"> </w:t>
+            </w:r>
+            <w:r>
+              <w:t xml:space="preserve">— Module 0, no window ·</w:t>
+            </w:r>
+            <w:r>
+              <w:t xml:space="preserve"> </w:t>
+            </w:r>
+            <w:r>
+              <w:rPr>
+                <w:bCs/>
+                <w:b/>
+              </w:rPr>
               <w:t xml:space="preserve">Sunday, October 4</w:t>
             </w:r>
             <w:r>
@@ -5313,7 +5371,7 @@
               <w:t xml:space="preserve"> </w:t>
             </w:r>
             <w:r>
-              <w:t xml:space="preserve">— Final project. Firm: the only take-home deadline without the window.</w:t>
+              <w:t xml:space="preserve">— Final project. Firm: no three-day window.</w:t>
             </w:r>
           </w:p>
         </w:tc>
@@ -5401,7 +5459,7 @@
         <w:t xml:space="preserve">Wednesday at 11:59 PM</w:t>
       </w:r>
       <w:r>
-        <w:t xml:space="preserve">. Quizzes, the midterm and the final exam are taken in class on the dates shown in the Topic column, so they aren’t part of that window — and neither is the final project.</w:t>
+        <w:t xml:space="preserve">. Quizzes, the midterm and the final exam are taken in class on the dates shown in the Topic column, so they aren’t part of that window — and neither are Module 0 and the final project.</w:t>
       </w:r>
     </w:p>
     <w:p>

--- a/fall-2026/ctec121/CTEC_121_Syllabus_Fall_2026.docx
+++ b/fall-2026/ctec121/CTEC_121_Syllabus_Fall_2026.docx
@@ -813,39 +813,68 @@
         <w:pStyle w:val="Compact"/>
       </w:pPr>
       <w:r>
-        <w:t xml:space="preserve">Work through</w:t>
-      </w:r>
-      <w:r>
-        <w:t xml:space="preserve"> </w:t>
-      </w:r>
-      <w:r>
-        <w:rPr>
-          <w:bCs/>
-          <w:b/>
-        </w:rPr>
-        <w:t xml:space="preserve">Module 0</w:t>
-      </w:r>
-      <w:r>
-        <w:t xml:space="preserve"> </w:t>
-      </w:r>
-      <w:r>
-        <w:t xml:space="preserve">— it sets up your coding environment, Slack, and GitHub.</w:t>
-      </w:r>
-      <w:r>
-        <w:t xml:space="preserve"> </w:t>
-      </w:r>
-      <w:r>
-        <w:rPr>
-          <w:bCs/>
-          <w:b/>
-        </w:rPr>
-        <w:t xml:space="preserve">Finish it by Thursday, September 24, at 11:59 PM Pacific.</w:t>
-      </w:r>
-      <w:r>
-        <w:t xml:space="preserve"> </w:t>
-      </w:r>
-      <w:r>
-        <w:t xml:space="preserve">Under Clark’s first-week policy, anyone who hasn’t will be dropped from the course on Friday, September 25.</w:t>
+        <w:t xml:space="preserve">Complete the</w:t>
+      </w:r>
+      <w:r>
+        <w:t xml:space="preserve"> </w:t>
+      </w:r>
+      <w:r>
+        <w:rPr>
+          <w:bCs/>
+          <w:b/>
+        </w:rPr>
+        <w:t xml:space="preserve">first-week assignments</w:t>
+      </w:r>
+      <w:r>
+        <w:t xml:space="preserve"> </w:t>
+      </w:r>
+      <w:r>
+        <w:t xml:space="preserve">in two Canvas modules,</w:t>
+      </w:r>
+      <w:r>
+        <w:t xml:space="preserve"> </w:t>
+      </w:r>
+      <w:r>
+        <w:rPr>
+          <w:bCs/>
+          <w:b/>
+        </w:rPr>
+        <w:t xml:space="preserve">First Things First</w:t>
+      </w:r>
+      <w:r>
+        <w:t xml:space="preserve"> </w:t>
+      </w:r>
+      <w:r>
+        <w:t xml:space="preserve">and</w:t>
+      </w:r>
+      <w:r>
+        <w:t xml:space="preserve"> </w:t>
+      </w:r>
+      <w:r>
+        <w:rPr>
+          <w:bCs/>
+          <w:b/>
+        </w:rPr>
+        <w:t xml:space="preserve">Setting Up Your Coding Environment</w:t>
+      </w:r>
+      <w:r>
+        <w:t xml:space="preserve">. Each has its own due date;</w:t>
+      </w:r>
+      <w:r>
+        <w:t xml:space="preserve"> </w:t>
+      </w:r>
+      <w:r>
+        <w:rPr>
+          <w:bCs/>
+          <w:b/>
+        </w:rPr>
+        <w:t xml:space="preserve">the last is Thursday, September 24, at 11:59 PM Pacific.</w:t>
+      </w:r>
+      <w:r>
+        <w:t xml:space="preserve"> </w:t>
+      </w:r>
+      <w:r>
+        <w:t xml:space="preserve">Under Clark’s first-week policy, anyone who hasn’t finished them all will be dropped from the course on Friday, September 25.</w:t>
       </w:r>
     </w:p>
     <w:p>
@@ -2373,7 +2402,7 @@
               <w:jc w:val="left"/>
             </w:pPr>
             <w:r>
-              <w:t xml:space="preserve">Free — it’s how you sign into cs50.dev. Setup in Module 0; an existing account is fine.</w:t>
+              <w:t xml:space="preserve">Free — it’s how you sign into cs50.dev. Setup is in the Setting Up Your Coding Environment module; an existing account is fine.</w:t>
             </w:r>
           </w:p>
         </w:tc>
@@ -3000,7 +3029,7 @@
         <w:t xml:space="preserve">three more days — through Wednesday at 11:59 PM — at full credit</w:t>
       </w:r>
       <w:r>
-        <w:t xml:space="preserve">. Three things sit outside it: Module 0 (due Thursday, September 24), anything taken in class, and the final project.</w:t>
+        <w:t xml:space="preserve">. Three things sit outside it: the first-week assignments (all due by Thursday, September 24), anything taken in class, and the final project.</w:t>
       </w:r>
     </w:p>
     <w:bookmarkEnd w:id="39"/>
@@ -3434,7 +3463,7 @@
           <w:bCs/>
           <w:b/>
         </w:rPr>
-        <w:t xml:space="preserve">December 4 is firm — like Module 0, it has no three-day window.</w:t>
+        <w:t xml:space="preserve">December 4 is firm — like the first-week assignments, it has no three-day window.</w:t>
       </w:r>
       <w:r>
         <w:t xml:space="preserve"> </w:t>
@@ -4327,20 +4356,23 @@
         <w:t xml:space="preserve"> </w:t>
       </w:r>
       <w:r>
-        <w:t xml:space="preserve">First,</w:t>
-      </w:r>
-      <w:r>
-        <w:t xml:space="preserve"> </w:t>
-      </w:r>
-      <w:r>
-        <w:rPr>
-          <w:bCs/>
-          <w:b/>
-        </w:rPr>
-        <w:t xml:space="preserve">Module 0</w:t>
-      </w:r>
-      <w:r>
-        <w:t xml:space="preserve">, due</w:t>
+        <w:t xml:space="preserve">First, the</w:t>
+      </w:r>
+      <w:r>
+        <w:t xml:space="preserve"> </w:t>
+      </w:r>
+      <w:r>
+        <w:rPr>
+          <w:bCs/>
+          <w:b/>
+        </w:rPr>
+        <w:t xml:space="preserve">first-week assignments</w:t>
+      </w:r>
+      <w:r>
+        <w:t xml:space="preserve"> </w:t>
+      </w:r>
+      <w:r>
+        <w:t xml:space="preserve">in First Things First and Setting Up Your Coding Environment, all due by</w:t>
       </w:r>
       <w:r>
         <w:t xml:space="preserve"> </w:t>
@@ -4353,7 +4385,7 @@
         <w:t xml:space="preserve">Thursday, September 24, at 11:59 PM Pacific</w:t>
       </w:r>
       <w:r>
-        <w:t xml:space="preserve">: under Clark’s first-week policy, I drop anyone who hasn’t finished it on Friday, September 25. If something is in your way, message me on Slack before Thursday. Second,</w:t>
+        <w:t xml:space="preserve">: under Clark’s first-week policy, I drop anyone who hasn’t finished them on Friday, September 25. If something is in your way, message me on Slack before Thursday. Second,</w:t>
       </w:r>
       <w:r>
         <w:t xml:space="preserve"> </w:t>
@@ -4625,7 +4657,7 @@
               <w:t xml:space="preserve"> </w:t>
             </w:r>
             <w:r>
-              <w:t xml:space="preserve">— Module 0, no window ·</w:t>
+              <w:t xml:space="preserve">— First-week assignments, no window ·</w:t>
             </w:r>
             <w:r>
               <w:t xml:space="preserve"> </w:t>
@@ -5459,7 +5491,7 @@
         <w:t xml:space="preserve">Wednesday at 11:59 PM</w:t>
       </w:r>
       <w:r>
-        <w:t xml:space="preserve">. Quizzes, the midterm and the final exam are taken in class on the dates shown in the Topic column, so they aren’t part of that window — and neither are Module 0 and the final project.</w:t>
+        <w:t xml:space="preserve">. Quizzes, the midterm and the final exam are taken in class on the dates shown in the Topic column, so they aren’t part of that window — and neither are the first-week assignments and the final project.</w:t>
       </w:r>
     </w:p>
     <w:p>

--- a/fall-2026/ctec121/CTEC_121_Syllabus_Fall_2026.docx
+++ b/fall-2026/ctec121/CTEC_121_Syllabus_Fall_2026.docx
@@ -3000,7 +3000,7 @@
         <w:t xml:space="preserve"> </w:t>
       </w:r>
       <w:r>
-        <w:t xml:space="preserve">everything is due</w:t>
+        <w:t xml:space="preserve">labs, problem sets, and collaborative assignments are due</w:t>
       </w:r>
       <w:r>
         <w:t xml:space="preserve"> </w:t>
@@ -3030,6 +3030,16 @@
       </w:r>
       <w:r>
         <w:t xml:space="preserve">. Three things sit outside it: the first-week assignments (all due by Thursday, September 24), anything taken in class, and the final project.</w:t>
+      </w:r>
+      <w:r>
+        <w:t xml:space="preserve"> </w:t>
+      </w:r>
+      <w:r>
+        <w:rPr>
+          <w:bCs/>
+          <w:b/>
+        </w:rPr>
+        <w:t xml:space="preserve">Canvas carries the exact date for every assignment; where it differs from this syllabus, Canvas is correct.</w:t>
       </w:r>
     </w:p>
     <w:bookmarkEnd w:id="39"/>
@@ -3153,29 +3163,13 @@
           <w:bCs/>
           <w:b/>
         </w:rPr>
-        <w:t xml:space="preserve">first class session after that module’s Sunday due date.</w:t>
-      </w:r>
-      <w:r>
-        <w:t xml:space="preserve"> </w:t>
-      </w:r>
-      <w:r>
-        <w:t xml:space="preserve">In practice that means Mondays —</w:t>
-      </w:r>
-      <w:r>
-        <w:t xml:space="preserve"> </w:t>
-      </w:r>
-      <w:r>
-        <w:rPr>
-          <w:bCs/>
-          <w:b/>
-        </w:rPr>
-        <w:t xml:space="preserve">October 5, 12, 19 and 26, and November 2, 9, 16 and 23.</w:t>
-      </w:r>
-      <w:r>
-        <w:t xml:space="preserve"> </w:t>
-      </w:r>
-      <w:r>
-        <w:t xml:space="preserve">They’re marked on the schedule below, and I’ll remind you the session before. You will never walk into a surprise quiz.</w:t>
+        <w:t xml:space="preserve">first class session after that module’s work is due.</w:t>
+      </w:r>
+      <w:r>
+        <w:t xml:space="preserve"> </w:t>
+      </w:r>
+      <w:r>
+        <w:t xml:space="preserve">In practice that means Mondays. They’re marked on the schedule below, and I’ll remind you the session before. You will never walk into a surprise quiz.</w:t>
       </w:r>
     </w:p>
     <w:p>
@@ -4528,7 +4522,7 @@
         <w:pStyle w:val="TableCaption"/>
       </w:pPr>
       <w:r>
-        <w:t xml:space="preserve">The quarter week by week: dates, topics, quiz and exam dates, and what is due each week.</w:t>
+        <w:t xml:space="preserve">The quarter week by week: dates, topics, and what is due each week.</w:t>
       </w:r>
     </w:p>
     <w:tbl>
@@ -4537,7 +4531,7 @@
         <w:tblW w:type="pct" w:w="5000"/>
         <w:tblLook w:firstRow="1" w:lastRow="0" w:firstColumn="0" w:lastColumn="0" w:noHBand="0" w:noVBand="0" w:val="0020"/>
         <w:jc w:val="start"/>
-        <w:tblCaption w:val="The quarter week by week: dates, topics, quiz and exam dates, and what is due each week."/>
+        <w:tblCaption w:val="The quarter week by week: dates, topics, and what is due each week."/>
       </w:tblPr>
       <w:tblGrid>
         <w:gridCol w:w="1980"/>
@@ -4593,7 +4587,7 @@
               <w:jc w:val="left"/>
             </w:pPr>
             <w:r>
-              <w:t xml:space="preserve">Due that week</w:t>
+              <w:t xml:space="preserve">What’s due</w:t>
             </w:r>
           </w:p>
         </w:tc>
@@ -4657,23 +4651,7 @@
               <w:t xml:space="preserve"> </w:t>
             </w:r>
             <w:r>
-              <w:t xml:space="preserve">— First-week assignments, no window ·</w:t>
-            </w:r>
-            <w:r>
-              <w:t xml:space="preserve"> </w:t>
-            </w:r>
-            <w:r>
-              <w:rPr>
-                <w:bCs/>
-                <w:b/>
-              </w:rPr>
-              <w:t xml:space="preserve">Sunday, October 4</w:t>
-            </w:r>
-            <w:r>
-              <w:t xml:space="preserve"> </w:t>
-            </w:r>
-            <w:r>
-              <w:t xml:space="preserve">— Lab 0 · Problem Set 0 · Collaborative 0</w:t>
+              <w:t xml:space="preserve">— First-week assignments, no window · Lab 0 · Problem Set 0 · Collaborative 0</w:t>
             </w:r>
           </w:p>
         </w:tc>
@@ -4725,29 +4703,19 @@
                 <w:bCs/>
                 <w:b/>
               </w:rPr>
-              <w:t xml:space="preserve">Quiz 0 in class Mon Oct 5</w:t>
-            </w:r>
-          </w:p>
-        </w:tc>
-        <w:tc>
-          <w:tcPr/>
-          <w:p>
-            <w:pPr>
-              <w:pStyle w:val="Compact"/>
-              <w:jc w:val="left"/>
-            </w:pPr>
-            <w:r>
-              <w:rPr>
-                <w:bCs/>
-                <w:b/>
-              </w:rPr>
-              <w:t xml:space="preserve">Sunday, October 11</w:t>
-            </w:r>
-            <w:r>
-              <w:t xml:space="preserve"> </w:t>
-            </w:r>
-            <w:r>
-              <w:t xml:space="preserve">— Lab 1 · Problem Set 1 · Collaborative 1</w:t>
+              <w:t xml:space="preserve">Quiz 0 in class Monday</w:t>
+            </w:r>
+          </w:p>
+        </w:tc>
+        <w:tc>
+          <w:tcPr/>
+          <w:p>
+            <w:pPr>
+              <w:pStyle w:val="Compact"/>
+              <w:jc w:val="left"/>
+            </w:pPr>
+            <w:r>
+              <w:t xml:space="preserve">Lab 1 · Problem Set 1 · Collaborative 1</w:t>
             </w:r>
           </w:p>
         </w:tc>
@@ -4799,29 +4767,19 @@
                 <w:bCs/>
                 <w:b/>
               </w:rPr>
-              <w:t xml:space="preserve">Quiz 1 in class Mon Oct 12</w:t>
-            </w:r>
-          </w:p>
-        </w:tc>
-        <w:tc>
-          <w:tcPr/>
-          <w:p>
-            <w:pPr>
-              <w:pStyle w:val="Compact"/>
-              <w:jc w:val="left"/>
-            </w:pPr>
-            <w:r>
-              <w:rPr>
-                <w:bCs/>
-                <w:b/>
-              </w:rPr>
-              <w:t xml:space="preserve">Sunday, October 18</w:t>
-            </w:r>
-            <w:r>
-              <w:t xml:space="preserve"> </w:t>
-            </w:r>
-            <w:r>
-              <w:t xml:space="preserve">— Lab 2 · Problem Set 2 · Collaborative 2</w:t>
+              <w:t xml:space="preserve">Quiz 1 in class Monday</w:t>
+            </w:r>
+          </w:p>
+        </w:tc>
+        <w:tc>
+          <w:tcPr/>
+          <w:p>
+            <w:pPr>
+              <w:pStyle w:val="Compact"/>
+              <w:jc w:val="left"/>
+            </w:pPr>
+            <w:r>
+              <w:t xml:space="preserve">Lab 2 · Problem Set 2 · Collaborative 2</w:t>
             </w:r>
           </w:p>
         </w:tc>
@@ -4873,7 +4831,7 @@
                 <w:bCs/>
                 <w:b/>
               </w:rPr>
-              <w:t xml:space="preserve">Quiz 2 in class Mon Oct 19</w:t>
+              <w:t xml:space="preserve">Quiz 2 in class Monday</w:t>
             </w:r>
             <w:r>
               <w:t xml:space="preserve"> </w:t>
@@ -4901,17 +4859,7 @@
               <w:jc w:val="left"/>
             </w:pPr>
             <w:r>
-              <w:rPr>
-                <w:bCs/>
-                <w:b/>
-              </w:rPr>
-              <w:t xml:space="preserve">Sunday, October 25</w:t>
-            </w:r>
-            <w:r>
-              <w:t xml:space="preserve"> </w:t>
-            </w:r>
-            <w:r>
-              <w:t xml:space="preserve">— Lab 3 · Problem Set 3 · Collaborative 3</w:t>
+              <w:t xml:space="preserve">Lab 3 · Problem Set 3 · Collaborative 3</w:t>
             </w:r>
           </w:p>
         </w:tc>
@@ -4963,7 +4911,7 @@
                 <w:bCs/>
                 <w:b/>
               </w:rPr>
-              <w:t xml:space="preserve">Quiz 3 in class Mon Oct 26</w:t>
+              <w:t xml:space="preserve">Quiz 3 in class Monday</w:t>
             </w:r>
             <w:r>
               <w:t xml:space="preserve"> </w:t>
@@ -4991,17 +4939,7 @@
               <w:jc w:val="left"/>
             </w:pPr>
             <w:r>
-              <w:rPr>
-                <w:bCs/>
-                <w:b/>
-              </w:rPr>
-              <w:t xml:space="preserve">Sunday, November 1</w:t>
-            </w:r>
-            <w:r>
-              <w:t xml:space="preserve"> </w:t>
-            </w:r>
-            <w:r>
-              <w:t xml:space="preserve">— Lab 4 · Problem Set 4 · Collaborative 4</w:t>
+              <w:t xml:space="preserve">Lab 4 · Problem Set 4 · Collaborative 4</w:t>
             </w:r>
           </w:p>
         </w:tc>
@@ -5053,29 +4991,19 @@
                 <w:bCs/>
                 <w:b/>
               </w:rPr>
-              <w:t xml:space="preserve">Quiz 4 in class Mon Nov 2</w:t>
-            </w:r>
-          </w:p>
-        </w:tc>
-        <w:tc>
-          <w:tcPr/>
-          <w:p>
-            <w:pPr>
-              <w:pStyle w:val="Compact"/>
-              <w:jc w:val="left"/>
-            </w:pPr>
-            <w:r>
-              <w:rPr>
-                <w:bCs/>
-                <w:b/>
-              </w:rPr>
-              <w:t xml:space="preserve">Sunday, November 8</w:t>
-            </w:r>
-            <w:r>
-              <w:t xml:space="preserve"> </w:t>
-            </w:r>
-            <w:r>
-              <w:t xml:space="preserve">— Lab 5 · Problem Set 5 · Collaborative 5</w:t>
+              <w:t xml:space="preserve">Quiz 4 in class Monday</w:t>
+            </w:r>
+          </w:p>
+        </w:tc>
+        <w:tc>
+          <w:tcPr/>
+          <w:p>
+            <w:pPr>
+              <w:pStyle w:val="Compact"/>
+              <w:jc w:val="left"/>
+            </w:pPr>
+            <w:r>
+              <w:t xml:space="preserve">Lab 5 · Problem Set 5 · Collaborative 5</w:t>
             </w:r>
           </w:p>
         </w:tc>
@@ -5127,7 +5055,7 @@
                 <w:bCs/>
                 <w:b/>
               </w:rPr>
-              <w:t xml:space="preserve">Quiz 5 in class Mon Nov 9</w:t>
+              <w:t xml:space="preserve">Quiz 5 in class Monday</w:t>
             </w:r>
             <w:r>
               <w:t xml:space="preserve"> </w:t>
@@ -5155,17 +5083,7 @@
               <w:jc w:val="left"/>
             </w:pPr>
             <w:r>
-              <w:rPr>
-                <w:bCs/>
-                <w:b/>
-              </w:rPr>
-              <w:t xml:space="preserve">Sunday, November 15</w:t>
-            </w:r>
-            <w:r>
-              <w:t xml:space="preserve"> </w:t>
-            </w:r>
-            <w:r>
-              <w:t xml:space="preserve">— Lab 6 · Problem Set 6 · Collaborative 6</w:t>
+              <w:t xml:space="preserve">Lab 6 · Problem Set 6 · Collaborative 6</w:t>
             </w:r>
           </w:p>
         </w:tc>
@@ -5217,29 +5135,19 @@
                 <w:bCs/>
                 <w:b/>
               </w:rPr>
-              <w:t xml:space="preserve">Quiz 6 in class Mon Nov 16</w:t>
-            </w:r>
-          </w:p>
-        </w:tc>
-        <w:tc>
-          <w:tcPr/>
-          <w:p>
-            <w:pPr>
-              <w:pStyle w:val="Compact"/>
-              <w:jc w:val="left"/>
-            </w:pPr>
-            <w:r>
-              <w:rPr>
-                <w:bCs/>
-                <w:b/>
-              </w:rPr>
-              <w:t xml:space="preserve">Sunday, November 22</w:t>
-            </w:r>
-            <w:r>
-              <w:t xml:space="preserve"> </w:t>
-            </w:r>
-            <w:r>
-              <w:t xml:space="preserve">— Lab 7 · Problem Set 7 · Collaborative 7</w:t>
+              <w:t xml:space="preserve">Quiz 6 in class Monday</w:t>
+            </w:r>
+          </w:p>
+        </w:tc>
+        <w:tc>
+          <w:tcPr/>
+          <w:p>
+            <w:pPr>
+              <w:pStyle w:val="Compact"/>
+              <w:jc w:val="left"/>
+            </w:pPr>
+            <w:r>
+              <w:t xml:space="preserve">Lab 7 · Problem Set 7 · Collaborative 7</w:t>
             </w:r>
           </w:p>
         </w:tc>
@@ -5291,7 +5199,7 @@
                 <w:bCs/>
                 <w:b/>
               </w:rPr>
-              <w:t xml:space="preserve">Quiz 7 in class Mon Nov 23</w:t>
+              <w:t xml:space="preserve">Quiz 7 in class Monday</w:t>
             </w:r>
             <w:r>
               <w:t xml:space="preserve"> </w:t>
@@ -5319,17 +5227,7 @@
               <w:jc w:val="left"/>
             </w:pPr>
             <w:r>
-              <w:rPr>
-                <w:bCs/>
-                <w:b/>
-              </w:rPr>
-              <w:t xml:space="preserve">Sunday, November 29</w:t>
-            </w:r>
-            <w:r>
-              <w:t xml:space="preserve"> </w:t>
-            </w:r>
-            <w:r>
-              <w:t xml:space="preserve">— Lab 8 · Problem Set 8 · Collaborative 8</w:t>
+              <w:t xml:space="preserve">Lab 8 · Problem Set 8 · Collaborative 8</w:t>
             </w:r>
           </w:p>
         </w:tc>
@@ -5472,13 +5370,47 @@
           <w:bCs/>
           <w:b/>
         </w:rPr>
-        <w:t xml:space="preserve">The bold date in the last column is the deadline</w:t>
-      </w:r>
-      <w:r>
-        <w:t xml:space="preserve"> </w:t>
-      </w:r>
-      <w:r>
-        <w:t xml:space="preserve">— 11:59 PM Pacific that day. Everything under it stays open three more days at full credit, through the following</w:t>
+        <w:t xml:space="preserve">Exact due dates live in Canvas.</w:t>
+      </w:r>
+      <w:r>
+        <w:t xml:space="preserve"> </w:t>
+      </w:r>
+      <w:r>
+        <w:t xml:space="preserve">Every assignment carries its own due date there, and Canvas is the one that counts — if a date in this syllabus ever disagrees with Canvas, go with Canvas. The dates printed here are the fixed ones, and they will not move: the first-week deadline, the midterm, the final exam, the final project, and the last day to withdraw.</w:t>
+      </w:r>
+    </w:p>
+    <w:p>
+      <w:pPr>
+        <w:pStyle w:val="BodyText"/>
+      </w:pPr>
+      <w:r>
+        <w:rPr>
+          <w:bCs/>
+          <w:b/>
+        </w:rPr>
+        <w:t xml:space="preserve">The weekly rhythm:</w:t>
+      </w:r>
+      <w:r>
+        <w:t xml:space="preserve"> </w:t>
+      </w:r>
+      <w:r>
+        <w:t xml:space="preserve">labs, problem sets, and collaborative assignments are due</w:t>
+      </w:r>
+      <w:r>
+        <w:t xml:space="preserve"> </w:t>
+      </w:r>
+      <w:r>
+        <w:rPr>
+          <w:bCs/>
+          <w:b/>
+        </w:rPr>
+        <w:t xml:space="preserve">Sunday at 11:59 PM Pacific</w:t>
+      </w:r>
+      <w:r>
+        <w:t xml:space="preserve"> </w:t>
+      </w:r>
+      <w:r>
+        <w:t xml:space="preserve">and stay open three more days at full credit, through the following</w:t>
       </w:r>
       <w:r>
         <w:t xml:space="preserve"> </w:t>
@@ -5491,7 +5423,7 @@
         <w:t xml:space="preserve">Wednesday at 11:59 PM</w:t>
       </w:r>
       <w:r>
-        <w:t xml:space="preserve">. Quizzes, the midterm and the final exam are taken in class on the dates shown in the Topic column, so they aren’t part of that window — and neither are the first-week assignments and the final project.</w:t>
+        <w:t xml:space="preserve">. Quizzes, the midterm and the final exam are taken in class, so they aren’t part of that window — and neither are the first-week assignments or the final project.</w:t>
       </w:r>
     </w:p>
     <w:p>
@@ -5517,17 +5449,17 @@
         <w:t xml:space="preserve"> </w:t>
       </w:r>
       <w:r>
-        <w:t xml:space="preserve">Week 10 has only one class session; it’s the week of Thanksgiving, and the final exam is the Monday right after the break. Regular expressions land in that week on purpose — they’re well suited to focused practice with the documentation open, which is how you’ll use them in real work. Module 9’s work is due</w:t>
-      </w:r>
-      <w:r>
-        <w:t xml:space="preserve"> </w:t>
-      </w:r>
-      <w:r>
-        <w:rPr>
-          <w:bCs/>
-          <w:b/>
-        </w:rPr>
-        <w:t xml:space="preserve">Sunday, November 29 — the night before the exam.</w:t>
+        <w:t xml:space="preserve">Week 10 has only one class session; it’s the week of Thanksgiving, and the final exam is the Monday right after the break. Regular expressions land in that week on purpose — they’re well suited to focused practice with the documentation open, which is how you’ll use them in real work. Module 9’s work is due the</w:t>
+      </w:r>
+      <w:r>
+        <w:t xml:space="preserve"> </w:t>
+      </w:r>
+      <w:r>
+        <w:rPr>
+          <w:bCs/>
+          <w:b/>
+        </w:rPr>
+        <w:t xml:space="preserve">Sunday night before the exam.</w:t>
       </w:r>
       <w:r>
         <w:t xml:space="preserve"> </w:t>
@@ -5549,7 +5481,7 @@
         <w:t xml:space="preserve"> </w:t>
       </w:r>
       <w:r>
-        <w:t xml:space="preserve">the weekend if you possibly can. The three-day window does technically carry it to Wednesday, December 2, but don’t plan on that: December 2 is two days before your final project is due. Treat the window as a safety net here, not a schedule. Do your exam reviewing during Week 9 and the first half of Week 10, when the review guide is already posted, rather than over the holiday. Week 8 also has a single session.</w:t>
+        <w:t xml:space="preserve">the weekend if you possibly can. The three-day window does technically carry it into the following week, but don’t plan on that: it would land two days before your final project is due. Treat the window as a safety net here, not a schedule. Do your exam reviewing during Week 9 and the first half of Week 10, when the review guide is already posted, rather than over the holiday. Week 8 also has a single session.</w:t>
       </w:r>
     </w:p>
     <w:p>

--- a/fall-2026/ctec121/CTEC_121_Syllabus_Fall_2026.docx
+++ b/fall-2026/ctec121/CTEC_121_Syllabus_Fall_2026.docx
@@ -964,6 +964,56 @@
       </w:r>
       <w:r>
         <w:t xml:space="preserve">: Lab 0, Problem Set 0, Collaborative Assignment 0.</w:t>
+      </w:r>
+    </w:p>
+    <w:p>
+      <w:pPr>
+        <w:pStyle w:val="BlockText"/>
+      </w:pPr>
+      <w:r>
+        <w:rPr>
+          <w:bCs/>
+          <w:b/>
+        </w:rPr>
+        <w:t xml:space="preserve">Week one is the heaviest week of the quarter — and that is deliberate.</w:t>
+      </w:r>
+      <w:r>
+        <w:t xml:space="preserve"> </w:t>
+      </w:r>
+      <w:r>
+        <w:t xml:space="preserve">Nearly everything on that list is a one-time setup task: make an account, install a tool, sign in once. You do it now so you never have to do it again. Getting your environment working</w:t>
+      </w:r>
+      <w:r>
+        <w:t xml:space="preserve"> </w:t>
+      </w:r>
+      <w:r>
+        <w:rPr>
+          <w:iCs/>
+          <w:i/>
+        </w:rPr>
+        <w:t xml:space="preserve">before</w:t>
+      </w:r>
+      <w:r>
+        <w:t xml:space="preserve"> </w:t>
+      </w:r>
+      <w:r>
+        <w:t xml:space="preserve">the real programming starts is what lets every week after this one be about Python instead of about tools — from Week 2 on, when something breaks, it’s your code, not your setup. The Thursday deadline isn’t padding either: Clark’s first-week policy sets it, so this work can’t be spread out. After week one the course settles into a steady weekly rhythm, and it stays there.</w:t>
+      </w:r>
+      <w:r>
+        <w:t xml:space="preserve"> </w:t>
+      </w:r>
+      <w:r>
+        <w:rPr>
+          <w:bCs/>
+          <w:b/>
+        </w:rPr>
+        <w:t xml:space="preserve">If any of it stalls, message me on Slack before Thursday rather than sitting on it</w:t>
+      </w:r>
+      <w:r>
+        <w:t xml:space="preserve"> </w:t>
+      </w:r>
+      <w:r>
+        <w:t xml:space="preserve">— setup problems are completely routine, and they take minutes to fix together instead of hours alone.</w:t>
       </w:r>
     </w:p>
     <w:p>
